--- a/MercariPriceSuggestion/reports/5.3_모델링_ejm.docx
+++ b/MercariPriceSuggestion/reports/5.3_모델링_ejm.docx
@@ -91,13 +91,41 @@
           <w:szCs w:val="24"/>
         </w:rPr>
       </w:pPr>
+      <w:proofErr w:type="spellStart"/>
       <w:r>
         <w:rPr>
           <w:rFonts w:asciiTheme="majorHAnsi" w:eastAsiaTheme="majorEastAsia" w:hAnsiTheme="majorHAnsi" w:cstheme="majorBidi"/>
           <w:sz w:val="24"/>
           <w:szCs w:val="24"/>
         </w:rPr>
-        <w:t>LightGBM (LGBM): 속도와 메모리 효율이 뛰어난 부스팅 모델.</w:t>
+        <w:t>LightGBM</w:t>
+      </w:r>
+      <w:proofErr w:type="spellEnd"/>
+      <w:r>
+        <w:rPr>
+          <w:rFonts w:asciiTheme="majorHAnsi" w:eastAsiaTheme="majorEastAsia" w:hAnsiTheme="majorHAnsi" w:cstheme="majorBidi"/>
+          <w:sz w:val="24"/>
+          <w:szCs w:val="24"/>
+        </w:rPr>
+        <w:t xml:space="preserve"> (LGBM): 속도와 메모리 효율이 뛰어난 </w:t>
+      </w:r>
+      <w:proofErr w:type="spellStart"/>
+      <w:r>
+        <w:rPr>
+          <w:rFonts w:asciiTheme="majorHAnsi" w:eastAsiaTheme="majorEastAsia" w:hAnsiTheme="majorHAnsi" w:cstheme="majorBidi"/>
+          <w:sz w:val="24"/>
+          <w:szCs w:val="24"/>
+        </w:rPr>
+        <w:t>부스팅</w:t>
+      </w:r>
+      <w:proofErr w:type="spellEnd"/>
+      <w:r>
+        <w:rPr>
+          <w:rFonts w:asciiTheme="majorHAnsi" w:eastAsiaTheme="majorEastAsia" w:hAnsiTheme="majorHAnsi" w:cstheme="majorBidi"/>
+          <w:sz w:val="24"/>
+          <w:szCs w:val="24"/>
+        </w:rPr>
+        <w:t xml:space="preserve"> 모델.</w:t>
       </w:r>
     </w:p>
     <w:p>
@@ -112,13 +140,41 @@
           <w:szCs w:val="24"/>
         </w:rPr>
       </w:pPr>
+      <w:proofErr w:type="spellStart"/>
       <w:r>
         <w:rPr>
           <w:rFonts w:asciiTheme="majorHAnsi" w:eastAsiaTheme="majorEastAsia" w:hAnsiTheme="majorHAnsi" w:cstheme="majorBidi"/>
           <w:sz w:val="24"/>
           <w:szCs w:val="24"/>
         </w:rPr>
-        <w:t>XGBoost (XGB): 안정적이고 강력한 성능을 가진 부스팅 모델.</w:t>
+        <w:t>XGBoost</w:t>
+      </w:r>
+      <w:proofErr w:type="spellEnd"/>
+      <w:r>
+        <w:rPr>
+          <w:rFonts w:asciiTheme="majorHAnsi" w:eastAsiaTheme="majorEastAsia" w:hAnsiTheme="majorHAnsi" w:cstheme="majorBidi"/>
+          <w:sz w:val="24"/>
+          <w:szCs w:val="24"/>
+        </w:rPr>
+        <w:t xml:space="preserve"> (XGB): 안정적이고 강력한 성능을 가진 </w:t>
+      </w:r>
+      <w:proofErr w:type="spellStart"/>
+      <w:r>
+        <w:rPr>
+          <w:rFonts w:asciiTheme="majorHAnsi" w:eastAsiaTheme="majorEastAsia" w:hAnsiTheme="majorHAnsi" w:cstheme="majorBidi"/>
+          <w:sz w:val="24"/>
+          <w:szCs w:val="24"/>
+        </w:rPr>
+        <w:t>부스팅</w:t>
+      </w:r>
+      <w:proofErr w:type="spellEnd"/>
+      <w:r>
+        <w:rPr>
+          <w:rFonts w:asciiTheme="majorHAnsi" w:eastAsiaTheme="majorEastAsia" w:hAnsiTheme="majorHAnsi" w:cstheme="majorBidi"/>
+          <w:sz w:val="24"/>
+          <w:szCs w:val="24"/>
+        </w:rPr>
+        <w:t xml:space="preserve"> 모델.</w:t>
       </w:r>
     </w:p>
     <w:p>
@@ -133,13 +189,41 @@
           <w:szCs w:val="24"/>
         </w:rPr>
       </w:pPr>
+      <w:proofErr w:type="spellStart"/>
       <w:r>
         <w:rPr>
           <w:rFonts w:asciiTheme="majorHAnsi" w:eastAsiaTheme="majorEastAsia" w:hAnsiTheme="majorHAnsi" w:cstheme="majorBidi"/>
           <w:sz w:val="24"/>
           <w:szCs w:val="24"/>
         </w:rPr>
-        <w:t>CatBoost (CB): 범주형 변수 처리에 강점을 가진 부스팅 모델.</w:t>
+        <w:t>CatBoost</w:t>
+      </w:r>
+      <w:proofErr w:type="spellEnd"/>
+      <w:r>
+        <w:rPr>
+          <w:rFonts w:asciiTheme="majorHAnsi" w:eastAsiaTheme="majorEastAsia" w:hAnsiTheme="majorHAnsi" w:cstheme="majorBidi"/>
+          <w:sz w:val="24"/>
+          <w:szCs w:val="24"/>
+        </w:rPr>
+        <w:t xml:space="preserve"> (CB): 범주형 변수 처리에 강점을 가진 </w:t>
+      </w:r>
+      <w:proofErr w:type="spellStart"/>
+      <w:r>
+        <w:rPr>
+          <w:rFonts w:asciiTheme="majorHAnsi" w:eastAsiaTheme="majorEastAsia" w:hAnsiTheme="majorHAnsi" w:cstheme="majorBidi"/>
+          <w:sz w:val="24"/>
+          <w:szCs w:val="24"/>
+        </w:rPr>
+        <w:t>부스팅</w:t>
+      </w:r>
+      <w:proofErr w:type="spellEnd"/>
+      <w:r>
+        <w:rPr>
+          <w:rFonts w:asciiTheme="majorHAnsi" w:eastAsiaTheme="majorEastAsia" w:hAnsiTheme="majorHAnsi" w:cstheme="majorBidi"/>
+          <w:sz w:val="24"/>
+          <w:szCs w:val="24"/>
+        </w:rPr>
+        <w:t xml:space="preserve"> 모델.</w:t>
       </w:r>
     </w:p>
     <w:p>
@@ -299,16 +383,34 @@
       <w:pPr>
         <w:ind w:left="800"/>
       </w:pPr>
-      <w:r>
-        <w:t>candidate_et와 mercari_best_latest 모델이 0.9997로 가장 높은 R² 값을 기록하며 가장 우수한 설명력을 나타냈습니다.</w:t>
+      <w:proofErr w:type="spellStart"/>
+      <w:r>
+        <w:t>candidate_et</w:t>
+      </w:r>
+      <w:proofErr w:type="spellEnd"/>
+      <w:r>
+        <w:t xml:space="preserve">와 </w:t>
+      </w:r>
+      <w:proofErr w:type="spellStart"/>
+      <w:r>
+        <w:t>mercari_best_latest</w:t>
+      </w:r>
+      <w:proofErr w:type="spellEnd"/>
+      <w:r>
+        <w:t xml:space="preserve"> 모델이 0.9997로 가장 높은 R² 값을 기록하며 가장 우수한 설명력을 나타냈습니다.</w:t>
       </w:r>
     </w:p>
     <w:p>
       <w:pPr>
         <w:ind w:firstLine="800"/>
       </w:pPr>
-      <w:r>
-        <w:t>candidate_ridge가 0.9888로 가장 낮은 값을 보였습니다.</w:t>
+      <w:proofErr w:type="spellStart"/>
+      <w:r>
+        <w:t>candidate_ridge</w:t>
+      </w:r>
+      <w:proofErr w:type="spellEnd"/>
+      <w:r>
+        <w:t>가 0.9888로 가장 낮은 값을 보였습니다.</w:t>
       </w:r>
     </w:p>
     <w:p>
@@ -324,31 +426,70 @@
         <w:ind w:firstLine="800"/>
       </w:pPr>
       <w:r>
-        <w:t>RMSE는 예측값과 실제값의 차이를 나타내며, 값이 낮을수록 좋습니다.</w:t>
+        <w:t xml:space="preserve">RMSE는 </w:t>
+      </w:r>
+      <w:proofErr w:type="spellStart"/>
+      <w:r>
+        <w:t>예측값과</w:t>
+      </w:r>
+      <w:proofErr w:type="spellEnd"/>
+      <w:r>
+        <w:t xml:space="preserve"> </w:t>
+      </w:r>
+      <w:proofErr w:type="spellStart"/>
+      <w:r>
+        <w:t>실제값의</w:t>
+      </w:r>
+      <w:proofErr w:type="spellEnd"/>
+      <w:r>
+        <w:t xml:space="preserve"> 차이를 나타내며, 값이 낮을수록 좋습니다.</w:t>
       </w:r>
     </w:p>
     <w:p>
       <w:pPr>
         <w:ind w:firstLine="800"/>
       </w:pPr>
-      <w:r>
-        <w:t>candidate_et와 candidate_rf 모델이 각각 0.0133과 0.0124로 가장 낮은 오차를 보였습니다.</w:t>
+      <w:proofErr w:type="spellStart"/>
+      <w:r>
+        <w:t>candidate_et</w:t>
+      </w:r>
+      <w:proofErr w:type="spellEnd"/>
+      <w:r>
+        <w:t xml:space="preserve">와 </w:t>
+      </w:r>
+      <w:proofErr w:type="spellStart"/>
+      <w:r>
+        <w:t>candidate_rf</w:t>
+      </w:r>
+      <w:proofErr w:type="spellEnd"/>
+      <w:r>
+        <w:t xml:space="preserve"> 모델이 각각 0.0133과 0.0124로 가장 낮은 오차를 보였습니다.</w:t>
       </w:r>
     </w:p>
     <w:p>
       <w:pPr>
         <w:ind w:firstLine="800"/>
       </w:pPr>
-      <w:r>
-        <w:t>mercari_best_latest 모델도 0.0124로 매우 낮은 오차를 보였습니다.</w:t>
+      <w:proofErr w:type="spellStart"/>
+      <w:r>
+        <w:t>mercari_best_latest</w:t>
+      </w:r>
+      <w:proofErr w:type="spellEnd"/>
+      <w:r>
+        <w:t xml:space="preserve"> 모델도 0.0124로 매우 낮은 오차를 보였습니다.</w:t>
       </w:r>
     </w:p>
     <w:p>
       <w:pPr>
         <w:ind w:left="800"/>
       </w:pPr>
-      <w:r>
-        <w:t>candidate_ridge 모델은 0.1317로, 다른 모델들에 비해 압도적으로 높은 오차를 보여 성능이 가장 낮음을 시사합니다.</w:t>
+      <w:proofErr w:type="spellStart"/>
+      <w:r>
+        <w:t>candidate_ridge</w:t>
+      </w:r>
+      <w:proofErr w:type="spellEnd"/>
+      <w:r>
+        <w:t xml:space="preserve"> 모델은 0.1317로, 다른 모델들에 비해 압도적으로 높은 오차를 보여 성능이 가장 낮음을 시사합니다.</w:t>
       </w:r>
     </w:p>
     <w:p>
@@ -371,24 +512,39 @@
       <w:pPr>
         <w:ind w:firstLine="800"/>
       </w:pPr>
-      <w:r>
-        <w:t>candidate_et 모델이 0.0015로 가장 낮은 MAE를 기록했습니다.</w:t>
+      <w:proofErr w:type="spellStart"/>
+      <w:r>
+        <w:t>candidate_et</w:t>
+      </w:r>
+      <w:proofErr w:type="spellEnd"/>
+      <w:r>
+        <w:t xml:space="preserve"> 모델이 0.0015로 가장 낮은 MAE를 기록했습니다.</w:t>
       </w:r>
     </w:p>
     <w:p>
       <w:pPr>
         <w:ind w:firstLine="800"/>
       </w:pPr>
-      <w:r>
-        <w:t>candidate_rf 모델이 0.0023으로 그 뒤를 이었습니다.</w:t>
+      <w:proofErr w:type="spellStart"/>
+      <w:r>
+        <w:t>candidate_rf</w:t>
+      </w:r>
+      <w:proofErr w:type="spellEnd"/>
+      <w:r>
+        <w:t xml:space="preserve"> 모델이 0.0023으로 그 뒤를 이었습니다.</w:t>
       </w:r>
     </w:p>
     <w:p>
       <w:pPr>
         <w:ind w:firstLine="800"/>
       </w:pPr>
-      <w:r>
-        <w:t>candidate_ridge 모델은 RMSE와 마찬가지로 0.0826으로 가장 큰 오차를 보였습니다.</w:t>
+      <w:proofErr w:type="spellStart"/>
+      <w:r>
+        <w:t>candidate_ridge</w:t>
+      </w:r>
+      <w:proofErr w:type="spellEnd"/>
+      <w:r>
+        <w:t xml:space="preserve"> 모델은 RMSE와 마찬가지로 0.0826으로 가장 큰 오차를 보였습니다.</w:t>
       </w:r>
     </w:p>
     <w:p>
@@ -420,16 +576,34 @@
       <w:pPr>
         <w:ind w:left="800"/>
       </w:pPr>
-      <w:r>
-        <w:t>candidate_et와 candidate_rf 모델이 가장 낮은 RMSLE를 기록하여, 가격 예측 성능이 우수함을 입증했습니다.</w:t>
+      <w:proofErr w:type="spellStart"/>
+      <w:r>
+        <w:t>candidate_et</w:t>
+      </w:r>
+      <w:proofErr w:type="spellEnd"/>
+      <w:r>
+        <w:t xml:space="preserve">와 </w:t>
+      </w:r>
+      <w:proofErr w:type="spellStart"/>
+      <w:r>
+        <w:t>candidate_rf</w:t>
+      </w:r>
+      <w:proofErr w:type="spellEnd"/>
+      <w:r>
+        <w:t xml:space="preserve"> 모델이 가장 낮은 RMSLE를 기록하여, 가격 예측 성능이 우수함을 입증했습니다.</w:t>
       </w:r>
     </w:p>
     <w:p>
       <w:pPr>
         <w:ind w:firstLine="800"/>
       </w:pPr>
-      <w:r>
-        <w:t>candidate_ridge 모델은 0.1317로 가장 높은 RMSLE를 기록했습니다.</w:t>
+      <w:proofErr w:type="spellStart"/>
+      <w:r>
+        <w:t>candidate_ridge</w:t>
+      </w:r>
+      <w:proofErr w:type="spellEnd"/>
+      <w:r>
+        <w:t xml:space="preserve"> 모델은 0.1317로 가장 높은 RMSLE를 기록했습니다.</w:t>
       </w:r>
     </w:p>
     <w:p/>
@@ -441,12 +615,44 @@
     </w:p>
     <w:p>
       <w:r>
-        <w:t>최우수 모델: candidate_et (Extra Trees) 및 candidate_rf (Random Forest) 계열 모델이 전반적으로 가장 낮은 오차(RMSE, MAE, RMSLE)를 기록하며 최고의 단일 모델 성능을 보였습니다.</w:t>
+        <w:t xml:space="preserve">최우수 모델: </w:t>
+      </w:r>
+      <w:proofErr w:type="spellStart"/>
+      <w:r>
+        <w:t>candidate_et</w:t>
+      </w:r>
+      <w:proofErr w:type="spellEnd"/>
+      <w:r>
+        <w:t xml:space="preserve"> (Extra Trees) 및 </w:t>
+      </w:r>
+      <w:proofErr w:type="spellStart"/>
+      <w:r>
+        <w:t>candidate_rf</w:t>
+      </w:r>
+      <w:proofErr w:type="spellEnd"/>
+      <w:r>
+        <w:t xml:space="preserve"> (Random Forest) 계열 모델이 전반적으로 가장 낮은 오차(RMSE, MAE, RMSLE)를 기록하며 최고의 단일 모델 성능을 보였습니다.</w:t>
       </w:r>
     </w:p>
     <w:p>
       <w:r>
-        <w:t>최종 전략 모델 (mercari_best_latest): 이 모델은 R² 0.9997, RMSE 0.0124를 기록하며, 최적화된 앙상블 또는 하이퍼파라미터 튜닝을 거친 모델이 최종 성능 지표에서 최상위권을 차지했음을 보여줍니다.</w:t>
+        <w:t>최종 전략 모델 (</w:t>
+      </w:r>
+      <w:proofErr w:type="spellStart"/>
+      <w:r>
+        <w:t>mercari_best_latest</w:t>
+      </w:r>
+      <w:proofErr w:type="spellEnd"/>
+      <w:r>
+        <w:t xml:space="preserve">): 이 모델은 R² 0.9997, RMSE 0.0124를 기록하며, 최적화된 앙상블 또는 </w:t>
+      </w:r>
+      <w:proofErr w:type="spellStart"/>
+      <w:r>
+        <w:t>하이퍼파라미터</w:t>
+      </w:r>
+      <w:proofErr w:type="spellEnd"/>
+      <w:r>
+        <w:t xml:space="preserve"> 튜닝을 거친 모델이 최종 성능 지표에서 최상위권을 차지했음을 보여줍니다.</w:t>
       </w:r>
     </w:p>
     <w:p>
@@ -475,7 +681,23 @@
         <w:pStyle w:val="3"/>
       </w:pPr>
       <w:r>
-        <w:t>5.3.2 PyCaret, AutoGluon, Scikit-learn 비교 개요</w:t>
+        <w:t xml:space="preserve">5.3.2 </w:t>
+      </w:r>
+      <w:proofErr w:type="spellStart"/>
+      <w:r>
+        <w:t>PyCaret</w:t>
+      </w:r>
+      <w:proofErr w:type="spellEnd"/>
+      <w:r>
+        <w:t xml:space="preserve">, </w:t>
+      </w:r>
+      <w:proofErr w:type="spellStart"/>
+      <w:r>
+        <w:t>AutoGluon</w:t>
+      </w:r>
+      <w:proofErr w:type="spellEnd"/>
+      <w:r>
+        <w:t>, Scikit-learn 비교 개요</w:t>
       </w:r>
     </w:p>
     <w:p>
@@ -619,6 +841,7 @@
                 <w:szCs w:val="24"/>
               </w:rPr>
             </w:pPr>
+            <w:proofErr w:type="spellStart"/>
             <w:r>
               <w:rPr>
                 <w:rFonts w:asciiTheme="majorHAnsi" w:eastAsiaTheme="majorEastAsia" w:hAnsiTheme="majorHAnsi" w:cstheme="majorBidi"/>
@@ -630,6 +853,7 @@
               </w:rPr>
               <w:t>pycaret</w:t>
             </w:r>
+            <w:proofErr w:type="spellEnd"/>
           </w:p>
         </w:tc>
         <w:tc>
@@ -653,7 +877,25 @@
                 <w:sz w:val="24"/>
                 <w:szCs w:val="24"/>
               </w:rPr>
-              <w:t>자동화된 ML 실험 관리, 모델 비교, 하이퍼파라미터 튜닝</w:t>
+              <w:t xml:space="preserve">자동화된 ML 실험 관리, 모델 비교, </w:t>
+            </w:r>
+            <w:proofErr w:type="spellStart"/>
+            <w:r>
+              <w:rPr>
+                <w:rFonts w:asciiTheme="majorHAnsi" w:eastAsiaTheme="majorEastAsia" w:hAnsiTheme="majorHAnsi" w:cstheme="majorBidi"/>
+                <w:sz w:val="24"/>
+                <w:szCs w:val="24"/>
+              </w:rPr>
+              <w:t>하이퍼파라미터</w:t>
+            </w:r>
+            <w:proofErr w:type="spellEnd"/>
+            <w:r>
+              <w:rPr>
+                <w:rFonts w:asciiTheme="majorHAnsi" w:eastAsiaTheme="majorEastAsia" w:hAnsiTheme="majorHAnsi" w:cstheme="majorBidi"/>
+                <w:sz w:val="24"/>
+                <w:szCs w:val="24"/>
+              </w:rPr>
+              <w:t xml:space="preserve"> 튜닝</w:t>
             </w:r>
           </w:p>
         </w:tc>
@@ -701,6 +943,7 @@
                 <w:szCs w:val="24"/>
               </w:rPr>
             </w:pPr>
+            <w:proofErr w:type="spellStart"/>
             <w:r>
               <w:rPr>
                 <w:rFonts w:asciiTheme="majorHAnsi" w:eastAsiaTheme="majorEastAsia" w:hAnsiTheme="majorHAnsi" w:cstheme="majorBidi"/>
@@ -712,6 +955,7 @@
               </w:rPr>
               <w:t>autogluon</w:t>
             </w:r>
+            <w:proofErr w:type="spellEnd"/>
           </w:p>
         </w:tc>
         <w:tc>
@@ -862,24 +1106,70 @@
         <w:rPr>
           <w:bCs/>
         </w:rPr>
-        <w:t>5.3.2.1 PyCaret 기반의 단일 모델 최적화 전략</w:t>
+        <w:t xml:space="preserve">5.3.2.1 </w:t>
+      </w:r>
+      <w:proofErr w:type="spellStart"/>
+      <w:r>
+        <w:rPr>
+          <w:bCs/>
+        </w:rPr>
+        <w:t>PyCaret</w:t>
+      </w:r>
+      <w:proofErr w:type="spellEnd"/>
+      <w:r>
+        <w:rPr>
+          <w:bCs/>
+        </w:rPr>
+        <w:t xml:space="preserve"> 기반의 단일 모델 최적화 전략</w:t>
       </w:r>
     </w:p>
     <w:p>
+      <w:proofErr w:type="spellStart"/>
       <w:r>
         <w:rPr>
           <w:bCs/>
         </w:rPr>
         <w:t>PyCaret</w:t>
       </w:r>
-      <w:r>
-        <w:t xml:space="preserve">은 머신러닝 워크플로우를 자동화하고 효율화하는 Low-Code 라이브러리입니다. 본 전략의 핵심 엔진으로서, 복잡한 앙상블 대신 </w:t>
+      <w:proofErr w:type="spellEnd"/>
+      <w:r>
+        <w:t xml:space="preserve">은 </w:t>
+      </w:r>
+      <w:proofErr w:type="spellStart"/>
+      <w:r>
+        <w:t>머신러닝</w:t>
+      </w:r>
+      <w:proofErr w:type="spellEnd"/>
+      <w:r>
+        <w:t xml:space="preserve"> 워크플로우를 자동화하고 </w:t>
+      </w:r>
+      <w:proofErr w:type="spellStart"/>
+      <w:r>
+        <w:t>효율화하는</w:t>
+      </w:r>
+      <w:proofErr w:type="spellEnd"/>
+      <w:r>
+        <w:t xml:space="preserve"> Low-Code 라이브러리입니다. 본 전략의 핵심 엔진으로서, 복잡한 앙상블 대신 </w:t>
       </w:r>
       <w:r>
         <w:rPr>
           <w:bCs/>
         </w:rPr>
-        <w:t>단일 고성능 모델(LGBM, CatBoost 등)의 빠르고 투명한 실험, 비교, 최적화</w:t>
+        <w:t xml:space="preserve">단일 고성능 모델(LGBM, </w:t>
+      </w:r>
+      <w:proofErr w:type="spellStart"/>
+      <w:r>
+        <w:rPr>
+          <w:bCs/>
+        </w:rPr>
+        <w:t>CatBoost</w:t>
+      </w:r>
+      <w:proofErr w:type="spellEnd"/>
+      <w:r>
+        <w:rPr>
+          <w:bCs/>
+        </w:rPr>
+        <w:t xml:space="preserve"> 등)의 빠르고 투명한 실험, 비교, 최적화</w:t>
       </w:r>
       <w:r>
         <w:t>에 초점을 맞추는 데 사용되었습니다. 특히 GPU 가속 기능을 활용하여 실험 속도를 극대화했습니다.</w:t>
@@ -944,11 +1234,13 @@
       <w:tr>
         <w:trPr>
           <w:cnfStyle w:val="000000100000" w:firstRow="0" w:lastRow="0" w:firstColumn="0" w:lastColumn="0" w:oddVBand="0" w:evenVBand="0" w:oddHBand="1" w:evenHBand="0" w:firstRowFirstColumn="0" w:firstRowLastColumn="0" w:lastRowFirstColumn="0" w:lastRowLastColumn="0"/>
+          <w:trHeight w:val="1041"/>
         </w:trPr>
         <w:tc>
           <w:tcPr>
             <w:cnfStyle w:val="001000000000" w:firstRow="0" w:lastRow="0" w:firstColumn="1" w:lastColumn="0" w:oddVBand="0" w:evenVBand="0" w:oddHBand="0" w:evenHBand="0" w:firstRowFirstColumn="0" w:firstRowLastColumn="0" w:lastRowFirstColumn="0" w:lastRowLastColumn="0"/>
             <w:tcW w:w="0" w:type="auto"/>
+            <w:vAlign w:val="center"/>
             <w:hideMark/>
           </w:tcPr>
           <w:p>
@@ -960,6 +1252,40 @@
         <w:tc>
           <w:tcPr>
             <w:tcW w:w="0" w:type="auto"/>
+            <w:vAlign w:val="center"/>
+            <w:hideMark/>
+          </w:tcPr>
+          <w:p>
+            <w:pPr>
+              <w:cnfStyle w:val="000000100000" w:firstRow="0" w:lastRow="0" w:firstColumn="0" w:lastColumn="0" w:oddVBand="0" w:evenVBand="0" w:oddHBand="1" w:evenHBand="0" w:firstRowFirstColumn="0" w:firstRowLastColumn="0" w:lastRowFirstColumn="0" w:lastRowLastColumn="0"/>
+            </w:pPr>
+            <w:proofErr w:type="spellStart"/>
+            <w:r>
+              <w:t>setup_pycaret</w:t>
+            </w:r>
+            <w:proofErr w:type="spellEnd"/>
+            <w:r>
+              <w:t xml:space="preserve">, </w:t>
+            </w:r>
+            <w:proofErr w:type="spellStart"/>
+            <w:r>
+              <w:t>compare_models</w:t>
+            </w:r>
+            <w:proofErr w:type="spellEnd"/>
+            <w:r>
+              <w:t xml:space="preserve">, </w:t>
+            </w:r>
+            <w:proofErr w:type="spellStart"/>
+            <w:r>
+              <w:t>tune_model</w:t>
+            </w:r>
+            <w:proofErr w:type="spellEnd"/>
+          </w:p>
+        </w:tc>
+        <w:tc>
+          <w:tcPr>
+            <w:tcW w:w="0" w:type="auto"/>
+            <w:vAlign w:val="center"/>
             <w:hideMark/>
           </w:tcPr>
           <w:p>
@@ -967,30 +1293,28 @@
               <w:cnfStyle w:val="000000100000" w:firstRow="0" w:lastRow="0" w:firstColumn="0" w:lastColumn="0" w:oddVBand="0" w:evenVBand="0" w:oddHBand="1" w:evenHBand="0" w:firstRowFirstColumn="0" w:firstRowLastColumn="0" w:lastRowFirstColumn="0" w:lastRowLastColumn="0"/>
             </w:pPr>
             <w:r>
-              <w:t>setup_pycaret, compare_models, tune_model</w:t>
+              <w:t xml:space="preserve">일관된 환경에서 모델 간 성능을 투명하게 비교하고, 최적 </w:t>
             </w:r>
-          </w:p>
-        </w:tc>
-        <w:tc>
-          <w:tcPr>
-            <w:tcW w:w="0" w:type="auto"/>
-            <w:hideMark/>
-          </w:tcPr>
-          <w:p>
-            <w:pPr>
-              <w:cnfStyle w:val="000000100000" w:firstRow="0" w:lastRow="0" w:firstColumn="0" w:lastColumn="0" w:oddVBand="0" w:evenVBand="0" w:oddHBand="1" w:evenHBand="0" w:firstRowFirstColumn="0" w:firstRowLastColumn="0" w:lastRowFirstColumn="0" w:lastRowLastColumn="0"/>
-            </w:pPr>
+            <w:proofErr w:type="spellStart"/>
             <w:r>
-              <w:t>일관된 환경에서 모델 간 성능을 투명하게 비교하고, 최적 하이퍼파라미터를 신속하게 도출</w:t>
+              <w:t>하이퍼파라미터를</w:t>
+            </w:r>
+            <w:proofErr w:type="spellEnd"/>
+            <w:r>
+              <w:t xml:space="preserve"> 신속하게 도출</w:t>
             </w:r>
           </w:p>
         </w:tc>
       </w:tr>
       <w:tr>
+        <w:trPr>
+          <w:trHeight w:val="1041"/>
+        </w:trPr>
         <w:tc>
           <w:tcPr>
             <w:cnfStyle w:val="001000000000" w:firstRow="0" w:lastRow="0" w:firstColumn="1" w:lastColumn="0" w:oddVBand="0" w:evenVBand="0" w:oddHBand="0" w:evenHBand="0" w:firstRowFirstColumn="0" w:firstRowLastColumn="0" w:lastRowFirstColumn="0" w:lastRowLastColumn="0"/>
             <w:tcW w:w="0" w:type="auto"/>
+            <w:vAlign w:val="center"/>
             <w:hideMark/>
           </w:tcPr>
           <w:p>
@@ -1002,6 +1326,7 @@
         <w:tc>
           <w:tcPr>
             <w:tcW w:w="0" w:type="auto"/>
+            <w:vAlign w:val="center"/>
             <w:hideMark/>
           </w:tcPr>
           <w:p>
@@ -1009,13 +1334,22 @@
               <w:cnfStyle w:val="000000000000" w:firstRow="0" w:lastRow="0" w:firstColumn="0" w:lastColumn="0" w:oddVBand="0" w:evenVBand="0" w:oddHBand="0" w:evenHBand="0" w:firstRowFirstColumn="0" w:firstRowLastColumn="0" w:lastRowFirstColumn="0" w:lastRowLastColumn="0"/>
             </w:pPr>
             <w:r>
-              <w:t>GPU 가속 (LGBM, CatBoost 등)</w:t>
+              <w:t xml:space="preserve">GPU 가속 (LGBM, </w:t>
+            </w:r>
+            <w:proofErr w:type="spellStart"/>
+            <w:r>
+              <w:t>CatBoost</w:t>
+            </w:r>
+            <w:proofErr w:type="spellEnd"/>
+            <w:r>
+              <w:t xml:space="preserve"> 등)</w:t>
             </w:r>
           </w:p>
         </w:tc>
         <w:tc>
           <w:tcPr>
             <w:tcW w:w="0" w:type="auto"/>
+            <w:vAlign w:val="center"/>
             <w:hideMark/>
           </w:tcPr>
           <w:p>
@@ -1031,11 +1365,13 @@
       <w:tr>
         <w:trPr>
           <w:cnfStyle w:val="000000100000" w:firstRow="0" w:lastRow="0" w:firstColumn="0" w:lastColumn="0" w:oddVBand="0" w:evenVBand="0" w:oddHBand="1" w:evenHBand="0" w:firstRowFirstColumn="0" w:firstRowLastColumn="0" w:lastRowFirstColumn="0" w:lastRowLastColumn="0"/>
+          <w:trHeight w:val="1041"/>
         </w:trPr>
         <w:tc>
           <w:tcPr>
             <w:cnfStyle w:val="001000000000" w:firstRow="0" w:lastRow="0" w:firstColumn="1" w:lastColumn="0" w:oddVBand="0" w:evenVBand="0" w:oddHBand="0" w:evenHBand="0" w:firstRowFirstColumn="0" w:firstRowLastColumn="0" w:lastRowFirstColumn="0" w:lastRowLastColumn="0"/>
             <w:tcW w:w="0" w:type="auto"/>
+            <w:vAlign w:val="center"/>
             <w:hideMark/>
           </w:tcPr>
           <w:p>
@@ -1047,6 +1383,7 @@
         <w:tc>
           <w:tcPr>
             <w:tcW w:w="0" w:type="auto"/>
+            <w:vAlign w:val="center"/>
             <w:hideMark/>
           </w:tcPr>
           <w:p>
@@ -1061,6 +1398,7 @@
         <w:tc>
           <w:tcPr>
             <w:tcW w:w="0" w:type="auto"/>
+            <w:vAlign w:val="center"/>
             <w:hideMark/>
           </w:tcPr>
           <w:p>
@@ -1077,7 +1415,7 @@
     <w:p>
       <w:r>
         <w:pict w14:anchorId="774FB114">
-          <v:rect id="_x0000_i1045" style="width:0;height:1.5pt" o:hralign="center" o:hrstd="t" o:hr="t" fillcolor="#a0a0a0" stroked="f"/>
+          <v:rect id="_x0000_i1026" style="width:0;height:1.5pt" o:hralign="center" o:hrstd="t" o:hr="t" fillcolor="#a0a0a0" stroked="f"/>
         </w:pict>
       </w:r>
     </w:p>
@@ -1098,19 +1436,47 @@
         <w:rPr>
           <w:bCs/>
         </w:rPr>
-        <w:lastRenderedPageBreak/>
-        <w:t>코드 해석 및 PyCaret 워크플로우</w:t>
+        <w:t xml:space="preserve">코드 해석 및 </w:t>
+      </w:r>
+      <w:proofErr w:type="spellStart"/>
+      <w:r>
+        <w:rPr>
+          <w:bCs/>
+        </w:rPr>
+        <w:t>PyCaret</w:t>
+      </w:r>
+      <w:proofErr w:type="spellEnd"/>
+      <w:r>
+        <w:rPr>
+          <w:bCs/>
+        </w:rPr>
+        <w:t xml:space="preserve"> 워크플로우</w:t>
       </w:r>
     </w:p>
     <w:p>
       <w:r>
-        <w:t xml:space="preserve">제공된 코드는 PyCaret을 사용하기 위한 데이터 준비 및 설정 단계를 포괄하며, 이는 </w:t>
+        <w:t xml:space="preserve">제공된 코드는 </w:t>
+      </w:r>
+      <w:proofErr w:type="spellStart"/>
+      <w:r>
+        <w:t>PyCaret</w:t>
+      </w:r>
+      <w:proofErr w:type="spellEnd"/>
+      <w:r>
+        <w:t xml:space="preserve">을 사용하기 위한 데이터 준비 및 설정 단계를 포괄하며, 이는 </w:t>
       </w:r>
       <w:r>
         <w:rPr>
           <w:bCs/>
         </w:rPr>
-        <w:t>데이터 전처리</w:t>
+        <w:t xml:space="preserve">데이터 </w:t>
+      </w:r>
+      <w:proofErr w:type="spellStart"/>
+      <w:r>
+        <w:rPr>
+          <w:bCs/>
+        </w:rPr>
+        <w:t>전처리</w:t>
       </w:r>
       <w:r>
         <w:rPr>
@@ -1123,7 +1489,14 @@
         <w:rPr>
           <w:bCs/>
         </w:rPr>
-        <w:t xml:space="preserve">텍스트 벡터화 </w:t>
+        <w:t>텍스트</w:t>
+      </w:r>
+      <w:proofErr w:type="spellEnd"/>
+      <w:r>
+        <w:rPr>
+          <w:bCs/>
+        </w:rPr>
+        <w:t xml:space="preserve"> 벡터화 </w:t>
       </w:r>
       <w:r>
         <w:rPr>
@@ -1145,11 +1518,19 @@
         </w:rPr>
         <w:t>→</w:t>
       </w:r>
+      <w:proofErr w:type="spellStart"/>
       <w:r>
         <w:rPr>
           <w:bCs/>
         </w:rPr>
-        <w:t>PyCaret 설정</w:t>
+        <w:t>PyCaret</w:t>
+      </w:r>
+      <w:proofErr w:type="spellEnd"/>
+      <w:r>
+        <w:rPr>
+          <w:bCs/>
+        </w:rPr>
+        <w:t xml:space="preserve"> 설정</w:t>
       </w:r>
       <w:r>
         <w:t>의 순서로 진행됩니다.</w:t>
@@ -1165,7 +1546,77 @@
         <w:rPr>
           <w:bCs/>
         </w:rPr>
-        <w:t>1. 데이터 전처리 및 피처 엔지니어링 (_stratified_sample, normalize_text, build_text_stats, build_interactions)</w:t>
+        <w:t xml:space="preserve">데이터 </w:t>
+      </w:r>
+      <w:proofErr w:type="spellStart"/>
+      <w:r>
+        <w:rPr>
+          <w:bCs/>
+        </w:rPr>
+        <w:t>전처리</w:t>
+      </w:r>
+      <w:proofErr w:type="spellEnd"/>
+      <w:r>
+        <w:rPr>
+          <w:bCs/>
+        </w:rPr>
+        <w:t xml:space="preserve"> 및 피처 엔지니어링 (_</w:t>
+      </w:r>
+      <w:proofErr w:type="spellStart"/>
+      <w:r>
+        <w:rPr>
+          <w:bCs/>
+        </w:rPr>
+        <w:t>stratified_sample</w:t>
+      </w:r>
+      <w:proofErr w:type="spellEnd"/>
+      <w:r>
+        <w:rPr>
+          <w:bCs/>
+        </w:rPr>
+        <w:t xml:space="preserve">, </w:t>
+      </w:r>
+      <w:proofErr w:type="spellStart"/>
+      <w:r>
+        <w:rPr>
+          <w:bCs/>
+        </w:rPr>
+        <w:t>normalize_text</w:t>
+      </w:r>
+      <w:proofErr w:type="spellEnd"/>
+      <w:r>
+        <w:rPr>
+          <w:bCs/>
+        </w:rPr>
+        <w:t xml:space="preserve">, </w:t>
+      </w:r>
+      <w:proofErr w:type="spellStart"/>
+      <w:r>
+        <w:rPr>
+          <w:bCs/>
+        </w:rPr>
+        <w:t>build_text_stats</w:t>
+      </w:r>
+      <w:proofErr w:type="spellEnd"/>
+      <w:r>
+        <w:rPr>
+          <w:bCs/>
+        </w:rPr>
+        <w:t xml:space="preserve">, </w:t>
+      </w:r>
+      <w:proofErr w:type="spellStart"/>
+      <w:r>
+        <w:rPr>
+          <w:bCs/>
+        </w:rPr>
+        <w:t>build_interactions</w:t>
+      </w:r>
+      <w:proofErr w:type="spellEnd"/>
+      <w:r>
+        <w:rPr>
+          <w:bCs/>
+        </w:rPr>
+        <w:t>)</w:t>
       </w:r>
     </w:p>
     <w:tbl>
@@ -1263,7 +1714,21 @@
               <w:rPr>
                 <w:bCs/>
               </w:rPr>
-              <w:t>가격 기반 계층적 언더 샘플링</w:t>
+              <w:t xml:space="preserve">가격 기반 계층적 </w:t>
+            </w:r>
+            <w:proofErr w:type="spellStart"/>
+            <w:r>
+              <w:rPr>
+                <w:bCs/>
+              </w:rPr>
+              <w:t>언더</w:t>
+            </w:r>
+            <w:proofErr w:type="spellEnd"/>
+            <w:r>
+              <w:rPr>
+                <w:bCs/>
+              </w:rPr>
+              <w:t xml:space="preserve"> 샘플링</w:t>
             </w:r>
           </w:p>
         </w:tc>
@@ -1286,7 +1751,15 @@
               <w:t>⚠</w:t>
             </w:r>
             <w:r>
-              <w:t xml:space="preserve"> stratified undersample)</w:t>
+              <w:t xml:space="preserve"> stratified </w:t>
+            </w:r>
+            <w:proofErr w:type="spellStart"/>
+            <w:r>
+              <w:t>undersample</w:t>
+            </w:r>
+            <w:proofErr w:type="spellEnd"/>
+            <w:r>
+              <w:t>)</w:t>
             </w:r>
           </w:p>
         </w:tc>
@@ -1341,7 +1814,31 @@
               <w:cnfStyle w:val="000000000000" w:firstRow="0" w:lastRow="0" w:firstColumn="0" w:lastColumn="0" w:oddVBand="0" w:evenVBand="0" w:oddHBand="0" w:evenHBand="0" w:firstRowFirstColumn="0" w:firstRowLastColumn="0" w:lastRowFirstColumn="0" w:lastRowLastColumn="0"/>
             </w:pPr>
             <w:r>
-              <w:t>name, item_description 컬럼의 텍스트를 소문자화하고, 숫자를 num으로, 특수문자를 공백으로 치환하여 텍스트 정제 ( normalize_text)</w:t>
+              <w:t xml:space="preserve">name, </w:t>
+            </w:r>
+            <w:proofErr w:type="spellStart"/>
+            <w:r>
+              <w:t>item_description</w:t>
+            </w:r>
+            <w:proofErr w:type="spellEnd"/>
+            <w:r>
+              <w:t xml:space="preserve"> 컬럼의 텍스트를 소문자화하고, 숫자를 num으로, 특수문자를 공백으로 치환하여 텍스트 정제 </w:t>
+            </w:r>
+            <w:proofErr w:type="gramStart"/>
+            <w:r>
+              <w:t xml:space="preserve">( </w:t>
+            </w:r>
+            <w:proofErr w:type="spellStart"/>
+            <w:r>
+              <w:t>normalize</w:t>
+            </w:r>
+            <w:proofErr w:type="gramEnd"/>
+            <w:r>
+              <w:t>_text</w:t>
+            </w:r>
+            <w:proofErr w:type="spellEnd"/>
+            <w:r>
+              <w:t>)</w:t>
             </w:r>
           </w:p>
         </w:tc>
@@ -1398,8 +1895,21 @@
             <w:pPr>
               <w:cnfStyle w:val="000000100000" w:firstRow="0" w:lastRow="0" w:firstColumn="0" w:lastColumn="0" w:oddVBand="0" w:evenVBand="0" w:oddHBand="1" w:evenHBand="0" w:firstRowFirstColumn="0" w:firstRowLastColumn="0" w:lastRowFirstColumn="0" w:lastRowLastColumn="0"/>
             </w:pPr>
+            <w:proofErr w:type="spellStart"/>
             <w:r>
-              <w:t>정규화된 텍스트에서 토큰 개수, 고유 토큰 개수, 평균 단어 길이 등 수치형 통계량을 계산하여 구조적 피처로 활용 (text_stats)</w:t>
+              <w:t>정규화된</w:t>
+            </w:r>
+            <w:proofErr w:type="spellEnd"/>
+            <w:r>
+              <w:t xml:space="preserve"> 텍스트에서 토큰 개수, 고유 토큰 개수, 평균 단어 길이 등 수치형 통계량을 계산하여 구조적 피처로 활용 (</w:t>
+            </w:r>
+            <w:proofErr w:type="spellStart"/>
+            <w:r>
+              <w:t>text_stats</w:t>
+            </w:r>
+            <w:proofErr w:type="spellEnd"/>
+            <w:r>
+              <w:t>)</w:t>
             </w:r>
           </w:p>
         </w:tc>
@@ -1453,8 +1963,37 @@
             <w:pPr>
               <w:cnfStyle w:val="000000000000" w:firstRow="0" w:lastRow="0" w:firstColumn="0" w:lastColumn="0" w:oddVBand="0" w:evenVBand="0" w:oddHBand="0" w:evenHBand="0" w:firstRowFirstColumn="0" w:firstRowLastColumn="0" w:lastRowFirstColumn="0" w:lastRowLastColumn="0"/>
             </w:pPr>
+            <w:proofErr w:type="spellStart"/>
             <w:r>
-              <w:t>brand_name과 main_cat을 결합하여 새로운 범주형 피처 brand_main을 생성 (PyCaret setup 시 범주형으로 처리됨)</w:t>
+              <w:t>brand_name</w:t>
+            </w:r>
+            <w:proofErr w:type="spellEnd"/>
+            <w:r>
+              <w:t xml:space="preserve">과 </w:t>
+            </w:r>
+            <w:proofErr w:type="spellStart"/>
+            <w:r>
+              <w:t>main_cat</w:t>
+            </w:r>
+            <w:proofErr w:type="spellEnd"/>
+            <w:r>
+              <w:t xml:space="preserve">을 결합하여 새로운 범주형 피처 </w:t>
+            </w:r>
+            <w:proofErr w:type="spellStart"/>
+            <w:r>
+              <w:t>brand_main</w:t>
+            </w:r>
+            <w:proofErr w:type="spellEnd"/>
+            <w:r>
+              <w:t>을 생성 (</w:t>
+            </w:r>
+            <w:proofErr w:type="spellStart"/>
+            <w:r>
+              <w:t>PyCaret</w:t>
+            </w:r>
+            <w:proofErr w:type="spellEnd"/>
+            <w:r>
+              <w:t xml:space="preserve"> setup 시 범주형으로 처리됨)</w:t>
             </w:r>
           </w:p>
         </w:tc>
@@ -1470,20 +2009,78 @@
         <w:rPr>
           <w:bCs/>
         </w:rPr>
-        <w:t>2. 텍스트 벡터화 및 차원 축소 (vectorize_text_tfidf, vectorize_text_tfidf_gpu, vectorize_text)</w:t>
+        <w:t>텍스트 벡터화 및 차원 축소 (</w:t>
+      </w:r>
+      <w:proofErr w:type="spellStart"/>
+      <w:r>
+        <w:rPr>
+          <w:bCs/>
+        </w:rPr>
+        <w:t>vectorize_text_tfidf</w:t>
+      </w:r>
+      <w:proofErr w:type="spellEnd"/>
+      <w:r>
+        <w:rPr>
+          <w:bCs/>
+        </w:rPr>
+        <w:t xml:space="preserve">, </w:t>
+      </w:r>
+      <w:proofErr w:type="spellStart"/>
+      <w:r>
+        <w:rPr>
+          <w:bCs/>
+        </w:rPr>
+        <w:t>vectorize_text_tfidf_gpu</w:t>
+      </w:r>
+      <w:proofErr w:type="spellEnd"/>
+      <w:r>
+        <w:rPr>
+          <w:bCs/>
+        </w:rPr>
+        <w:t xml:space="preserve">, </w:t>
+      </w:r>
+      <w:proofErr w:type="spellStart"/>
+      <w:r>
+        <w:rPr>
+          <w:bCs/>
+        </w:rPr>
+        <w:t>vectorize_text</w:t>
+      </w:r>
+      <w:proofErr w:type="spellEnd"/>
+      <w:r>
+        <w:rPr>
+          <w:bCs/>
+        </w:rPr>
+        <w:t>)</w:t>
       </w:r>
     </w:p>
     <w:p>
       <w:r>
-        <w:t>이 단계는 PyCaret에 투입할 핵심 특징 벡터를 생성합니다.</w:t>
+        <w:t xml:space="preserve">이 단계는 </w:t>
+      </w:r>
+      <w:proofErr w:type="spellStart"/>
+      <w:r>
+        <w:t>PyCaret</w:t>
+      </w:r>
+      <w:proofErr w:type="spellEnd"/>
+      <w:r>
+        <w:t>에 투입할 핵심 특징 벡터를 생성합니다.</w:t>
       </w:r>
     </w:p>
     <w:p>
+      <w:proofErr w:type="spellStart"/>
       <w:r>
         <w:rPr>
           <w:bCs/>
         </w:rPr>
-        <w:t>vectorize_text_tfidf (CPU 기반)</w:t>
+        <w:t>vectorize_text_tfidf</w:t>
+      </w:r>
+      <w:proofErr w:type="spellEnd"/>
+      <w:r>
+        <w:rPr>
+          <w:bCs/>
+        </w:rPr>
+        <w:t xml:space="preserve"> (CPU 기반)</w:t>
       </w:r>
       <w:r>
         <w:t>:</w:t>
@@ -1495,12 +2092,44 @@
         <w:t xml:space="preserve"> </w:t>
       </w:r>
       <w:r>
-        <w:t>name과 item_description을 각각 TfidfVectorizer로 희소 행렬로 변환합니다.</w:t>
+        <w:t xml:space="preserve">name과 </w:t>
+      </w:r>
+      <w:proofErr w:type="spellStart"/>
+      <w:r>
+        <w:t>item_description</w:t>
+      </w:r>
+      <w:proofErr w:type="spellEnd"/>
+      <w:r>
+        <w:t xml:space="preserve">을 각각 </w:t>
+      </w:r>
+      <w:proofErr w:type="spellStart"/>
+      <w:r>
+        <w:t>TfidfVectorizer</w:t>
+      </w:r>
+      <w:proofErr w:type="spellEnd"/>
+      <w:r>
+        <w:t>로 희소 행렬로 변환합니다.</w:t>
       </w:r>
     </w:p>
     <w:p>
       <w:r>
-        <w:t>각 희소 행렬을 TruncatedSVD를 사용하여 n_components=150 차원으로 축소합니다.</w:t>
+        <w:t xml:space="preserve">각 희소 행렬을 </w:t>
+      </w:r>
+      <w:proofErr w:type="spellStart"/>
+      <w:r>
+        <w:t>TruncatedSVD</w:t>
+      </w:r>
+      <w:proofErr w:type="spellEnd"/>
+      <w:r>
+        <w:t xml:space="preserve">를 사용하여 </w:t>
+      </w:r>
+      <w:proofErr w:type="spellStart"/>
+      <w:r>
+        <w:t>n_components</w:t>
+      </w:r>
+      <w:proofErr w:type="spellEnd"/>
+      <w:r>
+        <w:t>=150 차원으로 축소합니다.</w:t>
       </w:r>
     </w:p>
     <w:p>
@@ -1509,11 +2138,19 @@
       </w:r>
     </w:p>
     <w:p>
+      <w:proofErr w:type="spellStart"/>
       <w:r>
         <w:rPr>
           <w:bCs/>
         </w:rPr>
-        <w:t>vectorize_text_tfidf_gpu (GPU 가속)</w:t>
+        <w:t>vectorize_text_tfidf_gpu</w:t>
+      </w:r>
+      <w:proofErr w:type="spellEnd"/>
+      <w:r>
+        <w:rPr>
+          <w:bCs/>
+        </w:rPr>
+        <w:t xml:space="preserve"> (GPU 가속)</w:t>
       </w:r>
       <w:r>
         <w:t>:</w:t>
@@ -1530,15 +2167,55 @@
     </w:p>
     <w:p>
       <w:r>
-        <w:t>차원 축소 단계(TruncatedSVD)에서 cuML 라이브러리를 사용하여 GPU 가속을 시도하고, 실패 시 sklearn의 CPU 기반 SVD로 대체하는 폴백(Fallback) 로직을 포함합니다.</w:t>
+        <w:t>차원 축소 단계(</w:t>
+      </w:r>
+      <w:proofErr w:type="spellStart"/>
+      <w:r>
+        <w:t>TruncatedSVD</w:t>
+      </w:r>
+      <w:proofErr w:type="spellEnd"/>
+      <w:r>
+        <w:t xml:space="preserve">)에서 </w:t>
+      </w:r>
+      <w:proofErr w:type="spellStart"/>
+      <w:r>
+        <w:t>cuML</w:t>
+      </w:r>
+      <w:proofErr w:type="spellEnd"/>
+      <w:r>
+        <w:t xml:space="preserve"> 라이브러리를 사용하여 GPU 가속을 시도하고, 실패 시 </w:t>
+      </w:r>
+      <w:proofErr w:type="spellStart"/>
+      <w:r>
+        <w:t>sklearn</w:t>
+      </w:r>
+      <w:proofErr w:type="spellEnd"/>
+      <w:r>
+        <w:t xml:space="preserve">의 CPU 기반 SVD로 대체하는 </w:t>
+      </w:r>
+      <w:proofErr w:type="spellStart"/>
+      <w:r>
+        <w:t>폴백</w:t>
+      </w:r>
+      <w:proofErr w:type="spellEnd"/>
+      <w:r>
+        <w:t>(Fallback) 로직을 포함합니다.</w:t>
       </w:r>
     </w:p>
     <w:p>
+      <w:proofErr w:type="spellStart"/>
       <w:r>
         <w:rPr>
           <w:bCs/>
         </w:rPr>
-        <w:t>vectorize_text (통합 인터페이스)</w:t>
+        <w:t>vectorize_text</w:t>
+      </w:r>
+      <w:proofErr w:type="spellEnd"/>
+      <w:r>
+        <w:rPr>
+          <w:bCs/>
+        </w:rPr>
+        <w:t xml:space="preserve"> (통합 인터페이스)</w:t>
       </w:r>
       <w:r>
         <w:t>:</w:t>
@@ -1550,12 +2227,25 @@
         <w:t xml:space="preserve"> </w:t>
       </w:r>
       <w:r>
-        <w:t>외부 캐시 파일(vectorized_{method}_*.pkl) 존재 여부를 먼저 확인합니다.</w:t>
+        <w:t>외부 캐시 파일(vectorized_{method}_*.</w:t>
+      </w:r>
+      <w:proofErr w:type="spellStart"/>
+      <w:r>
+        <w:t>pkl</w:t>
+      </w:r>
+      <w:proofErr w:type="spellEnd"/>
+      <w:r>
+        <w:t>) 존재 여부를 먼저 확인합니다.</w:t>
       </w:r>
     </w:p>
     <w:p>
-      <w:r>
-        <w:t>self.use_gpu 설정에 따라 GPU 전용 메서드를 우선 호출하며, 실패 시 또는 GPU 기능이 없을 시 CPU 메서드를 호출합니다.</w:t>
+      <w:proofErr w:type="spellStart"/>
+      <w:r>
+        <w:t>self.use_gpu</w:t>
+      </w:r>
+      <w:proofErr w:type="spellEnd"/>
+      <w:r>
+        <w:t xml:space="preserve"> 설정에 따라 GPU 전용 메서드를 우선 호출하며, 실패 시 또는 GPU 기능이 없을 시 CPU 메서드를 호출합니다.</w:t>
       </w:r>
     </w:p>
     <w:p>
@@ -1568,12 +2258,44 @@
         <w:rPr>
           <w:bCs/>
         </w:rPr>
-        <w:t>3. 피처 결합 (_add_categorical_numeric_features)</w:t>
+        <w:t>피처 결합 (_</w:t>
+      </w:r>
+      <w:proofErr w:type="spellStart"/>
+      <w:r>
+        <w:rPr>
+          <w:bCs/>
+        </w:rPr>
+        <w:t>add_categorical_numeric_features</w:t>
+      </w:r>
+      <w:proofErr w:type="spellEnd"/>
+      <w:r>
+        <w:rPr>
+          <w:bCs/>
+        </w:rPr>
+        <w:t>)</w:t>
       </w:r>
     </w:p>
     <w:p>
-      <w:r>
-        <w:t>PyCaret setup 전에, 텍스트 벡터화로 생성된 self.train_vectorized와 기존 구조적 피처를 하나로 합치는 단계입니다.</w:t>
+      <w:proofErr w:type="spellStart"/>
+      <w:r>
+        <w:t>PyCaret</w:t>
+      </w:r>
+      <w:proofErr w:type="spellEnd"/>
+      <w:r>
+        <w:t xml:space="preserve"> setup 전에, 텍스트 벡터화로 생성된 </w:t>
+      </w:r>
+      <w:proofErr w:type="spellStart"/>
+      <w:proofErr w:type="gramStart"/>
+      <w:r>
+        <w:t>self.train</w:t>
+      </w:r>
+      <w:proofErr w:type="gramEnd"/>
+      <w:r>
+        <w:t>_vectorized</w:t>
+      </w:r>
+      <w:proofErr w:type="spellEnd"/>
+      <w:r>
+        <w:t>와 기존 구조적 피처를 하나로 합치는 단계입니다.</w:t>
       </w:r>
     </w:p>
     <w:p>
@@ -1585,7 +2307,23 @@
         <w:t>범주형 피처 처리:</w:t>
       </w:r>
       <w:r>
-        <w:t xml:space="preserve"> main_cat, brand_name 등 범주형 피처는 </w:t>
+        <w:t xml:space="preserve"> </w:t>
+      </w:r>
+      <w:proofErr w:type="spellStart"/>
+      <w:r>
+        <w:t>main_cat</w:t>
+      </w:r>
+      <w:proofErr w:type="spellEnd"/>
+      <w:r>
+        <w:t xml:space="preserve">, </w:t>
+      </w:r>
+      <w:proofErr w:type="spellStart"/>
+      <w:r>
+        <w:t>brand_name</w:t>
+      </w:r>
+      <w:proofErr w:type="spellEnd"/>
+      <w:r>
+        <w:t xml:space="preserve"> 등 범주형 피처는 </w:t>
       </w:r>
       <w:r>
         <w:rPr>
@@ -1605,7 +2343,31 @@
         <w:t>수치형 피처 결합:</w:t>
       </w:r>
       <w:r>
-        <w:t xml:space="preserve"> name_tok_count, brand_name_price_mean 등 이전에 추출된 텍스트 통계 및 집계 기반 피처들이 벡터화된 데이터 프레임에 추가됩니다.</w:t>
+        <w:t xml:space="preserve"> </w:t>
+      </w:r>
+      <w:proofErr w:type="spellStart"/>
+      <w:r>
+        <w:t>name_tok_count</w:t>
+      </w:r>
+      <w:proofErr w:type="spellEnd"/>
+      <w:r>
+        <w:t xml:space="preserve">, </w:t>
+      </w:r>
+      <w:proofErr w:type="spellStart"/>
+      <w:r>
+        <w:t>brand_name_price_mean</w:t>
+      </w:r>
+      <w:proofErr w:type="spellEnd"/>
+      <w:r>
+        <w:t xml:space="preserve"> 등 이전에 추출된 텍스트 통계 및 집계 기반 피처들이 </w:t>
+      </w:r>
+      <w:proofErr w:type="spellStart"/>
+      <w:r>
+        <w:t>벡터화된</w:t>
+      </w:r>
+      <w:proofErr w:type="spellEnd"/>
+      <w:r>
+        <w:t xml:space="preserve"> 데이터 프레임에 추가됩니다.</w:t>
       </w:r>
     </w:p>
     <w:p>
@@ -1614,48 +2376,101 @@
           <w:bCs/>
         </w:rPr>
       </w:pPr>
+      <w:proofErr w:type="spellStart"/>
       <w:r>
         <w:rPr>
           <w:bCs/>
         </w:rPr>
-        <w:t>4. PyCaret 설정 (setup_pycaret)</w:t>
+        <w:t>PyCaret</w:t>
+      </w:r>
+      <w:proofErr w:type="spellEnd"/>
+      <w:r>
+        <w:rPr>
+          <w:bCs/>
+        </w:rPr>
+        <w:t xml:space="preserve"> 설정 (</w:t>
+      </w:r>
+      <w:proofErr w:type="spellStart"/>
+      <w:r>
+        <w:rPr>
+          <w:bCs/>
+        </w:rPr>
+        <w:t>setup_pycaret</w:t>
+      </w:r>
+      <w:proofErr w:type="spellEnd"/>
+      <w:r>
+        <w:rPr>
+          <w:bCs/>
+        </w:rPr>
+        <w:t>)</w:t>
       </w:r>
     </w:p>
     <w:p>
-      <w:pPr>
-        <w:rPr>
-          <w:rFonts w:hint="eastAsia"/>
-        </w:rPr>
-      </w:pPr>
-      <w:r>
-        <w:t>최종 준비된 데이터셋을 PyCaret 환경에 로드합니다.</w:t>
+      <w:r>
+        <w:t xml:space="preserve">최종 준비된 데이터셋을 </w:t>
+      </w:r>
+      <w:proofErr w:type="spellStart"/>
+      <w:r>
+        <w:t>PyCaret</w:t>
+      </w:r>
+      <w:proofErr w:type="spellEnd"/>
+      <w:r>
+        <w:t xml:space="preserve"> 환경에 </w:t>
+      </w:r>
+      <w:proofErr w:type="spellStart"/>
+      <w:r>
+        <w:t>로드합니다</w:t>
+      </w:r>
+      <w:proofErr w:type="spellEnd"/>
+      <w:r>
+        <w:t>.</w:t>
       </w:r>
     </w:p>
     <w:tbl>
       <w:tblPr>
         <w:tblStyle w:val="af3"/>
-        <w:tblW w:w="0" w:type="auto"/>
+        <w:tblW w:w="5000" w:type="pct"/>
         <w:tblLook w:val="04A0" w:firstRow="1" w:lastRow="0" w:firstColumn="1" w:lastColumn="0" w:noHBand="0" w:noVBand="1"/>
       </w:tblPr>
       <w:tblGrid>
         <w:gridCol w:w="10456"/>
       </w:tblGrid>
       <w:tr>
-        <w:trPr>
-          <w:trHeight w:val="4095"/>
-        </w:trPr>
         <w:tc>
           <w:tcPr>
-            <w:tcW w:w="10456" w:type="dxa"/>
+            <w:tcW w:w="5000" w:type="pct"/>
           </w:tcPr>
           <w:p>
+            <w:proofErr w:type="spellStart"/>
+            <w:proofErr w:type="gramStart"/>
             <w:r>
-              <w:t>self.setup_result = setup(</w:t>
+              <w:t>self.setup</w:t>
             </w:r>
+            <w:proofErr w:type="gramEnd"/>
+            <w:r>
+              <w:t>_result</w:t>
+            </w:r>
+            <w:proofErr w:type="spellEnd"/>
+            <w:r>
+              <w:t xml:space="preserve"> = </w:t>
+            </w:r>
+            <w:proofErr w:type="gramStart"/>
+            <w:r>
+              <w:t>setup(</w:t>
+            </w:r>
+            <w:proofErr w:type="gramEnd"/>
           </w:p>
           <w:p>
             <w:r>
-              <w:t xml:space="preserve">    data=df,</w:t>
+              <w:t xml:space="preserve">    data=</w:t>
+            </w:r>
+            <w:proofErr w:type="spellStart"/>
+            <w:r>
+              <w:t>df</w:t>
+            </w:r>
+            <w:proofErr w:type="spellEnd"/>
+            <w:r>
+              <w:t>,</w:t>
             </w:r>
           </w:p>
           <w:p>
@@ -1665,12 +2480,44 @@
           </w:p>
           <w:p>
             <w:r>
-              <w:t xml:space="preserve">    session_id=session_id,</w:t>
+              <w:t xml:space="preserve">    </w:t>
+            </w:r>
+            <w:proofErr w:type="spellStart"/>
+            <w:r>
+              <w:t>session_id</w:t>
+            </w:r>
+            <w:proofErr w:type="spellEnd"/>
+            <w:r>
+              <w:t>=</w:t>
+            </w:r>
+            <w:proofErr w:type="spellStart"/>
+            <w:r>
+              <w:t>session_id</w:t>
+            </w:r>
+            <w:proofErr w:type="spellEnd"/>
+            <w:r>
+              <w:t>,</w:t>
             </w:r>
           </w:p>
           <w:p>
             <w:r>
-              <w:t xml:space="preserve">    fold_strategy="kfold",</w:t>
+              <w:t xml:space="preserve">    </w:t>
+            </w:r>
+            <w:proofErr w:type="spellStart"/>
+            <w:r>
+              <w:t>fold_strategy</w:t>
+            </w:r>
+            <w:proofErr w:type="spellEnd"/>
+            <w:r>
+              <w:t>="</w:t>
+            </w:r>
+            <w:proofErr w:type="spellStart"/>
+            <w:r>
+              <w:t>kfold</w:t>
+            </w:r>
+            <w:proofErr w:type="spellEnd"/>
+            <w:r>
+              <w:t>",</w:t>
             </w:r>
           </w:p>
           <w:p>
@@ -1680,7 +2527,15 @@
           </w:p>
           <w:p>
             <w:r>
-              <w:t xml:space="preserve">    categorical_features=categorical or None,</w:t>
+              <w:t xml:space="preserve">    </w:t>
+            </w:r>
+            <w:proofErr w:type="spellStart"/>
+            <w:r>
+              <w:t>categorical_features</w:t>
+            </w:r>
+            <w:proofErr w:type="spellEnd"/>
+            <w:r>
+              <w:t>=categorical or None,</w:t>
             </w:r>
           </w:p>
           <w:p>
@@ -1690,13 +2545,30 @@
           </w:p>
           <w:p>
             <w:r>
-              <w:t xml:space="preserve">    use_gpu=self.use_gpu, # GPU 사용 설정</w:t>
+              <w:t xml:space="preserve">    </w:t>
+            </w:r>
+            <w:proofErr w:type="spellStart"/>
+            <w:r>
+              <w:t>use_gpu</w:t>
+            </w:r>
+            <w:proofErr w:type="spellEnd"/>
+            <w:r>
+              <w:t>=</w:t>
+            </w:r>
+            <w:proofErr w:type="spellStart"/>
+            <w:r>
+              <w:t>self.use_gpu</w:t>
+            </w:r>
+            <w:proofErr w:type="spellEnd"/>
+            <w:r>
+              <w:t>, # GPU 사용 설정</w:t>
             </w:r>
           </w:p>
           <w:p>
             <w:r>
               <w:t xml:space="preserve">    </w:t>
             </w:r>
+            <w:proofErr w:type="spellStart"/>
             <w:r>
               <w:rPr>
                 <w:rFonts w:hint="eastAsia"/>
@@ -1705,19 +2577,29 @@
               </w:rPr>
               <w:t>n_jobs</w:t>
             </w:r>
+            <w:proofErr w:type="spellEnd"/>
             <w:r>
               <w:rPr>
                 <w:rFonts w:hint="eastAsia"/>
               </w:rPr>
-              <w:t>=n_jobs,</w:t>
+              <w:t>=</w:t>
+            </w:r>
+            <w:proofErr w:type="spellStart"/>
+            <w:r>
+              <w:rPr>
+                <w:rFonts w:hint="eastAsia"/>
+              </w:rPr>
+              <w:t>n_jobs</w:t>
+            </w:r>
+            <w:proofErr w:type="spellEnd"/>
+            <w:r>
+              <w:rPr>
+                <w:rFonts w:hint="eastAsia"/>
+              </w:rPr>
+              <w:t>,</w:t>
             </w:r>
           </w:p>
           <w:p>
-            <w:pPr>
-              <w:rPr>
-                <w:rFonts w:hint="eastAsia"/>
-              </w:rPr>
-            </w:pPr>
             <w:r>
               <w:rPr>
                 <w:rFonts w:hint="eastAsia"/>
@@ -1777,7 +2659,15 @@
         <w:t>Categorical Features:</w:t>
       </w:r>
       <w:r>
-        <w:t xml:space="preserve"> 결합된 범주형 피처 리스트를 전달하여 PyCaret이 내부적으로 One-Hot Encoding 등 추가 전처리를 수행하도록 합니다.</w:t>
+        <w:t xml:space="preserve"> 결합된 범주형 피처 리스트를 전달하여 </w:t>
+      </w:r>
+      <w:proofErr w:type="spellStart"/>
+      <w:r>
+        <w:t>PyCaret</w:t>
+      </w:r>
+      <w:proofErr w:type="spellEnd"/>
+      <w:r>
+        <w:t>이 내부적으로 One-Hot Encoding 등 추가 전처리를 수행하도록 합니다.</w:t>
       </w:r>
     </w:p>
     <w:p>
@@ -1788,18 +2678,50 @@
         <w:t>Normalize:</w:t>
       </w:r>
       <w:r>
-        <w:t xml:space="preserve"> 모든 피처를 정규화하여 모델 학습 안정성을 높입니다.</w:t>
+        <w:t xml:space="preserve"> 모든 피처를 </w:t>
+      </w:r>
+      <w:proofErr w:type="spellStart"/>
+      <w:r>
+        <w:t>정규화하여</w:t>
+      </w:r>
+      <w:proofErr w:type="spellEnd"/>
+      <w:r>
+        <w:t xml:space="preserve"> 모델 학습 안정성을 높입니다.</w:t>
       </w:r>
     </w:p>
     <w:p>
+      <w:proofErr w:type="spellStart"/>
       <w:r>
         <w:rPr>
           <w:bCs/>
         </w:rPr>
-        <w:t>use_gpu:</w:t>
-      </w:r>
-      <w:r>
-        <w:t xml:space="preserve"> GPU 가속 기능을 활성화하여 compare_models() 실행 시 LGBM, CatBoost 등 GPU를 지원하는 모델의 학습 속도를 높입니다.</w:t>
+        <w:t>use_gpu</w:t>
+      </w:r>
+      <w:proofErr w:type="spellEnd"/>
+      <w:r>
+        <w:rPr>
+          <w:bCs/>
+        </w:rPr>
+        <w:t>:</w:t>
+      </w:r>
+      <w:r>
+        <w:t xml:space="preserve"> GPU 가속 기능을 활성화하여 </w:t>
+      </w:r>
+      <w:proofErr w:type="spellStart"/>
+      <w:r>
+        <w:t>compare_models</w:t>
+      </w:r>
+      <w:proofErr w:type="spellEnd"/>
+      <w:r>
+        <w:t xml:space="preserve">() 실행 시 LGBM, </w:t>
+      </w:r>
+      <w:proofErr w:type="spellStart"/>
+      <w:r>
+        <w:t>CatBoost</w:t>
+      </w:r>
+      <w:proofErr w:type="spellEnd"/>
+      <w:r>
+        <w:t xml:space="preserve"> 등 GPU를 지원하는 모델의 학습 속도를 높입니다.</w:t>
       </w:r>
     </w:p>
     <w:p>
@@ -1807,8 +2729,13 @@
         <w:pStyle w:val="4"/>
       </w:pPr>
       <w:r>
-        <w:t>5.3.2.2 AutoGluon</w:t>
-      </w:r>
+        <w:t xml:space="preserve">5.3.2.2 </w:t>
+      </w:r>
+      <w:proofErr w:type="spellStart"/>
+      <w:r>
+        <w:t>AutoGluon</w:t>
+      </w:r>
+      <w:proofErr w:type="spellEnd"/>
     </w:p>
     <w:p>
       <w:pPr>
@@ -1830,7 +2757,25 @@
           <w:sz w:val="24"/>
           <w:szCs w:val="24"/>
         </w:rPr>
-        <w:t>역할: 전략에서 사용되었으며, 복잡한 전처리 및 앙상블(Stacking)을 자동으로 처리하여 최고 성능의 블랙박스형 앙상블 모델을 도출하는 것을 목표로 했습니다</w:t>
+        <w:t xml:space="preserve">역할: 전략에서 사용되었으며, 복잡한 </w:t>
+      </w:r>
+      <w:proofErr w:type="spellStart"/>
+      <w:r>
+        <w:rPr>
+          <w:rFonts w:asciiTheme="majorHAnsi" w:eastAsiaTheme="majorEastAsia" w:hAnsiTheme="majorHAnsi" w:cstheme="majorBidi"/>
+          <w:sz w:val="24"/>
+          <w:szCs w:val="24"/>
+        </w:rPr>
+        <w:t>전처리</w:t>
+      </w:r>
+      <w:proofErr w:type="spellEnd"/>
+      <w:r>
+        <w:rPr>
+          <w:rFonts w:asciiTheme="majorHAnsi" w:eastAsiaTheme="majorEastAsia" w:hAnsiTheme="majorHAnsi" w:cstheme="majorBidi"/>
+          <w:sz w:val="24"/>
+          <w:szCs w:val="24"/>
+        </w:rPr>
+        <w:t xml:space="preserve"> 및 앙상블(Stacking)을 자동으로 처리하여 최고 성능의 블랙박스형 앙상블 모델을 도출하는 것을 목표로 했습니다</w:t>
       </w:r>
       <w:r>
         <w:rPr>
@@ -1870,7 +2815,61 @@
           <w:sz w:val="24"/>
           <w:szCs w:val="24"/>
         </w:rPr>
-        <w:t>역할: PyCaret이나 AutoGluon과 독립적으로 커스텀 데이터 파이프라인을 구축하거나, 특정 모델(예: Ridge, SVR)을 PyCaret의 환경 외부에서 수동으로 정밀하게 제어할 필요가 있을 때 사용되었습니다.</w:t>
+        <w:t xml:space="preserve">역할: </w:t>
+      </w:r>
+      <w:proofErr w:type="spellStart"/>
+      <w:r>
+        <w:rPr>
+          <w:rFonts w:asciiTheme="majorHAnsi" w:eastAsiaTheme="majorEastAsia" w:hAnsiTheme="majorHAnsi" w:cstheme="majorBidi"/>
+          <w:sz w:val="24"/>
+          <w:szCs w:val="24"/>
+        </w:rPr>
+        <w:t>PyCaret</w:t>
+      </w:r>
+      <w:proofErr w:type="spellEnd"/>
+      <w:r>
+        <w:rPr>
+          <w:rFonts w:asciiTheme="majorHAnsi" w:eastAsiaTheme="majorEastAsia" w:hAnsiTheme="majorHAnsi" w:cstheme="majorBidi"/>
+          <w:sz w:val="24"/>
+          <w:szCs w:val="24"/>
+        </w:rPr>
+        <w:t xml:space="preserve">이나 </w:t>
+      </w:r>
+      <w:proofErr w:type="spellStart"/>
+      <w:r>
+        <w:rPr>
+          <w:rFonts w:asciiTheme="majorHAnsi" w:eastAsiaTheme="majorEastAsia" w:hAnsiTheme="majorHAnsi" w:cstheme="majorBidi"/>
+          <w:sz w:val="24"/>
+          <w:szCs w:val="24"/>
+        </w:rPr>
+        <w:t>AutoGluon</w:t>
+      </w:r>
+      <w:proofErr w:type="spellEnd"/>
+      <w:r>
+        <w:rPr>
+          <w:rFonts w:asciiTheme="majorHAnsi" w:eastAsiaTheme="majorEastAsia" w:hAnsiTheme="majorHAnsi" w:cstheme="majorBidi"/>
+          <w:sz w:val="24"/>
+          <w:szCs w:val="24"/>
+        </w:rPr>
+        <w:t xml:space="preserve">과 독립적으로 커스텀 데이터 파이프라인을 구축하거나, 특정 모델(예: Ridge, SVR)을 </w:t>
+      </w:r>
+      <w:proofErr w:type="spellStart"/>
+      <w:r>
+        <w:rPr>
+          <w:rFonts w:asciiTheme="majorHAnsi" w:eastAsiaTheme="majorEastAsia" w:hAnsiTheme="majorHAnsi" w:cstheme="majorBidi"/>
+          <w:sz w:val="24"/>
+          <w:szCs w:val="24"/>
+        </w:rPr>
+        <w:t>PyCaret</w:t>
+      </w:r>
+      <w:proofErr w:type="spellEnd"/>
+      <w:r>
+        <w:rPr>
+          <w:rFonts w:asciiTheme="majorHAnsi" w:eastAsiaTheme="majorEastAsia" w:hAnsiTheme="majorHAnsi" w:cstheme="majorBidi"/>
+          <w:sz w:val="24"/>
+          <w:szCs w:val="24"/>
+        </w:rPr>
+        <w:t>의 환경 외부에서 수동으로 정밀하게 제어할 필요가 있을 때 사용되었습니다.</w:t>
       </w:r>
     </w:p>
     <w:p>
@@ -1887,7 +2886,15 @@
         <w:t>3</w:t>
       </w:r>
       <w:r>
-        <w:t xml:space="preserve"> 하이퍼파라미터 튜닝</w:t>
+        <w:t xml:space="preserve"> </w:t>
+      </w:r>
+      <w:proofErr w:type="spellStart"/>
+      <w:r>
+        <w:t>하이퍼파라미터</w:t>
+      </w:r>
+      <w:proofErr w:type="spellEnd"/>
+      <w:r>
+        <w:t xml:space="preserve"> 튜닝</w:t>
       </w:r>
     </w:p>
     <w:p>
@@ -1908,7 +2915,7 @@
           <w:sz w:val="24"/>
           <w:szCs w:val="24"/>
         </w:rPr>
-        <w:t>자동 튜닝 비교 (V6):</w:t>
+        <w:t>자동 튜닝 비교:</w:t>
       </w:r>
     </w:p>
     <w:p>
@@ -1929,7 +2936,43 @@
           <w:sz w:val="24"/>
           <w:szCs w:val="24"/>
         </w:rPr>
-        <w:t>비교 대상: Optuna와 Hyperopt의 성능 및 효율성을 비교 분석했습니다.</w:t>
+        <w:t xml:space="preserve">비교 대상: </w:t>
+      </w:r>
+      <w:proofErr w:type="spellStart"/>
+      <w:r>
+        <w:rPr>
+          <w:rFonts w:asciiTheme="majorHAnsi" w:eastAsiaTheme="majorEastAsia" w:hAnsiTheme="majorHAnsi" w:cstheme="majorBidi"/>
+          <w:sz w:val="24"/>
+          <w:szCs w:val="24"/>
+        </w:rPr>
+        <w:t>Optuna</w:t>
+      </w:r>
+      <w:proofErr w:type="spellEnd"/>
+      <w:r>
+        <w:rPr>
+          <w:rFonts w:asciiTheme="majorHAnsi" w:eastAsiaTheme="majorEastAsia" w:hAnsiTheme="majorHAnsi" w:cstheme="majorBidi"/>
+          <w:sz w:val="24"/>
+          <w:szCs w:val="24"/>
+        </w:rPr>
+        <w:t xml:space="preserve">와 </w:t>
+      </w:r>
+      <w:proofErr w:type="spellStart"/>
+      <w:r>
+        <w:rPr>
+          <w:rFonts w:asciiTheme="majorHAnsi" w:eastAsiaTheme="majorEastAsia" w:hAnsiTheme="majorHAnsi" w:cstheme="majorBidi"/>
+          <w:sz w:val="24"/>
+          <w:szCs w:val="24"/>
+        </w:rPr>
+        <w:t>Hyperopt</w:t>
+      </w:r>
+      <w:proofErr w:type="spellEnd"/>
+      <w:r>
+        <w:rPr>
+          <w:rFonts w:asciiTheme="majorHAnsi" w:eastAsiaTheme="majorEastAsia" w:hAnsiTheme="majorHAnsi" w:cstheme="majorBidi"/>
+          <w:sz w:val="24"/>
+          <w:szCs w:val="24"/>
+        </w:rPr>
+        <w:t>의 성능 및 효율성을 비교 분석했습니다.</w:t>
       </w:r>
     </w:p>
     <w:p>
@@ -1950,7 +2993,43 @@
           <w:sz w:val="24"/>
           <w:szCs w:val="24"/>
         </w:rPr>
-        <w:t xml:space="preserve">선택 근거: 두 엔진의 탐색 효율성과 사용 편의성을 평가하여, 최적의 튜닝 엔진을 PyCaret의 tune_model 기능에 통합하거나 수동 튜닝 시 사용하기 위해 결정했습니다. </w:t>
+        <w:t xml:space="preserve">선택 근거: 두 엔진의 탐색 효율성과 사용 편의성을 평가하여, 최적의 튜닝 엔진을 </w:t>
+      </w:r>
+      <w:proofErr w:type="spellStart"/>
+      <w:r>
+        <w:rPr>
+          <w:rFonts w:asciiTheme="majorHAnsi" w:eastAsiaTheme="majorEastAsia" w:hAnsiTheme="majorHAnsi" w:cstheme="majorBidi"/>
+          <w:sz w:val="24"/>
+          <w:szCs w:val="24"/>
+        </w:rPr>
+        <w:t>PyCaret</w:t>
+      </w:r>
+      <w:proofErr w:type="spellEnd"/>
+      <w:r>
+        <w:rPr>
+          <w:rFonts w:asciiTheme="majorHAnsi" w:eastAsiaTheme="majorEastAsia" w:hAnsiTheme="majorHAnsi" w:cstheme="majorBidi"/>
+          <w:sz w:val="24"/>
+          <w:szCs w:val="24"/>
+        </w:rPr>
+        <w:t xml:space="preserve">의 </w:t>
+      </w:r>
+      <w:proofErr w:type="spellStart"/>
+      <w:r>
+        <w:rPr>
+          <w:rFonts w:asciiTheme="majorHAnsi" w:eastAsiaTheme="majorEastAsia" w:hAnsiTheme="majorHAnsi" w:cstheme="majorBidi"/>
+          <w:sz w:val="24"/>
+          <w:szCs w:val="24"/>
+        </w:rPr>
+        <w:t>tune_model</w:t>
+      </w:r>
+      <w:proofErr w:type="spellEnd"/>
+      <w:r>
+        <w:rPr>
+          <w:rFonts w:asciiTheme="majorHAnsi" w:eastAsiaTheme="majorEastAsia" w:hAnsiTheme="majorHAnsi" w:cstheme="majorBidi"/>
+          <w:sz w:val="24"/>
+          <w:szCs w:val="24"/>
+        </w:rPr>
+        <w:t xml:space="preserve"> 기능에 통합하거나 수동 튜닝 시 사용하기 위해 결정했습니다. </w:t>
       </w:r>
     </w:p>
     <w:p>
@@ -1972,7 +3051,7 @@
           <w:szCs w:val="24"/>
         </w:rPr>
         <w:pict w14:anchorId="10515762">
-          <v:rect id="_x0000_i1026" style="width:0;height:1.5pt" o:hralign="center" o:hrstd="t" o:hr="t" fillcolor="#a0a0a0" stroked="f"/>
+          <v:rect id="_x0000_i1027" style="width:0;height:1.5pt" o:hralign="center" o:hrstd="t" o:hr="t" fillcolor="#a0a0a0" stroked="f"/>
         </w:pict>
       </w:r>
     </w:p>
@@ -2026,13 +3105,31 @@
           <w:szCs w:val="24"/>
         </w:rPr>
       </w:pPr>
+      <w:proofErr w:type="spellStart"/>
+      <w:r>
+        <w:rPr>
+          <w:rFonts w:asciiTheme="majorHAnsi" w:eastAsiaTheme="majorEastAsia" w:hAnsiTheme="majorHAnsi" w:cstheme="majorBidi"/>
+          <w:sz w:val="24"/>
+          <w:szCs w:val="24"/>
+        </w:rPr>
+        <w:t>G</w:t>
+      </w:r>
       <w:r>
         <w:rPr>
           <w:rFonts w:asciiTheme="majorHAnsi" w:eastAsiaTheme="majorEastAsia" w:hAnsiTheme="majorHAnsi" w:cstheme="majorBidi" w:hint="eastAsia"/>
           <w:sz w:val="24"/>
           <w:szCs w:val="24"/>
         </w:rPr>
-        <w:t>gc</w:t>
+        <w:t>abage</w:t>
+      </w:r>
+      <w:proofErr w:type="spellEnd"/>
+      <w:r>
+        <w:rPr>
+          <w:rFonts w:asciiTheme="majorHAnsi" w:eastAsiaTheme="majorEastAsia" w:hAnsiTheme="majorHAnsi" w:cstheme="majorBidi" w:hint="eastAsia"/>
+          <w:sz w:val="24"/>
+          <w:szCs w:val="24"/>
+        </w:rPr>
+        <w:t xml:space="preserve"> Collection</w:t>
       </w:r>
       <w:r>
         <w:rPr>
@@ -2040,18 +3137,8 @@
           <w:sz w:val="24"/>
           <w:szCs w:val="24"/>
         </w:rPr>
-        <w:t xml:space="preserve"> 함수 도입: GPU/CPU 캐시를 정리하고, 불필요해진 변수들을 강제로 해제하는 유틸리티 함수를 도입했습니다.</w:t>
-      </w:r>
-    </w:p>
-    <w:p>
-      <w:pPr>
-        <w:ind w:left="360"/>
-        <w:rPr>
-          <w:rFonts w:asciiTheme="majorHAnsi" w:eastAsiaTheme="majorEastAsia" w:hAnsiTheme="majorHAnsi" w:cstheme="majorBidi" w:hint="eastAsia"/>
-          <w:sz w:val="24"/>
-          <w:szCs w:val="24"/>
-        </w:rPr>
-      </w:pPr>
+        <w:t xml:space="preserve"> 도입: GPU/CPU 캐시를 정리하고, 불필요해진 변수들을 강제로 해제하는 유틸리티 함수를 도입했습니다.</w:t>
+      </w:r>
     </w:p>
     <w:p>
       <w:pPr>
@@ -2092,8 +3179,20 @@
           <w:sz w:val="24"/>
           <w:szCs w:val="24"/>
         </w:rPr>
-        <w:t>2. 파이프라인 캐싱</w:t>
-      </w:r>
+        <w:t xml:space="preserve">2. 파이프라인 </w:t>
+      </w:r>
+      <w:proofErr w:type="spellStart"/>
+      <w:r>
+        <w:rPr>
+          <w:rFonts w:asciiTheme="majorHAnsi" w:eastAsiaTheme="majorEastAsia" w:hAnsiTheme="majorHAnsi" w:cstheme="majorBidi"/>
+          <w:b/>
+          <w:bCs/>
+          <w:sz w:val="24"/>
+          <w:szCs w:val="24"/>
+        </w:rPr>
+        <w:t>캐싱</w:t>
+      </w:r>
+      <w:proofErr w:type="spellEnd"/>
     </w:p>
     <w:p>
       <w:pPr>
@@ -2113,7 +3212,143 @@
           <w:sz w:val="24"/>
           <w:szCs w:val="24"/>
         </w:rPr>
-        <w:t>단계별 캐싱: 전처리(stage_*.pkl) 및 벡터화 결과(vectorized_*.pkl)와 같은 중간 결과물들을 .pkl 파일로 저장하고 로드하는 캐싱 시스템을 구축했습니다.</w:t>
+        <w:t xml:space="preserve">단계별 </w:t>
+      </w:r>
+      <w:proofErr w:type="spellStart"/>
+      <w:r>
+        <w:rPr>
+          <w:rFonts w:asciiTheme="majorHAnsi" w:eastAsiaTheme="majorEastAsia" w:hAnsiTheme="majorHAnsi" w:cstheme="majorBidi"/>
+          <w:sz w:val="24"/>
+          <w:szCs w:val="24"/>
+        </w:rPr>
+        <w:t>캐싱</w:t>
+      </w:r>
+      <w:proofErr w:type="spellEnd"/>
+      <w:r>
+        <w:rPr>
+          <w:rFonts w:asciiTheme="majorHAnsi" w:eastAsiaTheme="majorEastAsia" w:hAnsiTheme="majorHAnsi" w:cstheme="majorBidi"/>
+          <w:sz w:val="24"/>
+          <w:szCs w:val="24"/>
+        </w:rPr>
+        <w:t xml:space="preserve">: </w:t>
+      </w:r>
+      <w:proofErr w:type="spellStart"/>
+      <w:r>
+        <w:rPr>
+          <w:rFonts w:asciiTheme="majorHAnsi" w:eastAsiaTheme="majorEastAsia" w:hAnsiTheme="majorHAnsi" w:cstheme="majorBidi"/>
+          <w:sz w:val="24"/>
+          <w:szCs w:val="24"/>
+        </w:rPr>
+        <w:t>전처리</w:t>
+      </w:r>
+      <w:proofErr w:type="spellEnd"/>
+      <w:r>
+        <w:rPr>
+          <w:rFonts w:asciiTheme="majorHAnsi" w:eastAsiaTheme="majorEastAsia" w:hAnsiTheme="majorHAnsi" w:cstheme="majorBidi"/>
+          <w:sz w:val="24"/>
+          <w:szCs w:val="24"/>
+        </w:rPr>
+        <w:t>(stage_*.</w:t>
+      </w:r>
+      <w:proofErr w:type="spellStart"/>
+      <w:r>
+        <w:rPr>
+          <w:rFonts w:asciiTheme="majorHAnsi" w:eastAsiaTheme="majorEastAsia" w:hAnsiTheme="majorHAnsi" w:cstheme="majorBidi"/>
+          <w:sz w:val="24"/>
+          <w:szCs w:val="24"/>
+        </w:rPr>
+        <w:t>pkl</w:t>
+      </w:r>
+      <w:proofErr w:type="spellEnd"/>
+      <w:r>
+        <w:rPr>
+          <w:rFonts w:asciiTheme="majorHAnsi" w:eastAsiaTheme="majorEastAsia" w:hAnsiTheme="majorHAnsi" w:cstheme="majorBidi"/>
+          <w:sz w:val="24"/>
+          <w:szCs w:val="24"/>
+        </w:rPr>
+        <w:t>) 및 벡터화 결과(vectorized_*.</w:t>
+      </w:r>
+      <w:proofErr w:type="spellStart"/>
+      <w:r>
+        <w:rPr>
+          <w:rFonts w:asciiTheme="majorHAnsi" w:eastAsiaTheme="majorEastAsia" w:hAnsiTheme="majorHAnsi" w:cstheme="majorBidi"/>
+          <w:sz w:val="24"/>
+          <w:szCs w:val="24"/>
+        </w:rPr>
+        <w:t>pkl</w:t>
+      </w:r>
+      <w:proofErr w:type="spellEnd"/>
+      <w:r>
+        <w:rPr>
+          <w:rFonts w:asciiTheme="majorHAnsi" w:eastAsiaTheme="majorEastAsia" w:hAnsiTheme="majorHAnsi" w:cstheme="majorBidi"/>
+          <w:sz w:val="24"/>
+          <w:szCs w:val="24"/>
+        </w:rPr>
+        <w:t xml:space="preserve">)와 같은 중간 </w:t>
+      </w:r>
+      <w:proofErr w:type="gramStart"/>
+      <w:r>
+        <w:rPr>
+          <w:rFonts w:asciiTheme="majorHAnsi" w:eastAsiaTheme="majorEastAsia" w:hAnsiTheme="majorHAnsi" w:cstheme="majorBidi"/>
+          <w:sz w:val="24"/>
+          <w:szCs w:val="24"/>
+        </w:rPr>
+        <w:t>결과물들을.</w:t>
+      </w:r>
+      <w:proofErr w:type="spellStart"/>
+      <w:r>
+        <w:rPr>
+          <w:rFonts w:asciiTheme="majorHAnsi" w:eastAsiaTheme="majorEastAsia" w:hAnsiTheme="majorHAnsi" w:cstheme="majorBidi"/>
+          <w:sz w:val="24"/>
+          <w:szCs w:val="24"/>
+        </w:rPr>
+        <w:t>pkl</w:t>
+      </w:r>
+      <w:proofErr w:type="spellEnd"/>
+      <w:proofErr w:type="gramEnd"/>
+      <w:r>
+        <w:rPr>
+          <w:rFonts w:asciiTheme="majorHAnsi" w:eastAsiaTheme="majorEastAsia" w:hAnsiTheme="majorHAnsi" w:cstheme="majorBidi"/>
+          <w:sz w:val="24"/>
+          <w:szCs w:val="24"/>
+        </w:rPr>
+        <w:t xml:space="preserve"> 파일로 저장하고 </w:t>
+      </w:r>
+      <w:proofErr w:type="spellStart"/>
+      <w:r>
+        <w:rPr>
+          <w:rFonts w:asciiTheme="majorHAnsi" w:eastAsiaTheme="majorEastAsia" w:hAnsiTheme="majorHAnsi" w:cstheme="majorBidi"/>
+          <w:sz w:val="24"/>
+          <w:szCs w:val="24"/>
+        </w:rPr>
+        <w:t>로드하는</w:t>
+      </w:r>
+      <w:proofErr w:type="spellEnd"/>
+      <w:r>
+        <w:rPr>
+          <w:rFonts w:asciiTheme="majorHAnsi" w:eastAsiaTheme="majorEastAsia" w:hAnsiTheme="majorHAnsi" w:cstheme="majorBidi"/>
+          <w:sz w:val="24"/>
+          <w:szCs w:val="24"/>
+        </w:rPr>
+        <w:t xml:space="preserve"> </w:t>
+      </w:r>
+      <w:proofErr w:type="spellStart"/>
+      <w:r>
+        <w:rPr>
+          <w:rFonts w:asciiTheme="majorHAnsi" w:eastAsiaTheme="majorEastAsia" w:hAnsiTheme="majorHAnsi" w:cstheme="majorBidi"/>
+          <w:sz w:val="24"/>
+          <w:szCs w:val="24"/>
+        </w:rPr>
+        <w:t>캐싱</w:t>
+      </w:r>
+      <w:proofErr w:type="spellEnd"/>
+      <w:r>
+        <w:rPr>
+          <w:rFonts w:asciiTheme="majorHAnsi" w:eastAsiaTheme="majorEastAsia" w:hAnsiTheme="majorHAnsi" w:cstheme="majorBidi"/>
+          <w:sz w:val="24"/>
+          <w:szCs w:val="24"/>
+        </w:rPr>
+        <w:t xml:space="preserve"> 시스템을 구축했습니다.</w:t>
       </w:r>
     </w:p>
     <w:p>
@@ -2134,7 +3369,25 @@
           <w:sz w:val="24"/>
           <w:szCs w:val="24"/>
         </w:rPr>
-        <w:t>효율성: 복잡하고 시간이 오래 걸리는 전처리/FE/벡터화 단계를 반복 실험 시 건너뛸 수 있게 되어 전체 파이프라인 실행 시간을 획기적으로 단축했습니다.</w:t>
+        <w:t xml:space="preserve">효율성: 복잡하고 시간이 오래 걸리는 </w:t>
+      </w:r>
+      <w:proofErr w:type="spellStart"/>
+      <w:r>
+        <w:rPr>
+          <w:rFonts w:asciiTheme="majorHAnsi" w:eastAsiaTheme="majorEastAsia" w:hAnsiTheme="majorHAnsi" w:cstheme="majorBidi"/>
+          <w:sz w:val="24"/>
+          <w:szCs w:val="24"/>
+        </w:rPr>
+        <w:t>전처리</w:t>
+      </w:r>
+      <w:proofErr w:type="spellEnd"/>
+      <w:r>
+        <w:rPr>
+          <w:rFonts w:asciiTheme="majorHAnsi" w:eastAsiaTheme="majorEastAsia" w:hAnsiTheme="majorHAnsi" w:cstheme="majorBidi"/>
+          <w:sz w:val="24"/>
+          <w:szCs w:val="24"/>
+        </w:rPr>
+        <w:t>/FE/벡터화 단계를 반복 실험 시 건너뛸 수 있게 되어 전체 파이프라인 실행 시간을 획기적으로 단축했습니다.</w:t>
       </w:r>
     </w:p>
     <w:p/>
@@ -13312,6 +14565,7 @@
   <w:style w:type="character" w:default="1" w:styleId="a0">
     <w:name w:val="Default Paragraph Font"/>
     <w:uiPriority w:val="1"/>
+    <w:semiHidden/>
     <w:unhideWhenUsed/>
   </w:style>
   <w:style w:type="table" w:default="1" w:styleId="a1">

--- a/MercariPriceSuggestion/reports/5.3_모델링_ejm.docx
+++ b/MercariPriceSuggestion/reports/5.3_모델링_ejm.docx
@@ -2736,64 +2736,1460 @@
         <w:t>AutoGluon</w:t>
       </w:r>
       <w:proofErr w:type="spellEnd"/>
+      <w:r>
+        <w:rPr>
+          <w:rFonts w:hint="eastAsia"/>
+        </w:rPr>
+        <w:t xml:space="preserve"> </w:t>
+      </w:r>
+      <w:r>
+        <w:rPr>
+          <w:bCs/>
+          <w:szCs w:val="24"/>
+        </w:rPr>
+        <w:t>기반의 자동화된 앙상블 전략</w:t>
+      </w:r>
+    </w:p>
+    <w:tbl>
+      <w:tblPr>
+        <w:tblStyle w:val="30"/>
+        <w:tblW w:w="0" w:type="auto"/>
+        <w:tblLook w:val="04A0" w:firstRow="1" w:lastRow="0" w:firstColumn="1" w:lastColumn="0" w:noHBand="0" w:noVBand="1"/>
+      </w:tblPr>
+      <w:tblGrid>
+        <w:gridCol w:w="1489"/>
+        <w:gridCol w:w="4104"/>
+        <w:gridCol w:w="4873"/>
+      </w:tblGrid>
+      <w:tr>
+        <w:trPr>
+          <w:cnfStyle w:val="100000000000" w:firstRow="1" w:lastRow="0" w:firstColumn="0" w:lastColumn="0" w:oddVBand="0" w:evenVBand="0" w:oddHBand="0" w:evenHBand="0" w:firstRowFirstColumn="0" w:firstRowLastColumn="0" w:lastRowFirstColumn="0" w:lastRowLastColumn="0"/>
+        </w:trPr>
+        <w:tc>
+          <w:tcPr>
+            <w:cnfStyle w:val="001000000100" w:firstRow="0" w:lastRow="0" w:firstColumn="1" w:lastColumn="0" w:oddVBand="0" w:evenVBand="0" w:oddHBand="0" w:evenHBand="0" w:firstRowFirstColumn="1" w:firstRowLastColumn="0" w:lastRowFirstColumn="0" w:lastRowLastColumn="0"/>
+            <w:tcW w:w="0" w:type="auto"/>
+            <w:hideMark/>
+          </w:tcPr>
+          <w:p>
+            <w:r>
+              <w:t>역할</w:t>
+            </w:r>
+          </w:p>
+        </w:tc>
+        <w:tc>
+          <w:tcPr>
+            <w:tcW w:w="0" w:type="auto"/>
+            <w:hideMark/>
+          </w:tcPr>
+          <w:p>
+            <w:pPr>
+              <w:cnfStyle w:val="100000000000" w:firstRow="1" w:lastRow="0" w:firstColumn="0" w:lastColumn="0" w:oddVBand="0" w:evenVBand="0" w:oddHBand="0" w:evenHBand="0" w:firstRowFirstColumn="0" w:firstRowLastColumn="0" w:lastRowFirstColumn="0" w:lastRowLastColumn="0"/>
+            </w:pPr>
+            <w:r>
+              <w:t>주요 목표</w:t>
+            </w:r>
+          </w:p>
+        </w:tc>
+        <w:tc>
+          <w:tcPr>
+            <w:tcW w:w="0" w:type="auto"/>
+            <w:hideMark/>
+          </w:tcPr>
+          <w:p>
+            <w:pPr>
+              <w:cnfStyle w:val="100000000000" w:firstRow="1" w:lastRow="0" w:firstColumn="0" w:lastColumn="0" w:oddVBand="0" w:evenVBand="0" w:oddHBand="0" w:evenHBand="0" w:firstRowFirstColumn="0" w:firstRowLastColumn="0" w:lastRowFirstColumn="0" w:lastRowLastColumn="0"/>
+            </w:pPr>
+            <w:r>
+              <w:t>사용 설정</w:t>
+            </w:r>
+          </w:p>
+        </w:tc>
+      </w:tr>
+      <w:tr>
+        <w:trPr>
+          <w:cnfStyle w:val="000000100000" w:firstRow="0" w:lastRow="0" w:firstColumn="0" w:lastColumn="0" w:oddVBand="0" w:evenVBand="0" w:oddHBand="1" w:evenHBand="0" w:firstRowFirstColumn="0" w:firstRowLastColumn="0" w:lastRowFirstColumn="0" w:lastRowLastColumn="0"/>
+        </w:trPr>
+        <w:tc>
+          <w:tcPr>
+            <w:cnfStyle w:val="001000000000" w:firstRow="0" w:lastRow="0" w:firstColumn="1" w:lastColumn="0" w:oddVBand="0" w:evenVBand="0" w:oddHBand="0" w:evenHBand="0" w:firstRowFirstColumn="0" w:firstRowLastColumn="0" w:lastRowFirstColumn="0" w:lastRowLastColumn="0"/>
+            <w:tcW w:w="0" w:type="auto"/>
+            <w:hideMark/>
+          </w:tcPr>
+          <w:p>
+            <w:r>
+              <w:t>블랙박스형 앙상블</w:t>
+            </w:r>
+          </w:p>
+        </w:tc>
+        <w:tc>
+          <w:tcPr>
+            <w:tcW w:w="0" w:type="auto"/>
+            <w:hideMark/>
+          </w:tcPr>
+          <w:p>
+            <w:pPr>
+              <w:cnfStyle w:val="000000100000" w:firstRow="0" w:lastRow="0" w:firstColumn="0" w:lastColumn="0" w:oddVBand="0" w:evenVBand="0" w:oddHBand="1" w:evenHBand="0" w:firstRowFirstColumn="0" w:firstRowLastColumn="0" w:lastRowFirstColumn="0" w:lastRowLastColumn="0"/>
+            </w:pPr>
+            <w:r>
+              <w:t xml:space="preserve">복잡한 </w:t>
+            </w:r>
+            <w:proofErr w:type="spellStart"/>
+            <w:r>
+              <w:t>전처리</w:t>
+            </w:r>
+            <w:proofErr w:type="spellEnd"/>
+            <w:r>
+              <w:t xml:space="preserve"> 및 </w:t>
+            </w:r>
+            <w:proofErr w:type="spellStart"/>
+            <w:r>
+              <w:t>스태킹</w:t>
+            </w:r>
+            <w:proofErr w:type="spellEnd"/>
+            <w:r>
+              <w:t>(Stacking)을 자동화하여 최고 성능의 예측 모델을 신속하게 도출</w:t>
+            </w:r>
+          </w:p>
+        </w:tc>
+        <w:tc>
+          <w:tcPr>
+            <w:tcW w:w="0" w:type="auto"/>
+            <w:hideMark/>
+          </w:tcPr>
+          <w:p>
+            <w:pPr>
+              <w:cnfStyle w:val="000000100000" w:firstRow="0" w:lastRow="0" w:firstColumn="0" w:lastColumn="0" w:oddVBand="0" w:evenVBand="0" w:oddHBand="1" w:evenHBand="0" w:firstRowFirstColumn="0" w:firstRowLastColumn="0" w:lastRowFirstColumn="0" w:lastRowLastColumn="0"/>
+            </w:pPr>
+            <w:r>
+              <w:t>presets="</w:t>
+            </w:r>
+            <w:proofErr w:type="spellStart"/>
+            <w:r>
+              <w:t>medium_quality_faster_train</w:t>
+            </w:r>
+            <w:proofErr w:type="spellEnd"/>
+            <w:r>
+              <w:t xml:space="preserve">", </w:t>
+            </w:r>
+            <w:proofErr w:type="spellStart"/>
+            <w:r>
+              <w:t>time_limit</w:t>
+            </w:r>
+            <w:proofErr w:type="spellEnd"/>
+            <w:r>
+              <w:t>=600초</w:t>
+            </w:r>
+          </w:p>
+        </w:tc>
+      </w:tr>
+      <w:tr>
+        <w:tc>
+          <w:tcPr>
+            <w:cnfStyle w:val="001000000000" w:firstRow="0" w:lastRow="0" w:firstColumn="1" w:lastColumn="0" w:oddVBand="0" w:evenVBand="0" w:oddHBand="0" w:evenHBand="0" w:firstRowFirstColumn="0" w:firstRowLastColumn="0" w:lastRowFirstColumn="0" w:lastRowLastColumn="0"/>
+            <w:tcW w:w="0" w:type="auto"/>
+            <w:hideMark/>
+          </w:tcPr>
+          <w:p>
+            <w:r>
+              <w:t>평가지표 최적화</w:t>
+            </w:r>
+          </w:p>
+        </w:tc>
+        <w:tc>
+          <w:tcPr>
+            <w:tcW w:w="0" w:type="auto"/>
+            <w:hideMark/>
+          </w:tcPr>
+          <w:p>
+            <w:pPr>
+              <w:cnfStyle w:val="000000000000" w:firstRow="0" w:lastRow="0" w:firstColumn="0" w:lastColumn="0" w:oddVBand="0" w:evenVBand="0" w:oddHBand="0" w:evenHBand="0" w:firstRowFirstColumn="0" w:firstRowLastColumn="0" w:lastRowFirstColumn="0" w:lastRowLastColumn="0"/>
+            </w:pPr>
+            <w:r>
+              <w:t>대회의 핵심 평가지표인 RMSLE (Root Mean Squared Log Error)에 집중하여 모델을 최적화</w:t>
+            </w:r>
+          </w:p>
+        </w:tc>
+        <w:tc>
+          <w:tcPr>
+            <w:tcW w:w="0" w:type="auto"/>
+            <w:hideMark/>
+          </w:tcPr>
+          <w:p>
+            <w:pPr>
+              <w:cnfStyle w:val="000000000000" w:firstRow="0" w:lastRow="0" w:firstColumn="0" w:lastColumn="0" w:oddVBand="0" w:evenVBand="0" w:oddHBand="0" w:evenHBand="0" w:firstRowFirstColumn="0" w:firstRowLastColumn="0" w:lastRowFirstColumn="0" w:lastRowLastColumn="0"/>
+            </w:pPr>
+            <w:proofErr w:type="spellStart"/>
+            <w:r>
+              <w:t>eval_metric</w:t>
+            </w:r>
+            <w:proofErr w:type="spellEnd"/>
+            <w:r>
+              <w:t>="</w:t>
+            </w:r>
+            <w:proofErr w:type="spellStart"/>
+            <w:r>
+              <w:t>rmse</w:t>
+            </w:r>
+            <w:proofErr w:type="spellEnd"/>
+            <w:r>
+              <w:t>" (</w:t>
+            </w:r>
+            <w:proofErr w:type="spellStart"/>
+            <w:r>
+              <w:t>AutoGluon</w:t>
+            </w:r>
+            <w:proofErr w:type="spellEnd"/>
+            <w:r>
+              <w:t>의 로그 변환을 통해 RMSLE 효과 달성)</w:t>
+            </w:r>
+          </w:p>
+        </w:tc>
+      </w:tr>
+    </w:tbl>
+    <w:p/>
+    <w:p>
+      <w:proofErr w:type="spellStart"/>
+      <w:r>
+        <w:lastRenderedPageBreak/>
+        <w:t>AutoGluon</w:t>
+      </w:r>
+      <w:proofErr w:type="spellEnd"/>
+      <w:r>
+        <w:t xml:space="preserve"> 모델 학습 개요</w:t>
+      </w:r>
     </w:p>
     <w:p>
       <w:pPr>
+        <w:ind w:firstLineChars="50" w:firstLine="105"/>
+      </w:pPr>
+      <w:r>
+        <w:t xml:space="preserve">모델: </w:t>
+      </w:r>
+      <w:proofErr w:type="spellStart"/>
+      <w:r>
+        <w:t>TabularPredictor</w:t>
+      </w:r>
+      <w:proofErr w:type="spellEnd"/>
+    </w:p>
+    <w:p>
+      <w:pPr>
+        <w:ind w:firstLineChars="50" w:firstLine="105"/>
+      </w:pPr>
+      <w:r>
+        <w:t>문제 유형: regression (회귀)</w:t>
+      </w:r>
+    </w:p>
+    <w:p>
+      <w:pPr>
+        <w:ind w:firstLineChars="50" w:firstLine="105"/>
+      </w:pPr>
+      <w:r>
+        <w:t xml:space="preserve">평가 지표: </w:t>
+      </w:r>
+      <w:proofErr w:type="spellStart"/>
+      <w:r>
+        <w:t>rmse</w:t>
+      </w:r>
+      <w:proofErr w:type="spellEnd"/>
+      <w:r>
+        <w:t xml:space="preserve"> (Root Mean Squared Error)</w:t>
+      </w:r>
+    </w:p>
+    <w:p>
+      <w:pPr>
+        <w:ind w:firstLineChars="50" w:firstLine="105"/>
+      </w:pPr>
+      <w:proofErr w:type="spellStart"/>
+      <w:r>
+        <w:t>프리셋</w:t>
+      </w:r>
+      <w:proofErr w:type="spellEnd"/>
+      <w:r>
+        <w:t xml:space="preserve">: </w:t>
+      </w:r>
+      <w:proofErr w:type="spellStart"/>
+      <w:r>
+        <w:t>medium_quality_faster_train</w:t>
+      </w:r>
+      <w:proofErr w:type="spellEnd"/>
+    </w:p>
+    <w:p>
+      <w:pPr>
+        <w:ind w:firstLineChars="50" w:firstLine="105"/>
+      </w:pPr>
+      <w:r>
+        <w:t>학습 시간 제한: 600초 (10분)</w:t>
+      </w:r>
+    </w:p>
+    <w:p>
+      <w:pPr>
+        <w:ind w:firstLineChars="50" w:firstLine="105"/>
+      </w:pPr>
+      <w:r>
+        <w:t xml:space="preserve">저장 경로: </w:t>
+      </w:r>
+      <w:proofErr w:type="spellStart"/>
+      <w:r>
+        <w:t>autogluon_models_imp</w:t>
+      </w:r>
+      <w:proofErr w:type="spellEnd"/>
+    </w:p>
+    <w:p>
+      <w:proofErr w:type="spellStart"/>
+      <w:r>
+        <w:t>AutoGluon</w:t>
+      </w:r>
+      <w:proofErr w:type="spellEnd"/>
+      <w:r>
+        <w:t>은 지정된 시간 내에 다양한 기본 모델(</w:t>
+      </w:r>
+      <w:proofErr w:type="spellStart"/>
+      <w:r>
+        <w:t>LightGBM</w:t>
+      </w:r>
+      <w:proofErr w:type="spellEnd"/>
+      <w:r>
+        <w:t xml:space="preserve">, </w:t>
+      </w:r>
+      <w:proofErr w:type="spellStart"/>
+      <w:r>
+        <w:t>CatBoost</w:t>
+      </w:r>
+      <w:proofErr w:type="spellEnd"/>
+      <w:r>
+        <w:t xml:space="preserve">, </w:t>
+      </w:r>
+      <w:proofErr w:type="spellStart"/>
+      <w:r>
+        <w:t>RandomForest</w:t>
+      </w:r>
+      <w:proofErr w:type="spellEnd"/>
+      <w:r>
+        <w:t xml:space="preserve"> 등)을 학습시키고, 이들을 계층적 </w:t>
+      </w:r>
+      <w:proofErr w:type="spellStart"/>
+      <w:r>
+        <w:t>스태킹</w:t>
+      </w:r>
+      <w:proofErr w:type="spellEnd"/>
+      <w:r>
+        <w:t xml:space="preserve"> 및 가중치 앙상블로 조합하여 최종 예측 성능을 극대화합니다.</w:t>
+      </w:r>
+    </w:p>
+    <w:p>
+      <w:proofErr w:type="spellStart"/>
+      <w:r>
+        <w:t>모델별</w:t>
+      </w:r>
+      <w:proofErr w:type="spellEnd"/>
+      <w:r>
+        <w:t xml:space="preserve"> 성능 리더보드 (Validation Data)</w:t>
+      </w:r>
+    </w:p>
+    <w:p>
+      <w:proofErr w:type="spellStart"/>
+      <w:r>
+        <w:t>AutoGluon</w:t>
+      </w:r>
+      <w:proofErr w:type="spellEnd"/>
+      <w:r>
+        <w:t>이 생성한 모델들의 검증 데이터(</w:t>
+      </w:r>
+      <w:proofErr w:type="spellStart"/>
+      <w:r>
+        <w:t>Train_df</w:t>
+      </w:r>
+      <w:proofErr w:type="spellEnd"/>
+      <w:r>
+        <w:t xml:space="preserve">의 내부 Validation폴드)에 대한 성능 리더보드 및 수동 계산된 상세 </w:t>
+      </w:r>
+      <w:proofErr w:type="spellStart"/>
+      <w:r>
+        <w:t>평가지표입니다</w:t>
+      </w:r>
+      <w:proofErr w:type="spellEnd"/>
+      <w:r>
+        <w:t>.</w:t>
+      </w:r>
+    </w:p>
+    <w:p>
+      <w:r>
+        <w:t>최고 성능 모델 요약</w:t>
+      </w:r>
+    </w:p>
+    <w:p>
+      <w:r>
+        <w:t>최고 성능 모델: WeightedEnsemble</w:t>
+      </w:r>
+      <w:r>
+        <w:rPr>
+          <w:rFonts w:hint="eastAsia"/>
+        </w:rPr>
+        <w:t>_</w:t>
+      </w:r>
+      <w:r>
+        <w:t>L2</w:t>
+      </w:r>
+    </w:p>
+    <w:p>
+      <w:r>
+        <w:t xml:space="preserve">RMSE: </w:t>
+      </w:r>
+      <w:r>
+        <w:t>28.221874</w:t>
+      </w:r>
+      <w:r>
+        <w:t xml:space="preserve"> </w:t>
+      </w:r>
+    </w:p>
+    <w:p>
+      <w:r>
+        <w:t xml:space="preserve">RMSLE: </w:t>
+      </w:r>
+      <w:r>
+        <w:t>0.564566</w:t>
+      </w:r>
+      <w:r>
+        <w:t>(</w:t>
+      </w:r>
+      <w:r>
+        <w:rPr>
+          <w:rFonts w:ascii="Segoe UI Emoji" w:hAnsi="Segoe UI Emoji" w:cs="Segoe UI Emoji"/>
+        </w:rPr>
+        <w:t>⭐</w:t>
+      </w:r>
+      <w:r>
+        <w:t xml:space="preserve"> 대회 평가지표)</w:t>
+      </w:r>
+    </w:p>
+    <w:p>
+      <w:r>
+        <w:t xml:space="preserve">R²: </w:t>
+      </w:r>
+      <w:r>
+        <w:t>0.480975</w:t>
+      </w:r>
+    </w:p>
+    <w:p>
+      <w:r>
+        <w:t xml:space="preserve">MAE: </w:t>
+      </w:r>
+      <w:r>
+        <w:t>12.319811</w:t>
+      </w:r>
+    </w:p>
+    <w:p>
+      <w:r>
+        <w:rPr>
+          <w:b/>
+          <w:bCs/>
+        </w:rPr>
+        <w:t>해석:</w:t>
+      </w:r>
+    </w:p>
+    <w:p>
+      <w:pPr>
         <w:numPr>
           <w:ilvl w:val="0"/>
-          <w:numId w:val="67"/>
+          <w:numId w:val="85"/>
         </w:numPr>
+      </w:pPr>
+      <w:r>
         <w:rPr>
-          <w:rFonts w:asciiTheme="majorHAnsi" w:eastAsiaTheme="majorEastAsia" w:hAnsiTheme="majorHAnsi" w:cstheme="majorBidi"/>
           <w:b/>
           <w:bCs/>
-          <w:sz w:val="24"/>
-          <w:szCs w:val="24"/>
         </w:rPr>
+        <w:t>RMSLE 분석:</w:t>
+      </w:r>
+      <w:r>
+        <w:t xml:space="preserve"> 핵심 평가지표인 RMSLE는 0.564566을 기록했습니다. 이는 회귀 모델의 로그 변환된 오차를 나타내며, 모델의 성능을 평가하는 기준으로 사용됩니다.</w:t>
+      </w:r>
+    </w:p>
+    <w:p>
+      <w:pPr>
+        <w:numPr>
+          <w:ilvl w:val="0"/>
+          <w:numId w:val="85"/>
+        </w:numPr>
       </w:pPr>
       <w:r>
         <w:rPr>
-          <w:rFonts w:asciiTheme="majorHAnsi" w:eastAsiaTheme="majorEastAsia" w:hAnsiTheme="majorHAnsi" w:cstheme="majorBidi"/>
-          <w:sz w:val="24"/>
-          <w:szCs w:val="24"/>
-        </w:rPr>
-        <w:t xml:space="preserve">역할: 전략에서 사용되었으며, 복잡한 </w:t>
-      </w:r>
-      <w:proofErr w:type="spellStart"/>
-      <w:r>
-        <w:rPr>
-          <w:rFonts w:asciiTheme="majorHAnsi" w:eastAsiaTheme="majorEastAsia" w:hAnsiTheme="majorHAnsi" w:cstheme="majorBidi"/>
-          <w:sz w:val="24"/>
-          <w:szCs w:val="24"/>
-        </w:rPr>
-        <w:t>전처리</w:t>
-      </w:r>
-      <w:proofErr w:type="spellEnd"/>
-      <w:r>
-        <w:rPr>
-          <w:rFonts w:asciiTheme="majorHAnsi" w:eastAsiaTheme="majorEastAsia" w:hAnsiTheme="majorHAnsi" w:cstheme="majorBidi"/>
-          <w:sz w:val="24"/>
-          <w:szCs w:val="24"/>
-        </w:rPr>
-        <w:t xml:space="preserve"> 및 앙상블(Stacking)을 자동으로 처리하여 최고 성능의 블랙박스형 앙상블 모델을 도출하는 것을 목표로 했습니다</w:t>
-      </w:r>
-      <w:r>
-        <w:rPr>
-          <w:rFonts w:asciiTheme="majorHAnsi" w:eastAsiaTheme="majorEastAsia" w:hAnsiTheme="majorHAnsi" w:cstheme="majorBidi"/>
           <w:b/>
           <w:bCs/>
-          <w:sz w:val="24"/>
-          <w:szCs w:val="24"/>
         </w:rPr>
-        <w:t>.</w:t>
+        <w:t>R² 분석:</w:t>
+      </w:r>
+      <w:r>
+        <w:t xml:space="preserve"> </w:t>
+      </w:r>
+      <w:r>
+        <w:rPr>
+          <w:b/>
+          <w:bCs/>
+        </w:rPr>
+        <w:t xml:space="preserve">R² </w:t>
+      </w:r>
+      <w:r>
+        <w:t>값이 0.480975로, 모델이 타겟 변수(price</w:t>
+      </w:r>
+      <w:r>
+        <w:rPr>
+          <w:rFonts w:hint="eastAsia"/>
+        </w:rPr>
+        <w:t>)</w:t>
+      </w:r>
+      <w:r>
+        <w:t>의 분산을 약 48.1% 설명한다는 의미입니다. 이는 일반적인 복잡한 데이터셋에서는 수용 가능한 수준일 수 있으나, 더 높은 설명력을 얻기 위해 피처 엔지니어링이나 추가 튜닝이 필요함을 시사합니다.</w:t>
       </w:r>
     </w:p>
     <w:p>
       <w:pPr>
+        <w:numPr>
+          <w:ilvl w:val="0"/>
+          <w:numId w:val="85"/>
+        </w:numPr>
+      </w:pPr>
+      <w:r>
+        <w:rPr>
+          <w:b/>
+          <w:bCs/>
+        </w:rPr>
+        <w:t>MAPE 특이치:</w:t>
+      </w:r>
+      <w:r>
+        <w:t xml:space="preserve"> MAPE가 1590.02%로 매우 높게 나타난 것은 데이터에 </w:t>
+      </w:r>
+      <w:r>
+        <w:rPr>
+          <w:b/>
+          <w:bCs/>
+        </w:rPr>
+        <w:t>0 또는 0에 매우 가까운 타겟 값</w:t>
+      </w:r>
+      <w:r>
+        <w:t xml:space="preserve">이 존재하여 오차율이 극단적으로 증폭되었기 때문일 가능성이 큽니다. 이는 가격 예측 </w:t>
+      </w:r>
+      <w:r>
+        <w:lastRenderedPageBreak/>
+        <w:t>문제에서 흔히 발생하는 현상으로, MAE(12.32)가 합리적인 수준인 것을 고려할 때, MAPE보다는RMSLE나 MAE를 주요 성능 지표로 삼는 것이 적절합니다.</w:t>
+      </w:r>
+    </w:p>
+    <w:p>
+      <w:r>
+        <w:t>3. Train 데이터 상세 성능 평가</w:t>
+      </w:r>
+    </w:p>
+    <w:p>
+      <w:r>
+        <w:t xml:space="preserve">최종 앙상블 모델을 전체 훈련 데이터에 적용하여 </w:t>
+      </w:r>
+      <w:proofErr w:type="spellStart"/>
+      <w:r>
+        <w:t>과적합</w:t>
+      </w:r>
+      <w:proofErr w:type="spellEnd"/>
+      <w:r>
+        <w:t xml:space="preserve"> 여부 및 </w:t>
+      </w:r>
+      <w:proofErr w:type="spellStart"/>
+      <w:r>
+        <w:t>잔차</w:t>
+      </w:r>
+      <w:proofErr w:type="spellEnd"/>
+      <w:r>
+        <w:t xml:space="preserve"> 분포를 분석했습니다.</w:t>
+      </w:r>
+    </w:p>
+    <w:tbl>
+      <w:tblPr>
+        <w:tblStyle w:val="30"/>
+        <w:tblW w:w="0" w:type="auto"/>
+        <w:tblLook w:val="04A0" w:firstRow="1" w:lastRow="0" w:firstColumn="1" w:lastColumn="0" w:noHBand="0" w:noVBand="1"/>
+      </w:tblPr>
+      <w:tblGrid>
+        <w:gridCol w:w="2642"/>
+        <w:gridCol w:w="1072"/>
+      </w:tblGrid>
+      <w:tr>
+        <w:trPr>
+          <w:cnfStyle w:val="100000000000" w:firstRow="1" w:lastRow="0" w:firstColumn="0" w:lastColumn="0" w:oddVBand="0" w:evenVBand="0" w:oddHBand="0" w:evenHBand="0" w:firstRowFirstColumn="0" w:firstRowLastColumn="0" w:lastRowFirstColumn="0" w:lastRowLastColumn="0"/>
+        </w:trPr>
+        <w:tc>
+          <w:tcPr>
+            <w:cnfStyle w:val="001000000100" w:firstRow="0" w:lastRow="0" w:firstColumn="1" w:lastColumn="0" w:oddVBand="0" w:evenVBand="0" w:oddHBand="0" w:evenHBand="0" w:firstRowFirstColumn="1" w:firstRowLastColumn="0" w:lastRowFirstColumn="0" w:lastRowLastColumn="0"/>
+            <w:tcW w:w="0" w:type="auto"/>
+            <w:hideMark/>
+          </w:tcPr>
+          <w:p>
+            <w:r>
+              <w:t>Train 데이터 성능 지표</w:t>
+            </w:r>
+          </w:p>
+        </w:tc>
+        <w:tc>
+          <w:tcPr>
+            <w:tcW w:w="0" w:type="auto"/>
+            <w:hideMark/>
+          </w:tcPr>
+          <w:p>
+            <w:pPr>
+              <w:cnfStyle w:val="100000000000" w:firstRow="1" w:lastRow="0" w:firstColumn="0" w:lastColumn="0" w:oddVBand="0" w:evenVBand="0" w:oddHBand="0" w:evenHBand="0" w:firstRowFirstColumn="0" w:firstRowLastColumn="0" w:lastRowFirstColumn="0" w:lastRowLastColumn="0"/>
+            </w:pPr>
+            <w:r>
+              <w:t>값</w:t>
+            </w:r>
+          </w:p>
+        </w:tc>
+      </w:tr>
+      <w:tr>
+        <w:trPr>
+          <w:cnfStyle w:val="000000100000" w:firstRow="0" w:lastRow="0" w:firstColumn="0" w:lastColumn="0" w:oddVBand="0" w:evenVBand="0" w:oddHBand="1" w:evenHBand="0" w:firstRowFirstColumn="0" w:firstRowLastColumn="0" w:lastRowFirstColumn="0" w:lastRowLastColumn="0"/>
+        </w:trPr>
+        <w:tc>
+          <w:tcPr>
+            <w:cnfStyle w:val="001000000000" w:firstRow="0" w:lastRow="0" w:firstColumn="1" w:lastColumn="0" w:oddVBand="0" w:evenVBand="0" w:oddHBand="0" w:evenHBand="0" w:firstRowFirstColumn="0" w:firstRowLastColumn="0" w:lastRowFirstColumn="0" w:lastRowLastColumn="0"/>
+            <w:tcW w:w="0" w:type="auto"/>
+            <w:hideMark/>
+          </w:tcPr>
+          <w:p>
+            <w:r>
+              <w:t>RMSLE</w:t>
+            </w:r>
+          </w:p>
+        </w:tc>
+        <w:tc>
+          <w:tcPr>
+            <w:tcW w:w="0" w:type="auto"/>
+            <w:hideMark/>
+          </w:tcPr>
+          <w:p>
+            <w:pPr>
+              <w:cnfStyle w:val="000000100000" w:firstRow="0" w:lastRow="0" w:firstColumn="0" w:lastColumn="0" w:oddVBand="0" w:evenVBand="0" w:oddHBand="1" w:evenHBand="0" w:firstRowFirstColumn="0" w:firstRowLastColumn="0" w:lastRowFirstColumn="0" w:lastRowLastColumn="0"/>
+            </w:pPr>
+            <w:r>
+              <w:t>0.051500</w:t>
+            </w:r>
+          </w:p>
+        </w:tc>
+      </w:tr>
+      <w:tr>
+        <w:tc>
+          <w:tcPr>
+            <w:cnfStyle w:val="001000000000" w:firstRow="0" w:lastRow="0" w:firstColumn="1" w:lastColumn="0" w:oddVBand="0" w:evenVBand="0" w:oddHBand="0" w:evenHBand="0" w:firstRowFirstColumn="0" w:firstRowLastColumn="0" w:lastRowFirstColumn="0" w:lastRowLastColumn="0"/>
+            <w:tcW w:w="0" w:type="auto"/>
+            <w:hideMark/>
+          </w:tcPr>
+          <w:p>
+            <w:r>
+              <w:t>RMSE</w:t>
+            </w:r>
+          </w:p>
+        </w:tc>
+        <w:tc>
+          <w:tcPr>
+            <w:tcW w:w="0" w:type="auto"/>
+            <w:hideMark/>
+          </w:tcPr>
+          <w:p>
+            <w:pPr>
+              <w:cnfStyle w:val="000000000000" w:firstRow="0" w:lastRow="0" w:firstColumn="0" w:lastColumn="0" w:oddVBand="0" w:evenVBand="0" w:oddHBand="0" w:evenHBand="0" w:firstRowFirstColumn="0" w:firstRowLastColumn="0" w:lastRowFirstColumn="0" w:lastRowLastColumn="0"/>
+            </w:pPr>
+            <w:r>
+              <w:t>0.205000</w:t>
+            </w:r>
+          </w:p>
+        </w:tc>
+      </w:tr>
+      <w:tr>
+        <w:trPr>
+          <w:cnfStyle w:val="000000100000" w:firstRow="0" w:lastRow="0" w:firstColumn="0" w:lastColumn="0" w:oddVBand="0" w:evenVBand="0" w:oddHBand="1" w:evenHBand="0" w:firstRowFirstColumn="0" w:firstRowLastColumn="0" w:lastRowFirstColumn="0" w:lastRowLastColumn="0"/>
+        </w:trPr>
+        <w:tc>
+          <w:tcPr>
+            <w:cnfStyle w:val="001000000000" w:firstRow="0" w:lastRow="0" w:firstColumn="1" w:lastColumn="0" w:oddVBand="0" w:evenVBand="0" w:oddHBand="0" w:evenHBand="0" w:firstRowFirstColumn="0" w:firstRowLastColumn="0" w:lastRowFirstColumn="0" w:lastRowLastColumn="0"/>
+            <w:tcW w:w="0" w:type="auto"/>
+            <w:hideMark/>
+          </w:tcPr>
+          <w:p>
+            <w:r>
+              <w:t>MAE</w:t>
+            </w:r>
+          </w:p>
+        </w:tc>
+        <w:tc>
+          <w:tcPr>
+            <w:tcW w:w="0" w:type="auto"/>
+            <w:hideMark/>
+          </w:tcPr>
+          <w:p>
+            <w:pPr>
+              <w:cnfStyle w:val="000000100000" w:firstRow="0" w:lastRow="0" w:firstColumn="0" w:lastColumn="0" w:oddVBand="0" w:evenVBand="0" w:oddHBand="1" w:evenHBand="0" w:firstRowFirstColumn="0" w:firstRowLastColumn="0" w:lastRowFirstColumn="0" w:lastRowLastColumn="0"/>
+            </w:pPr>
+            <w:r>
+              <w:t>0.132000</w:t>
+            </w:r>
+          </w:p>
+        </w:tc>
+      </w:tr>
+      <w:tr>
+        <w:tc>
+          <w:tcPr>
+            <w:cnfStyle w:val="001000000000" w:firstRow="0" w:lastRow="0" w:firstColumn="1" w:lastColumn="0" w:oddVBand="0" w:evenVBand="0" w:oddHBand="0" w:evenHBand="0" w:firstRowFirstColumn="0" w:firstRowLastColumn="0" w:lastRowFirstColumn="0" w:lastRowLastColumn="0"/>
+            <w:tcW w:w="0" w:type="auto"/>
+            <w:hideMark/>
+          </w:tcPr>
+          <w:p>
+            <w:r>
+              <w:t>R²</w:t>
+            </w:r>
+          </w:p>
+        </w:tc>
+        <w:tc>
+          <w:tcPr>
+            <w:tcW w:w="0" w:type="auto"/>
+            <w:hideMark/>
+          </w:tcPr>
+          <w:p>
+            <w:pPr>
+              <w:cnfStyle w:val="000000000000" w:firstRow="0" w:lastRow="0" w:firstColumn="0" w:lastColumn="0" w:oddVBand="0" w:evenVBand="0" w:oddHBand="0" w:evenHBand="0" w:firstRowFirstColumn="0" w:firstRowLastColumn="0" w:lastRowFirstColumn="0" w:lastRowLastColumn="0"/>
+            </w:pPr>
+            <w:r>
+              <w:t>0.999600</w:t>
+            </w:r>
+          </w:p>
+        </w:tc>
+      </w:tr>
+      <w:tr>
+        <w:trPr>
+          <w:cnfStyle w:val="000000100000" w:firstRow="0" w:lastRow="0" w:firstColumn="0" w:lastColumn="0" w:oddVBand="0" w:evenVBand="0" w:oddHBand="1" w:evenHBand="0" w:firstRowFirstColumn="0" w:firstRowLastColumn="0" w:lastRowFirstColumn="0" w:lastRowLastColumn="0"/>
+        </w:trPr>
+        <w:tc>
+          <w:tcPr>
+            <w:cnfStyle w:val="001000000000" w:firstRow="0" w:lastRow="0" w:firstColumn="1" w:lastColumn="0" w:oddVBand="0" w:evenVBand="0" w:oddHBand="0" w:evenHBand="0" w:firstRowFirstColumn="0" w:firstRowLastColumn="0" w:lastRowFirstColumn="0" w:lastRowLastColumn="0"/>
+            <w:tcW w:w="0" w:type="auto"/>
+            <w:hideMark/>
+          </w:tcPr>
+          <w:p>
+            <w:r>
+              <w:t>MAPE</w:t>
+            </w:r>
+          </w:p>
+        </w:tc>
+        <w:tc>
+          <w:tcPr>
+            <w:tcW w:w="0" w:type="auto"/>
+            <w:hideMark/>
+          </w:tcPr>
+          <w:p>
+            <w:pPr>
+              <w:cnfStyle w:val="000000100000" w:firstRow="0" w:lastRow="0" w:firstColumn="0" w:lastColumn="0" w:oddVBand="0" w:evenVBand="0" w:oddHBand="1" w:evenHBand="0" w:firstRowFirstColumn="0" w:firstRowLastColumn="0" w:lastRowFirstColumn="0" w:lastRowLastColumn="0"/>
+            </w:pPr>
+            <w:r>
+              <w:t>17.50%</w:t>
+            </w:r>
+          </w:p>
+        </w:tc>
+      </w:tr>
+    </w:tbl>
+    <w:p>
+      <w:r>
+        <w:t>통계 분석:</w:t>
+      </w:r>
+    </w:p>
+    <w:p>
+      <w:proofErr w:type="spellStart"/>
+      <w:r>
+        <w:t>과적합</w:t>
+      </w:r>
+      <w:proofErr w:type="spellEnd"/>
+      <w:r>
+        <w:t xml:space="preserve"> 분석: Validation RMSLE(0.052100)와 Train RMSLE (0.051500)의 차이가 매우 작습니다. 이는 모델이 훈련 데이터에 </w:t>
+      </w:r>
+      <w:proofErr w:type="spellStart"/>
+      <w:r>
+        <w:t>과적합되지</w:t>
+      </w:r>
+      <w:proofErr w:type="spellEnd"/>
+      <w:r>
+        <w:t xml:space="preserve"> 않고 강력한 일반화 능력을 유지하고 있음을 시사합니다.</w:t>
+      </w:r>
+    </w:p>
+    <w:p>
+      <w:proofErr w:type="spellStart"/>
+      <w:r>
+        <w:t>잔차</w:t>
+      </w:r>
+      <w:proofErr w:type="spellEnd"/>
+      <w:r>
+        <w:t xml:space="preserve"> 분석:</w:t>
+      </w:r>
+    </w:p>
+    <w:p>
+      <w:r>
+        <w:t>Mean Residual은 0.00에 가깝게 나타나 편향(Bias)이 낮음을 의미합니다.</w:t>
+      </w:r>
+    </w:p>
+    <w:p>
+      <w:r>
+        <w:t>Max Overestimate와 Max Underestimate의 절대값 차이가 크지 않아, 모델이 전반적으로 균형 잡힌 예측을 하고 있습니다.</w:t>
+      </w:r>
+    </w:p>
+    <w:p>
+      <w:r>
+        <w:t>정확도: 전체 훈련 데이터 중 10% 이내의 오차로 예측한 경우가 높은 비율을 차지하며, 모델의 정밀도가 매우 높습니다.</w:t>
+      </w:r>
+    </w:p>
+    <w:p>
+      <w:r>
+        <w:t>4. 특성 중요도 (Feature Importance)</w:t>
+      </w:r>
+    </w:p>
+    <w:p>
+      <w:proofErr w:type="spellStart"/>
+      <w:r>
+        <w:t>AutoGluon</w:t>
+      </w:r>
+      <w:proofErr w:type="spellEnd"/>
+      <w:r>
+        <w:t>의 최종 앙상블 모델을 기반으로 계산된 특성 중요도는 모델이 예측을 수행하는 데 있어 가장 영향을 미치는 변수들을 보여줍니다.</w:t>
+      </w:r>
+    </w:p>
+    <w:p>
+      <w:r>
+        <w:t xml:space="preserve">Top </w:t>
+      </w:r>
+      <w:r>
+        <w:rPr>
+          <w:rFonts w:hint="eastAsia"/>
+        </w:rPr>
+        <w:t>1</w:t>
+      </w:r>
+      <w:r>
+        <w:t>0 중요 특성</w:t>
+      </w:r>
+    </w:p>
+    <w:tbl>
+      <w:tblPr>
+        <w:tblW w:w="0" w:type="auto"/>
+        <w:tblCellSpacing w:w="15" w:type="dxa"/>
+        <w:tblCellMar>
+          <w:top w:w="15" w:type="dxa"/>
+          <w:left w:w="15" w:type="dxa"/>
+          <w:bottom w:w="15" w:type="dxa"/>
+          <w:right w:w="15" w:type="dxa"/>
+        </w:tblCellMar>
+        <w:tblLook w:val="04A0" w:firstRow="1" w:lastRow="0" w:firstColumn="1" w:lastColumn="0" w:noHBand="0" w:noVBand="1"/>
+      </w:tblPr>
+      <w:tblGrid>
+        <w:gridCol w:w="2975"/>
+        <w:gridCol w:w="2051"/>
+      </w:tblGrid>
+      <w:tr>
+        <w:trPr>
+          <w:tblHeader/>
+          <w:tblCellSpacing w:w="15" w:type="dxa"/>
+        </w:trPr>
+        <w:tc>
+          <w:tcPr>
+            <w:tcW w:w="0" w:type="auto"/>
+            <w:tcBorders>
+              <w:top w:val="single" w:sz="6" w:space="0" w:color="auto"/>
+              <w:left w:val="single" w:sz="6" w:space="0" w:color="auto"/>
+              <w:bottom w:val="single" w:sz="6" w:space="0" w:color="auto"/>
+              <w:right w:val="single" w:sz="6" w:space="0" w:color="auto"/>
+            </w:tcBorders>
+            <w:vAlign w:val="center"/>
+            <w:hideMark/>
+          </w:tcPr>
+          <w:p>
+            <w:proofErr w:type="spellStart"/>
+            <w:r>
+              <w:t>특성명</w:t>
+            </w:r>
+            <w:proofErr w:type="spellEnd"/>
+          </w:p>
+        </w:tc>
+        <w:tc>
+          <w:tcPr>
+            <w:tcW w:w="0" w:type="auto"/>
+            <w:tcBorders>
+              <w:top w:val="single" w:sz="6" w:space="0" w:color="auto"/>
+              <w:left w:val="single" w:sz="6" w:space="0" w:color="auto"/>
+              <w:bottom w:val="single" w:sz="6" w:space="0" w:color="auto"/>
+              <w:right w:val="single" w:sz="6" w:space="0" w:color="auto"/>
+            </w:tcBorders>
+            <w:vAlign w:val="center"/>
+            <w:hideMark/>
+          </w:tcPr>
+          <w:p>
+            <w:r>
+              <w:t>중요도 (Importance)</w:t>
+            </w:r>
+          </w:p>
+        </w:tc>
+      </w:tr>
+      <w:tr>
+        <w:trPr>
+          <w:tblCellSpacing w:w="15" w:type="dxa"/>
+        </w:trPr>
+        <w:tc>
+          <w:tcPr>
+            <w:tcW w:w="0" w:type="auto"/>
+            <w:tcBorders>
+              <w:top w:val="single" w:sz="6" w:space="0" w:color="auto"/>
+              <w:left w:val="single" w:sz="6" w:space="0" w:color="auto"/>
+              <w:bottom w:val="single" w:sz="6" w:space="0" w:color="auto"/>
+              <w:right w:val="single" w:sz="6" w:space="0" w:color="auto"/>
+            </w:tcBorders>
+            <w:vAlign w:val="center"/>
+            <w:hideMark/>
+          </w:tcPr>
+          <w:p>
+            <w:proofErr w:type="spellStart"/>
+            <w:r>
+              <w:t>item_description_avg</w:t>
+            </w:r>
+            <w:proofErr w:type="spellEnd"/>
+          </w:p>
+        </w:tc>
+        <w:tc>
+          <w:tcPr>
+            <w:tcW w:w="0" w:type="auto"/>
+            <w:tcBorders>
+              <w:top w:val="single" w:sz="6" w:space="0" w:color="auto"/>
+              <w:left w:val="single" w:sz="6" w:space="0" w:color="auto"/>
+              <w:bottom w:val="single" w:sz="6" w:space="0" w:color="auto"/>
+              <w:right w:val="single" w:sz="6" w:space="0" w:color="auto"/>
+            </w:tcBorders>
+            <w:vAlign w:val="center"/>
+            <w:hideMark/>
+          </w:tcPr>
+          <w:p>
+            <w:r>
+              <w:t>0.850</w:t>
+            </w:r>
+          </w:p>
+        </w:tc>
+      </w:tr>
+      <w:tr>
+        <w:trPr>
+          <w:tblCellSpacing w:w="15" w:type="dxa"/>
+        </w:trPr>
+        <w:tc>
+          <w:tcPr>
+            <w:tcW w:w="0" w:type="auto"/>
+            <w:tcBorders>
+              <w:top w:val="single" w:sz="6" w:space="0" w:color="auto"/>
+              <w:left w:val="single" w:sz="6" w:space="0" w:color="auto"/>
+              <w:bottom w:val="single" w:sz="6" w:space="0" w:color="auto"/>
+              <w:right w:val="single" w:sz="6" w:space="0" w:color="auto"/>
+            </w:tcBorders>
+            <w:vAlign w:val="center"/>
+            <w:hideMark/>
+          </w:tcPr>
+          <w:p>
+            <w:proofErr w:type="spellStart"/>
+            <w:r>
+              <w:t>name_avg</w:t>
+            </w:r>
+            <w:proofErr w:type="spellEnd"/>
+          </w:p>
+        </w:tc>
+        <w:tc>
+          <w:tcPr>
+            <w:tcW w:w="0" w:type="auto"/>
+            <w:tcBorders>
+              <w:top w:val="single" w:sz="6" w:space="0" w:color="auto"/>
+              <w:left w:val="single" w:sz="6" w:space="0" w:color="auto"/>
+              <w:bottom w:val="single" w:sz="6" w:space="0" w:color="auto"/>
+              <w:right w:val="single" w:sz="6" w:space="0" w:color="auto"/>
+            </w:tcBorders>
+            <w:vAlign w:val="center"/>
+            <w:hideMark/>
+          </w:tcPr>
+          <w:p>
+            <w:r>
+              <w:t>0.780</w:t>
+            </w:r>
+          </w:p>
+        </w:tc>
+      </w:tr>
+      <w:tr>
+        <w:trPr>
+          <w:tblCellSpacing w:w="15" w:type="dxa"/>
+        </w:trPr>
+        <w:tc>
+          <w:tcPr>
+            <w:tcW w:w="0" w:type="auto"/>
+            <w:tcBorders>
+              <w:top w:val="single" w:sz="6" w:space="0" w:color="auto"/>
+              <w:left w:val="single" w:sz="6" w:space="0" w:color="auto"/>
+              <w:bottom w:val="single" w:sz="6" w:space="0" w:color="auto"/>
+              <w:right w:val="single" w:sz="6" w:space="0" w:color="auto"/>
+            </w:tcBorders>
+            <w:vAlign w:val="center"/>
+            <w:hideMark/>
+          </w:tcPr>
+          <w:p>
+            <w:proofErr w:type="spellStart"/>
+            <w:r>
+              <w:t>brand_name_mean_price</w:t>
+            </w:r>
+            <w:proofErr w:type="spellEnd"/>
+          </w:p>
+        </w:tc>
+        <w:tc>
+          <w:tcPr>
+            <w:tcW w:w="0" w:type="auto"/>
+            <w:tcBorders>
+              <w:top w:val="single" w:sz="6" w:space="0" w:color="auto"/>
+              <w:left w:val="single" w:sz="6" w:space="0" w:color="auto"/>
+              <w:bottom w:val="single" w:sz="6" w:space="0" w:color="auto"/>
+              <w:right w:val="single" w:sz="6" w:space="0" w:color="auto"/>
+            </w:tcBorders>
+            <w:vAlign w:val="center"/>
+            <w:hideMark/>
+          </w:tcPr>
+          <w:p>
+            <w:r>
+              <w:t>0.650</w:t>
+            </w:r>
+          </w:p>
+        </w:tc>
+      </w:tr>
+      <w:tr>
+        <w:trPr>
+          <w:tblCellSpacing w:w="15" w:type="dxa"/>
+        </w:trPr>
+        <w:tc>
+          <w:tcPr>
+            <w:tcW w:w="0" w:type="auto"/>
+            <w:tcBorders>
+              <w:top w:val="single" w:sz="6" w:space="0" w:color="auto"/>
+              <w:left w:val="single" w:sz="6" w:space="0" w:color="auto"/>
+              <w:bottom w:val="single" w:sz="6" w:space="0" w:color="auto"/>
+              <w:right w:val="single" w:sz="6" w:space="0" w:color="auto"/>
+            </w:tcBorders>
+            <w:vAlign w:val="center"/>
+            <w:hideMark/>
+          </w:tcPr>
+          <w:p>
+            <w:proofErr w:type="spellStart"/>
+            <w:r>
+              <w:t>name</w:t>
+            </w:r>
+            <w:r>
+              <w:rPr>
+                <w:rFonts w:hint="eastAsia"/>
+              </w:rPr>
+              <w:t>_</w:t>
+            </w:r>
+            <w:r>
+              <w:t>tok</w:t>
+            </w:r>
+            <w:proofErr w:type="spellEnd"/>
+          </w:p>
+        </w:tc>
+        <w:tc>
+          <w:tcPr>
+            <w:tcW w:w="0" w:type="auto"/>
+            <w:tcBorders>
+              <w:top w:val="single" w:sz="6" w:space="0" w:color="auto"/>
+              <w:left w:val="single" w:sz="6" w:space="0" w:color="auto"/>
+              <w:bottom w:val="single" w:sz="6" w:space="0" w:color="auto"/>
+              <w:right w:val="single" w:sz="6" w:space="0" w:color="auto"/>
+            </w:tcBorders>
+            <w:vAlign w:val="center"/>
+            <w:hideMark/>
+          </w:tcPr>
+          <w:p>
+            <w:r>
+              <w:t>0.520</w:t>
+            </w:r>
+          </w:p>
+        </w:tc>
+      </w:tr>
+      <w:tr>
+        <w:trPr>
+          <w:tblCellSpacing w:w="15" w:type="dxa"/>
+        </w:trPr>
+        <w:tc>
+          <w:tcPr>
+            <w:tcW w:w="0" w:type="auto"/>
+            <w:tcBorders>
+              <w:top w:val="single" w:sz="6" w:space="0" w:color="auto"/>
+              <w:left w:val="single" w:sz="6" w:space="0" w:color="auto"/>
+              <w:bottom w:val="single" w:sz="6" w:space="0" w:color="auto"/>
+              <w:right w:val="single" w:sz="6" w:space="0" w:color="auto"/>
+            </w:tcBorders>
+            <w:vAlign w:val="center"/>
+            <w:hideMark/>
+          </w:tcPr>
+          <w:p>
+            <w:r>
+              <w:lastRenderedPageBreak/>
+              <w:t>$\text{shipping}$</w:t>
+            </w:r>
+          </w:p>
+        </w:tc>
+        <w:tc>
+          <w:tcPr>
+            <w:tcW w:w="0" w:type="auto"/>
+            <w:tcBorders>
+              <w:top w:val="single" w:sz="6" w:space="0" w:color="auto"/>
+              <w:left w:val="single" w:sz="6" w:space="0" w:color="auto"/>
+              <w:bottom w:val="single" w:sz="6" w:space="0" w:color="auto"/>
+              <w:right w:val="single" w:sz="6" w:space="0" w:color="auto"/>
+            </w:tcBorders>
+            <w:vAlign w:val="center"/>
+            <w:hideMark/>
+          </w:tcPr>
+          <w:p>
+            <w:r>
+              <w:t>0.490</w:t>
+            </w:r>
+          </w:p>
+        </w:tc>
+      </w:tr>
+      <w:tr>
+        <w:trPr>
+          <w:tblCellSpacing w:w="15" w:type="dxa"/>
+        </w:trPr>
+        <w:tc>
+          <w:tcPr>
+            <w:tcW w:w="0" w:type="auto"/>
+            <w:tcBorders>
+              <w:top w:val="single" w:sz="6" w:space="0" w:color="auto"/>
+              <w:left w:val="single" w:sz="6" w:space="0" w:color="auto"/>
+              <w:bottom w:val="single" w:sz="6" w:space="0" w:color="auto"/>
+              <w:right w:val="single" w:sz="6" w:space="0" w:color="auto"/>
+            </w:tcBorders>
+            <w:vAlign w:val="center"/>
+            <w:hideMark/>
+          </w:tcPr>
+          <w:p>
+            <w:r>
+              <w:t>$\text{item</w:t>
+            </w:r>
+            <w:proofErr w:type="gramStart"/>
+            <w:r>
+              <w:t>\_condition\_id}$</w:t>
+            </w:r>
+            <w:proofErr w:type="gramEnd"/>
+          </w:p>
+        </w:tc>
+        <w:tc>
+          <w:tcPr>
+            <w:tcW w:w="0" w:type="auto"/>
+            <w:tcBorders>
+              <w:top w:val="single" w:sz="6" w:space="0" w:color="auto"/>
+              <w:left w:val="single" w:sz="6" w:space="0" w:color="auto"/>
+              <w:bottom w:val="single" w:sz="6" w:space="0" w:color="auto"/>
+              <w:right w:val="single" w:sz="6" w:space="0" w:color="auto"/>
+            </w:tcBorders>
+            <w:vAlign w:val="center"/>
+            <w:hideMark/>
+          </w:tcPr>
+          <w:p>
+            <w:r>
+              <w:t>0.450</w:t>
+            </w:r>
+          </w:p>
+        </w:tc>
+      </w:tr>
+      <w:tr>
+        <w:trPr>
+          <w:tblCellSpacing w:w="15" w:type="dxa"/>
+        </w:trPr>
+        <w:tc>
+          <w:tcPr>
+            <w:tcW w:w="0" w:type="auto"/>
+            <w:tcBorders>
+              <w:top w:val="single" w:sz="6" w:space="0" w:color="auto"/>
+              <w:left w:val="single" w:sz="6" w:space="0" w:color="auto"/>
+              <w:bottom w:val="single" w:sz="6" w:space="0" w:color="auto"/>
+              <w:right w:val="single" w:sz="6" w:space="0" w:color="auto"/>
+            </w:tcBorders>
+            <w:vAlign w:val="center"/>
+            <w:hideMark/>
+          </w:tcPr>
+          <w:p>
+            <w:r>
+              <w:t>$\text{main\_</w:t>
+            </w:r>
+            <w:proofErr w:type="gramStart"/>
+            <w:r>
+              <w:t>cat}$</w:t>
+            </w:r>
+            <w:proofErr w:type="gramEnd"/>
+          </w:p>
+        </w:tc>
+        <w:tc>
+          <w:tcPr>
+            <w:tcW w:w="0" w:type="auto"/>
+            <w:tcBorders>
+              <w:top w:val="single" w:sz="6" w:space="0" w:color="auto"/>
+              <w:left w:val="single" w:sz="6" w:space="0" w:color="auto"/>
+              <w:bottom w:val="single" w:sz="6" w:space="0" w:color="auto"/>
+              <w:right w:val="single" w:sz="6" w:space="0" w:color="auto"/>
+            </w:tcBorders>
+            <w:vAlign w:val="center"/>
+            <w:hideMark/>
+          </w:tcPr>
+          <w:p>
+            <w:r>
+              <w:t>0.380</w:t>
+            </w:r>
+          </w:p>
+        </w:tc>
+      </w:tr>
+      <w:tr>
+        <w:trPr>
+          <w:tblCellSpacing w:w="15" w:type="dxa"/>
+        </w:trPr>
+        <w:tc>
+          <w:tcPr>
+            <w:tcW w:w="0" w:type="auto"/>
+            <w:tcBorders>
+              <w:top w:val="single" w:sz="6" w:space="0" w:color="auto"/>
+              <w:left w:val="single" w:sz="6" w:space="0" w:color="auto"/>
+              <w:bottom w:val="single" w:sz="6" w:space="0" w:color="auto"/>
+              <w:right w:val="single" w:sz="6" w:space="0" w:color="auto"/>
+            </w:tcBorders>
+            <w:vAlign w:val="center"/>
+            <w:hideMark/>
+          </w:tcPr>
+          <w:p>
+            <w:r>
+              <w:t>$\text{sub\_</w:t>
+            </w:r>
+            <w:proofErr w:type="gramStart"/>
+            <w:r>
+              <w:t>cat}$</w:t>
+            </w:r>
+            <w:proofErr w:type="gramEnd"/>
+          </w:p>
+        </w:tc>
+        <w:tc>
+          <w:tcPr>
+            <w:tcW w:w="0" w:type="auto"/>
+            <w:tcBorders>
+              <w:top w:val="single" w:sz="6" w:space="0" w:color="auto"/>
+              <w:left w:val="single" w:sz="6" w:space="0" w:color="auto"/>
+              <w:bottom w:val="single" w:sz="6" w:space="0" w:color="auto"/>
+              <w:right w:val="single" w:sz="6" w:space="0" w:color="auto"/>
+            </w:tcBorders>
+            <w:vAlign w:val="center"/>
+            <w:hideMark/>
+          </w:tcPr>
+          <w:p>
+            <w:r>
+              <w:t>0.350</w:t>
+            </w:r>
+          </w:p>
+        </w:tc>
+      </w:tr>
+      <w:tr>
+        <w:trPr>
+          <w:tblCellSpacing w:w="15" w:type="dxa"/>
+        </w:trPr>
+        <w:tc>
+          <w:tcPr>
+            <w:tcW w:w="0" w:type="auto"/>
+            <w:tcBorders>
+              <w:top w:val="single" w:sz="6" w:space="0" w:color="auto"/>
+              <w:left w:val="single" w:sz="6" w:space="0" w:color="auto"/>
+              <w:bottom w:val="single" w:sz="6" w:space="0" w:color="auto"/>
+              <w:right w:val="single" w:sz="6" w:space="0" w:color="auto"/>
+            </w:tcBorders>
+            <w:vAlign w:val="center"/>
+            <w:hideMark/>
+          </w:tcPr>
+          <w:p>
+            <w:r>
+              <w:t>$\text{desc\_</w:t>
+            </w:r>
+            <w:proofErr w:type="spellStart"/>
+            <w:proofErr w:type="gramStart"/>
+            <w:r>
+              <w:t>tok</w:t>
+            </w:r>
+            <w:proofErr w:type="spellEnd"/>
+            <w:r>
+              <w:t>}$</w:t>
+            </w:r>
+            <w:proofErr w:type="gramEnd"/>
+          </w:p>
+        </w:tc>
+        <w:tc>
+          <w:tcPr>
+            <w:tcW w:w="0" w:type="auto"/>
+            <w:tcBorders>
+              <w:top w:val="single" w:sz="6" w:space="0" w:color="auto"/>
+              <w:left w:val="single" w:sz="6" w:space="0" w:color="auto"/>
+              <w:bottom w:val="single" w:sz="6" w:space="0" w:color="auto"/>
+              <w:right w:val="single" w:sz="6" w:space="0" w:color="auto"/>
+            </w:tcBorders>
+            <w:vAlign w:val="center"/>
+            <w:hideMark/>
+          </w:tcPr>
+          <w:p>
+            <w:r>
+              <w:t>0.320</w:t>
+            </w:r>
+          </w:p>
+        </w:tc>
+      </w:tr>
+      <w:tr>
+        <w:trPr>
+          <w:tblCellSpacing w:w="15" w:type="dxa"/>
+        </w:trPr>
+        <w:tc>
+          <w:tcPr>
+            <w:tcW w:w="0" w:type="auto"/>
+            <w:tcBorders>
+              <w:top w:val="single" w:sz="6" w:space="0" w:color="auto"/>
+              <w:left w:val="single" w:sz="6" w:space="0" w:color="auto"/>
+              <w:bottom w:val="single" w:sz="6" w:space="0" w:color="auto"/>
+              <w:right w:val="single" w:sz="6" w:space="0" w:color="auto"/>
+            </w:tcBorders>
+            <w:vAlign w:val="center"/>
+            <w:hideMark/>
+          </w:tcPr>
+          <w:p>
+            <w:r>
+              <w:t>...</w:t>
+            </w:r>
+          </w:p>
+        </w:tc>
+        <w:tc>
+          <w:tcPr>
+            <w:tcW w:w="0" w:type="auto"/>
+            <w:tcBorders>
+              <w:top w:val="single" w:sz="6" w:space="0" w:color="auto"/>
+              <w:left w:val="single" w:sz="6" w:space="0" w:color="auto"/>
+              <w:bottom w:val="single" w:sz="6" w:space="0" w:color="auto"/>
+              <w:right w:val="single" w:sz="6" w:space="0" w:color="auto"/>
+            </w:tcBorders>
+            <w:vAlign w:val="center"/>
+            <w:hideMark/>
+          </w:tcPr>
+          <w:p>
+            <w:r>
+              <w:t>...</w:t>
+            </w:r>
+          </w:p>
+        </w:tc>
+      </w:tr>
+    </w:tbl>
+    <w:p>
+      <w:r>
+        <w:t>해석:</w:t>
+      </w:r>
+    </w:p>
+    <w:p>
+      <w:r>
+        <w:t>텍스트 피처의 지배력:</w:t>
+      </w:r>
+      <w:r>
+        <w:t xml:space="preserve"> </w:t>
+      </w:r>
+      <w:proofErr w:type="spellStart"/>
+      <w:r>
+        <w:t>item_description_avg</w:t>
+      </w:r>
+      <w:proofErr w:type="spellEnd"/>
+      <w:r>
+        <w:t xml:space="preserve">(아이템 설명 </w:t>
+      </w:r>
+      <w:proofErr w:type="spellStart"/>
+      <w:r>
+        <w:t>임베딩의</w:t>
+      </w:r>
+      <w:proofErr w:type="spellEnd"/>
+      <w:r>
+        <w:t xml:space="preserve"> 평균 벡터)와 </w:t>
+      </w:r>
+      <w:proofErr w:type="spellStart"/>
+      <w:r>
+        <w:t>name_avg</w:t>
+      </w:r>
+      <w:proofErr w:type="spellEnd"/>
+      <w:r>
+        <w:t xml:space="preserve"> (이름 </w:t>
+      </w:r>
+      <w:proofErr w:type="spellStart"/>
+      <w:r>
+        <w:t>임베딩의</w:t>
+      </w:r>
+      <w:proofErr w:type="spellEnd"/>
+      <w:r>
+        <w:t xml:space="preserve"> 평균 벡터)가 압도적으로 높은 중요도를 차지했습니다. 이는 </w:t>
+      </w:r>
+      <w:proofErr w:type="spellStart"/>
+      <w:r>
+        <w:t>AutoGluon</w:t>
+      </w:r>
+      <w:proofErr w:type="spellEnd"/>
+      <w:r>
+        <w:t xml:space="preserve">이 내부적으로 처리한 텍스트 데이터의 </w:t>
+      </w:r>
+      <w:proofErr w:type="spellStart"/>
+      <w:r>
+        <w:t>임베딩이</w:t>
+      </w:r>
+      <w:proofErr w:type="spellEnd"/>
+      <w:r>
+        <w:t xml:space="preserve"> 가격 예측에 가장 결정적인 역할을 했음을 보여줍니다.</w:t>
+      </w:r>
+    </w:p>
+    <w:p>
+      <w:r>
+        <w:t>구조적 피처:</w:t>
+      </w:r>
+      <w:r>
+        <w:rPr>
+          <w:rFonts w:hint="eastAsia"/>
+        </w:rPr>
+        <w:t xml:space="preserve"> </w:t>
+      </w:r>
+      <w:proofErr w:type="spellStart"/>
+      <w:r>
+        <w:t>brand_name</w:t>
+      </w:r>
+      <w:proofErr w:type="spellEnd"/>
+      <w:r>
+        <w:t>을 기반으로 한 가격 통계 피처</w:t>
+      </w:r>
+      <w:proofErr w:type="spellStart"/>
+      <w:r>
+        <w:t>brand_name_mean_price</w:t>
+      </w:r>
+      <w:proofErr w:type="spellEnd"/>
+      <w:r>
+        <w:t>와 범주형 피처shipping,</w:t>
+      </w:r>
+      <w:r>
+        <w:rPr>
+          <w:rFonts w:hint="eastAsia"/>
+        </w:rPr>
+        <w:t xml:space="preserve"> </w:t>
+      </w:r>
+      <w:proofErr w:type="spellStart"/>
+      <w:r>
+        <w:t>item_condition_id</w:t>
+      </w:r>
+      <w:proofErr w:type="spellEnd"/>
+      <w:r>
+        <w:t xml:space="preserve"> 역시 높은 중요도를 유지했습니다.</w:t>
+      </w:r>
+    </w:p>
+    <w:p>
+      <w:pPr>
         <w:pStyle w:val="4"/>
       </w:pPr>
       <w:r>
-        <w:lastRenderedPageBreak/>
         <w:t>5.3.2.3 Scikit-learn Regression</w:t>
       </w:r>
     </w:p>
@@ -3060,6 +4456,7 @@
         <w:pStyle w:val="3"/>
       </w:pPr>
       <w:r>
+        <w:lastRenderedPageBreak/>
         <w:t>5.3.</w:t>
       </w:r>
       <w:r>
@@ -4317,6 +5714,155 @@
     </w:lvl>
   </w:abstractNum>
   <w:abstractNum w:abstractNumId="7" w15:restartNumberingAfterBreak="0">
+    <w:nsid w:val="058C6B2E"/>
+    <w:multiLevelType w:val="multilevel"/>
+    <w:tmpl w:val="18FA7B5E"/>
+    <w:lvl w:ilvl="0">
+      <w:start w:val="1"/>
+      <w:numFmt w:val="bullet"/>
+      <w:lvlText w:val=""/>
+      <w:lvlJc w:val="left"/>
+      <w:pPr>
+        <w:tabs>
+          <w:tab w:val="num" w:pos="720"/>
+        </w:tabs>
+        <w:ind w:left="720" w:hanging="360"/>
+      </w:pPr>
+      <w:rPr>
+        <w:rFonts w:ascii="Symbol" w:hAnsi="Symbol" w:hint="default"/>
+        <w:sz w:val="20"/>
+      </w:rPr>
+    </w:lvl>
+    <w:lvl w:ilvl="1">
+      <w:start w:val="1"/>
+      <w:numFmt w:val="bullet"/>
+      <w:lvlText w:val="o"/>
+      <w:lvlJc w:val="left"/>
+      <w:pPr>
+        <w:tabs>
+          <w:tab w:val="num" w:pos="1440"/>
+        </w:tabs>
+        <w:ind w:left="1440" w:hanging="360"/>
+      </w:pPr>
+      <w:rPr>
+        <w:rFonts w:ascii="Courier New" w:hAnsi="Courier New" w:hint="default"/>
+        <w:sz w:val="20"/>
+      </w:rPr>
+    </w:lvl>
+    <w:lvl w:ilvl="2" w:tentative="1">
+      <w:start w:val="1"/>
+      <w:numFmt w:val="bullet"/>
+      <w:lvlText w:val=""/>
+      <w:lvlJc w:val="left"/>
+      <w:pPr>
+        <w:tabs>
+          <w:tab w:val="num" w:pos="2160"/>
+        </w:tabs>
+        <w:ind w:left="2160" w:hanging="360"/>
+      </w:pPr>
+      <w:rPr>
+        <w:rFonts w:ascii="Wingdings" w:hAnsi="Wingdings" w:hint="default"/>
+        <w:sz w:val="20"/>
+      </w:rPr>
+    </w:lvl>
+    <w:lvl w:ilvl="3" w:tentative="1">
+      <w:start w:val="1"/>
+      <w:numFmt w:val="bullet"/>
+      <w:lvlText w:val=""/>
+      <w:lvlJc w:val="left"/>
+      <w:pPr>
+        <w:tabs>
+          <w:tab w:val="num" w:pos="2880"/>
+        </w:tabs>
+        <w:ind w:left="2880" w:hanging="360"/>
+      </w:pPr>
+      <w:rPr>
+        <w:rFonts w:ascii="Wingdings" w:hAnsi="Wingdings" w:hint="default"/>
+        <w:sz w:val="20"/>
+      </w:rPr>
+    </w:lvl>
+    <w:lvl w:ilvl="4" w:tentative="1">
+      <w:start w:val="1"/>
+      <w:numFmt w:val="bullet"/>
+      <w:lvlText w:val=""/>
+      <w:lvlJc w:val="left"/>
+      <w:pPr>
+        <w:tabs>
+          <w:tab w:val="num" w:pos="3600"/>
+        </w:tabs>
+        <w:ind w:left="3600" w:hanging="360"/>
+      </w:pPr>
+      <w:rPr>
+        <w:rFonts w:ascii="Wingdings" w:hAnsi="Wingdings" w:hint="default"/>
+        <w:sz w:val="20"/>
+      </w:rPr>
+    </w:lvl>
+    <w:lvl w:ilvl="5" w:tentative="1">
+      <w:start w:val="1"/>
+      <w:numFmt w:val="bullet"/>
+      <w:lvlText w:val=""/>
+      <w:lvlJc w:val="left"/>
+      <w:pPr>
+        <w:tabs>
+          <w:tab w:val="num" w:pos="4320"/>
+        </w:tabs>
+        <w:ind w:left="4320" w:hanging="360"/>
+      </w:pPr>
+      <w:rPr>
+        <w:rFonts w:ascii="Wingdings" w:hAnsi="Wingdings" w:hint="default"/>
+        <w:sz w:val="20"/>
+      </w:rPr>
+    </w:lvl>
+    <w:lvl w:ilvl="6" w:tentative="1">
+      <w:start w:val="1"/>
+      <w:numFmt w:val="bullet"/>
+      <w:lvlText w:val=""/>
+      <w:lvlJc w:val="left"/>
+      <w:pPr>
+        <w:tabs>
+          <w:tab w:val="num" w:pos="5040"/>
+        </w:tabs>
+        <w:ind w:left="5040" w:hanging="360"/>
+      </w:pPr>
+      <w:rPr>
+        <w:rFonts w:ascii="Wingdings" w:hAnsi="Wingdings" w:hint="default"/>
+        <w:sz w:val="20"/>
+      </w:rPr>
+    </w:lvl>
+    <w:lvl w:ilvl="7" w:tentative="1">
+      <w:start w:val="1"/>
+      <w:numFmt w:val="bullet"/>
+      <w:lvlText w:val=""/>
+      <w:lvlJc w:val="left"/>
+      <w:pPr>
+        <w:tabs>
+          <w:tab w:val="num" w:pos="5760"/>
+        </w:tabs>
+        <w:ind w:left="5760" w:hanging="360"/>
+      </w:pPr>
+      <w:rPr>
+        <w:rFonts w:ascii="Wingdings" w:hAnsi="Wingdings" w:hint="default"/>
+        <w:sz w:val="20"/>
+      </w:rPr>
+    </w:lvl>
+    <w:lvl w:ilvl="8" w:tentative="1">
+      <w:start w:val="1"/>
+      <w:numFmt w:val="bullet"/>
+      <w:lvlText w:val=""/>
+      <w:lvlJc w:val="left"/>
+      <w:pPr>
+        <w:tabs>
+          <w:tab w:val="num" w:pos="6480"/>
+        </w:tabs>
+        <w:ind w:left="6480" w:hanging="360"/>
+      </w:pPr>
+      <w:rPr>
+        <w:rFonts w:ascii="Wingdings" w:hAnsi="Wingdings" w:hint="default"/>
+        <w:sz w:val="20"/>
+      </w:rPr>
+    </w:lvl>
+  </w:abstractNum>
+  <w:abstractNum w:abstractNumId="8" w15:restartNumberingAfterBreak="0">
     <w:nsid w:val="0923441C"/>
     <w:multiLevelType w:val="multilevel"/>
     <w:tmpl w:val="598E29FE"/>
@@ -4465,7 +6011,7 @@
       </w:rPr>
     </w:lvl>
   </w:abstractNum>
-  <w:abstractNum w:abstractNumId="8" w15:restartNumberingAfterBreak="0">
+  <w:abstractNum w:abstractNumId="9" w15:restartNumberingAfterBreak="0">
     <w:nsid w:val="0A5B7898"/>
     <w:multiLevelType w:val="multilevel"/>
     <w:tmpl w:val="7AD60766"/>
@@ -4614,7 +6160,7 @@
       </w:rPr>
     </w:lvl>
   </w:abstractNum>
-  <w:abstractNum w:abstractNumId="9" w15:restartNumberingAfterBreak="0">
+  <w:abstractNum w:abstractNumId="10" w15:restartNumberingAfterBreak="0">
     <w:nsid w:val="0B4331BA"/>
     <w:multiLevelType w:val="multilevel"/>
     <w:tmpl w:val="C80270DA"/>
@@ -4763,7 +6309,7 @@
       </w:rPr>
     </w:lvl>
   </w:abstractNum>
-  <w:abstractNum w:abstractNumId="10" w15:restartNumberingAfterBreak="0">
+  <w:abstractNum w:abstractNumId="11" w15:restartNumberingAfterBreak="0">
     <w:nsid w:val="0D15199F"/>
     <w:multiLevelType w:val="multilevel"/>
     <w:tmpl w:val="5F3C114A"/>
@@ -4876,7 +6422,7 @@
       </w:rPr>
     </w:lvl>
   </w:abstractNum>
-  <w:abstractNum w:abstractNumId="11" w15:restartNumberingAfterBreak="0">
+  <w:abstractNum w:abstractNumId="12" w15:restartNumberingAfterBreak="0">
     <w:nsid w:val="0DD025A5"/>
     <w:multiLevelType w:val="multilevel"/>
     <w:tmpl w:val="B6EE49D8"/>
@@ -5025,7 +6571,7 @@
       </w:rPr>
     </w:lvl>
   </w:abstractNum>
-  <w:abstractNum w:abstractNumId="12" w15:restartNumberingAfterBreak="0">
+  <w:abstractNum w:abstractNumId="13" w15:restartNumberingAfterBreak="0">
     <w:nsid w:val="0E3D5EC8"/>
     <w:multiLevelType w:val="multilevel"/>
     <w:tmpl w:val="F48C531C"/>
@@ -5142,7 +6688,7 @@
       </w:pPr>
     </w:lvl>
   </w:abstractNum>
-  <w:abstractNum w:abstractNumId="13" w15:restartNumberingAfterBreak="0">
+  <w:abstractNum w:abstractNumId="14" w15:restartNumberingAfterBreak="0">
     <w:nsid w:val="0E6559E3"/>
     <w:multiLevelType w:val="multilevel"/>
     <w:tmpl w:val="2258F03A"/>
@@ -5291,7 +6837,7 @@
       </w:rPr>
     </w:lvl>
   </w:abstractNum>
-  <w:abstractNum w:abstractNumId="14" w15:restartNumberingAfterBreak="0">
+  <w:abstractNum w:abstractNumId="15" w15:restartNumberingAfterBreak="0">
     <w:nsid w:val="0FD504E9"/>
     <w:multiLevelType w:val="multilevel"/>
     <w:tmpl w:val="404E6460"/>
@@ -5440,7 +6986,7 @@
       </w:rPr>
     </w:lvl>
   </w:abstractNum>
-  <w:abstractNum w:abstractNumId="15" w15:restartNumberingAfterBreak="0">
+  <w:abstractNum w:abstractNumId="16" w15:restartNumberingAfterBreak="0">
     <w:nsid w:val="10A00518"/>
     <w:multiLevelType w:val="multilevel"/>
     <w:tmpl w:val="46B62410"/>
@@ -5553,7 +7099,7 @@
       </w:rPr>
     </w:lvl>
   </w:abstractNum>
-  <w:abstractNum w:abstractNumId="16" w15:restartNumberingAfterBreak="0">
+  <w:abstractNum w:abstractNumId="17" w15:restartNumberingAfterBreak="0">
     <w:nsid w:val="11867E7F"/>
     <w:multiLevelType w:val="multilevel"/>
     <w:tmpl w:val="2526AF00"/>
@@ -5666,7 +7212,7 @@
       </w:rPr>
     </w:lvl>
   </w:abstractNum>
-  <w:abstractNum w:abstractNumId="17" w15:restartNumberingAfterBreak="0">
+  <w:abstractNum w:abstractNumId="18" w15:restartNumberingAfterBreak="0">
     <w:nsid w:val="127E269A"/>
     <w:multiLevelType w:val="multilevel"/>
     <w:tmpl w:val="22B86422"/>
@@ -5779,7 +7325,7 @@
       </w:rPr>
     </w:lvl>
   </w:abstractNum>
-  <w:abstractNum w:abstractNumId="18" w15:restartNumberingAfterBreak="0">
+  <w:abstractNum w:abstractNumId="19" w15:restartNumberingAfterBreak="0">
     <w:nsid w:val="132A5C71"/>
     <w:multiLevelType w:val="multilevel"/>
     <w:tmpl w:val="3A3C740C"/>
@@ -5928,7 +7474,7 @@
       </w:rPr>
     </w:lvl>
   </w:abstractNum>
-  <w:abstractNum w:abstractNumId="19" w15:restartNumberingAfterBreak="0">
+  <w:abstractNum w:abstractNumId="20" w15:restartNumberingAfterBreak="0">
     <w:nsid w:val="14AA7E96"/>
     <w:multiLevelType w:val="multilevel"/>
     <w:tmpl w:val="2A1497FE"/>
@@ -6041,7 +7587,7 @@
       </w:rPr>
     </w:lvl>
   </w:abstractNum>
-  <w:abstractNum w:abstractNumId="20" w15:restartNumberingAfterBreak="0">
+  <w:abstractNum w:abstractNumId="21" w15:restartNumberingAfterBreak="0">
     <w:nsid w:val="15754EC1"/>
     <w:multiLevelType w:val="multilevel"/>
     <w:tmpl w:val="012E99F6"/>
@@ -6190,7 +7736,7 @@
       </w:rPr>
     </w:lvl>
   </w:abstractNum>
-  <w:abstractNum w:abstractNumId="21" w15:restartNumberingAfterBreak="0">
+  <w:abstractNum w:abstractNumId="22" w15:restartNumberingAfterBreak="0">
     <w:nsid w:val="16D46EBF"/>
     <w:multiLevelType w:val="multilevel"/>
     <w:tmpl w:val="AE765D84"/>
@@ -6303,7 +7849,7 @@
       </w:rPr>
     </w:lvl>
   </w:abstractNum>
-  <w:abstractNum w:abstractNumId="22" w15:restartNumberingAfterBreak="0">
+  <w:abstractNum w:abstractNumId="23" w15:restartNumberingAfterBreak="0">
     <w:nsid w:val="17055E98"/>
     <w:multiLevelType w:val="multilevel"/>
     <w:tmpl w:val="5D98F85A"/>
@@ -6452,7 +7998,7 @@
       </w:rPr>
     </w:lvl>
   </w:abstractNum>
-  <w:abstractNum w:abstractNumId="23" w15:restartNumberingAfterBreak="0">
+  <w:abstractNum w:abstractNumId="24" w15:restartNumberingAfterBreak="0">
     <w:nsid w:val="1BDB5003"/>
     <w:multiLevelType w:val="multilevel"/>
     <w:tmpl w:val="7B9477C6"/>
@@ -6565,7 +8111,7 @@
       </w:rPr>
     </w:lvl>
   </w:abstractNum>
-  <w:abstractNum w:abstractNumId="24" w15:restartNumberingAfterBreak="0">
+  <w:abstractNum w:abstractNumId="25" w15:restartNumberingAfterBreak="0">
     <w:nsid w:val="1EE158ED"/>
     <w:multiLevelType w:val="multilevel"/>
     <w:tmpl w:val="A9CA5906"/>
@@ -6678,7 +8224,7 @@
       </w:rPr>
     </w:lvl>
   </w:abstractNum>
-  <w:abstractNum w:abstractNumId="25" w15:restartNumberingAfterBreak="0">
+  <w:abstractNum w:abstractNumId="26" w15:restartNumberingAfterBreak="0">
     <w:nsid w:val="1F5545A2"/>
     <w:multiLevelType w:val="multilevel"/>
     <w:tmpl w:val="20D0115C"/>
@@ -6791,7 +8337,7 @@
       </w:rPr>
     </w:lvl>
   </w:abstractNum>
-  <w:abstractNum w:abstractNumId="26" w15:restartNumberingAfterBreak="0">
+  <w:abstractNum w:abstractNumId="27" w15:restartNumberingAfterBreak="0">
     <w:nsid w:val="26344A1D"/>
     <w:multiLevelType w:val="multilevel"/>
     <w:tmpl w:val="FA98351A"/>
@@ -6904,7 +8450,7 @@
       </w:rPr>
     </w:lvl>
   </w:abstractNum>
-  <w:abstractNum w:abstractNumId="27" w15:restartNumberingAfterBreak="0">
+  <w:abstractNum w:abstractNumId="28" w15:restartNumberingAfterBreak="0">
     <w:nsid w:val="274942BC"/>
     <w:multiLevelType w:val="multilevel"/>
     <w:tmpl w:val="C748C888"/>
@@ -7017,7 +8563,7 @@
       </w:rPr>
     </w:lvl>
   </w:abstractNum>
-  <w:abstractNum w:abstractNumId="28" w15:restartNumberingAfterBreak="0">
+  <w:abstractNum w:abstractNumId="29" w15:restartNumberingAfterBreak="0">
     <w:nsid w:val="274A0B03"/>
     <w:multiLevelType w:val="multilevel"/>
     <w:tmpl w:val="5226E306"/>
@@ -7130,7 +8676,7 @@
       </w:rPr>
     </w:lvl>
   </w:abstractNum>
-  <w:abstractNum w:abstractNumId="29" w15:restartNumberingAfterBreak="0">
+  <w:abstractNum w:abstractNumId="30" w15:restartNumberingAfterBreak="0">
     <w:nsid w:val="28C82D8E"/>
     <w:multiLevelType w:val="multilevel"/>
     <w:tmpl w:val="CF72D92A"/>
@@ -7279,7 +8825,7 @@
       </w:rPr>
     </w:lvl>
   </w:abstractNum>
-  <w:abstractNum w:abstractNumId="30" w15:restartNumberingAfterBreak="0">
+  <w:abstractNum w:abstractNumId="31" w15:restartNumberingAfterBreak="0">
     <w:nsid w:val="29653332"/>
     <w:multiLevelType w:val="multilevel"/>
     <w:tmpl w:val="988A8E6C"/>
@@ -7392,7 +8938,7 @@
       </w:pPr>
     </w:lvl>
   </w:abstractNum>
-  <w:abstractNum w:abstractNumId="31" w15:restartNumberingAfterBreak="0">
+  <w:abstractNum w:abstractNumId="32" w15:restartNumberingAfterBreak="0">
     <w:nsid w:val="296D64A2"/>
     <w:multiLevelType w:val="multilevel"/>
     <w:tmpl w:val="A8F680A8"/>
@@ -7505,7 +9051,7 @@
       </w:rPr>
     </w:lvl>
   </w:abstractNum>
-  <w:abstractNum w:abstractNumId="32" w15:restartNumberingAfterBreak="0">
+  <w:abstractNum w:abstractNumId="33" w15:restartNumberingAfterBreak="0">
     <w:nsid w:val="2A205A8C"/>
     <w:multiLevelType w:val="multilevel"/>
     <w:tmpl w:val="CCFC7210"/>
@@ -7618,7 +9164,7 @@
       </w:rPr>
     </w:lvl>
   </w:abstractNum>
-  <w:abstractNum w:abstractNumId="33" w15:restartNumberingAfterBreak="0">
+  <w:abstractNum w:abstractNumId="34" w15:restartNumberingAfterBreak="0">
     <w:nsid w:val="2BF354CB"/>
     <w:multiLevelType w:val="multilevel"/>
     <w:tmpl w:val="866A0BBA"/>
@@ -7731,7 +9277,7 @@
       </w:rPr>
     </w:lvl>
   </w:abstractNum>
-  <w:abstractNum w:abstractNumId="34" w15:restartNumberingAfterBreak="0">
+  <w:abstractNum w:abstractNumId="35" w15:restartNumberingAfterBreak="0">
     <w:nsid w:val="2C5E4C22"/>
     <w:multiLevelType w:val="multilevel"/>
     <w:tmpl w:val="1272E71E"/>
@@ -7844,7 +9390,7 @@
       </w:rPr>
     </w:lvl>
   </w:abstractNum>
-  <w:abstractNum w:abstractNumId="35" w15:restartNumberingAfterBreak="0">
+  <w:abstractNum w:abstractNumId="36" w15:restartNumberingAfterBreak="0">
     <w:nsid w:val="2DB537D0"/>
     <w:multiLevelType w:val="multilevel"/>
     <w:tmpl w:val="BC34BEA0"/>
@@ -7993,7 +9539,7 @@
       </w:rPr>
     </w:lvl>
   </w:abstractNum>
-  <w:abstractNum w:abstractNumId="36" w15:restartNumberingAfterBreak="0">
+  <w:abstractNum w:abstractNumId="37" w15:restartNumberingAfterBreak="0">
     <w:nsid w:val="2DFF3C1C"/>
     <w:multiLevelType w:val="multilevel"/>
     <w:tmpl w:val="8B76A10C"/>
@@ -8106,7 +9652,7 @@
       </w:rPr>
     </w:lvl>
   </w:abstractNum>
-  <w:abstractNum w:abstractNumId="37" w15:restartNumberingAfterBreak="0">
+  <w:abstractNum w:abstractNumId="38" w15:restartNumberingAfterBreak="0">
     <w:nsid w:val="313F7727"/>
     <w:multiLevelType w:val="multilevel"/>
     <w:tmpl w:val="DFEA9D10"/>
@@ -8255,7 +9801,7 @@
       </w:rPr>
     </w:lvl>
   </w:abstractNum>
-  <w:abstractNum w:abstractNumId="38" w15:restartNumberingAfterBreak="0">
+  <w:abstractNum w:abstractNumId="39" w15:restartNumberingAfterBreak="0">
     <w:nsid w:val="32B4545C"/>
     <w:multiLevelType w:val="multilevel"/>
     <w:tmpl w:val="089EF376"/>
@@ -8400,7 +9946,7 @@
       </w:rPr>
     </w:lvl>
   </w:abstractNum>
-  <w:abstractNum w:abstractNumId="39" w15:restartNumberingAfterBreak="0">
+  <w:abstractNum w:abstractNumId="40" w15:restartNumberingAfterBreak="0">
     <w:nsid w:val="331C70D2"/>
     <w:multiLevelType w:val="multilevel"/>
     <w:tmpl w:val="F6ACD3EE"/>
@@ -8549,7 +10095,7 @@
       </w:rPr>
     </w:lvl>
   </w:abstractNum>
-  <w:abstractNum w:abstractNumId="40" w15:restartNumberingAfterBreak="0">
+  <w:abstractNum w:abstractNumId="41" w15:restartNumberingAfterBreak="0">
     <w:nsid w:val="33E63B2B"/>
     <w:multiLevelType w:val="multilevel"/>
     <w:tmpl w:val="3E56D05E"/>
@@ -8662,7 +10208,7 @@
       </w:rPr>
     </w:lvl>
   </w:abstractNum>
-  <w:abstractNum w:abstractNumId="41" w15:restartNumberingAfterBreak="0">
+  <w:abstractNum w:abstractNumId="42" w15:restartNumberingAfterBreak="0">
     <w:nsid w:val="352B657B"/>
     <w:multiLevelType w:val="multilevel"/>
     <w:tmpl w:val="B7A6127C"/>
@@ -8775,7 +10321,7 @@
       </w:rPr>
     </w:lvl>
   </w:abstractNum>
-  <w:abstractNum w:abstractNumId="42" w15:restartNumberingAfterBreak="0">
+  <w:abstractNum w:abstractNumId="43" w15:restartNumberingAfterBreak="0">
     <w:nsid w:val="360344D4"/>
     <w:multiLevelType w:val="multilevel"/>
     <w:tmpl w:val="7374C8F4"/>
@@ -8924,7 +10470,7 @@
       </w:rPr>
     </w:lvl>
   </w:abstractNum>
-  <w:abstractNum w:abstractNumId="43" w15:restartNumberingAfterBreak="0">
+  <w:abstractNum w:abstractNumId="44" w15:restartNumberingAfterBreak="0">
     <w:nsid w:val="36C73493"/>
     <w:multiLevelType w:val="multilevel"/>
     <w:tmpl w:val="5AFCD9BC"/>
@@ -9073,7 +10619,7 @@
       </w:rPr>
     </w:lvl>
   </w:abstractNum>
-  <w:abstractNum w:abstractNumId="44" w15:restartNumberingAfterBreak="0">
+  <w:abstractNum w:abstractNumId="45" w15:restartNumberingAfterBreak="0">
     <w:nsid w:val="3BD63B6F"/>
     <w:multiLevelType w:val="hybridMultilevel"/>
     <w:tmpl w:val="892254C2"/>
@@ -9162,7 +10708,7 @@
       </w:pPr>
     </w:lvl>
   </w:abstractNum>
-  <w:abstractNum w:abstractNumId="45" w15:restartNumberingAfterBreak="0">
+  <w:abstractNum w:abstractNumId="46" w15:restartNumberingAfterBreak="0">
     <w:nsid w:val="3E3A6625"/>
     <w:multiLevelType w:val="multilevel"/>
     <w:tmpl w:val="B0BC8F86"/>
@@ -9311,7 +10857,7 @@
       </w:rPr>
     </w:lvl>
   </w:abstractNum>
-  <w:abstractNum w:abstractNumId="46" w15:restartNumberingAfterBreak="0">
+  <w:abstractNum w:abstractNumId="47" w15:restartNumberingAfterBreak="0">
     <w:nsid w:val="3E6C6608"/>
     <w:multiLevelType w:val="multilevel"/>
     <w:tmpl w:val="267A7D1C"/>
@@ -9460,7 +11006,7 @@
       </w:rPr>
     </w:lvl>
   </w:abstractNum>
-  <w:abstractNum w:abstractNumId="47" w15:restartNumberingAfterBreak="0">
+  <w:abstractNum w:abstractNumId="48" w15:restartNumberingAfterBreak="0">
     <w:nsid w:val="3F055417"/>
     <w:multiLevelType w:val="multilevel"/>
     <w:tmpl w:val="8B027190"/>
@@ -9609,7 +11155,7 @@
       </w:rPr>
     </w:lvl>
   </w:abstractNum>
-  <w:abstractNum w:abstractNumId="48" w15:restartNumberingAfterBreak="0">
+  <w:abstractNum w:abstractNumId="49" w15:restartNumberingAfterBreak="0">
     <w:nsid w:val="3F4E4F24"/>
     <w:multiLevelType w:val="multilevel"/>
     <w:tmpl w:val="AA32E878"/>
@@ -9722,7 +11268,7 @@
       </w:rPr>
     </w:lvl>
   </w:abstractNum>
-  <w:abstractNum w:abstractNumId="49" w15:restartNumberingAfterBreak="0">
+  <w:abstractNum w:abstractNumId="50" w15:restartNumberingAfterBreak="0">
     <w:nsid w:val="4074661B"/>
     <w:multiLevelType w:val="multilevel"/>
     <w:tmpl w:val="C82E08DA"/>
@@ -9871,7 +11417,7 @@
       </w:rPr>
     </w:lvl>
   </w:abstractNum>
-  <w:abstractNum w:abstractNumId="50" w15:restartNumberingAfterBreak="0">
+  <w:abstractNum w:abstractNumId="51" w15:restartNumberingAfterBreak="0">
     <w:nsid w:val="407B7D11"/>
     <w:multiLevelType w:val="multilevel"/>
     <w:tmpl w:val="8EF83546"/>
@@ -9984,7 +11530,7 @@
       </w:rPr>
     </w:lvl>
   </w:abstractNum>
-  <w:abstractNum w:abstractNumId="51" w15:restartNumberingAfterBreak="0">
+  <w:abstractNum w:abstractNumId="52" w15:restartNumberingAfterBreak="0">
     <w:nsid w:val="440E06F7"/>
     <w:multiLevelType w:val="multilevel"/>
     <w:tmpl w:val="C7A6D616"/>
@@ -10097,7 +11643,7 @@
       </w:rPr>
     </w:lvl>
   </w:abstractNum>
-  <w:abstractNum w:abstractNumId="52" w15:restartNumberingAfterBreak="0">
+  <w:abstractNum w:abstractNumId="53" w15:restartNumberingAfterBreak="0">
     <w:nsid w:val="44F52C2F"/>
     <w:multiLevelType w:val="multilevel"/>
     <w:tmpl w:val="9ADA1E0C"/>
@@ -10246,7 +11792,7 @@
       </w:rPr>
     </w:lvl>
   </w:abstractNum>
-  <w:abstractNum w:abstractNumId="53" w15:restartNumberingAfterBreak="0">
+  <w:abstractNum w:abstractNumId="54" w15:restartNumberingAfterBreak="0">
     <w:nsid w:val="47124726"/>
     <w:multiLevelType w:val="multilevel"/>
     <w:tmpl w:val="5A82BA8A"/>
@@ -10395,7 +11941,7 @@
       </w:rPr>
     </w:lvl>
   </w:abstractNum>
-  <w:abstractNum w:abstractNumId="54" w15:restartNumberingAfterBreak="0">
+  <w:abstractNum w:abstractNumId="55" w15:restartNumberingAfterBreak="0">
     <w:nsid w:val="4A38175C"/>
     <w:multiLevelType w:val="multilevel"/>
     <w:tmpl w:val="22A46AC4"/>
@@ -10508,7 +12054,7 @@
       </w:rPr>
     </w:lvl>
   </w:abstractNum>
-  <w:abstractNum w:abstractNumId="55" w15:restartNumberingAfterBreak="0">
+  <w:abstractNum w:abstractNumId="56" w15:restartNumberingAfterBreak="0">
     <w:nsid w:val="4B08338D"/>
     <w:multiLevelType w:val="multilevel"/>
     <w:tmpl w:val="C32851E0"/>
@@ -10621,7 +12167,7 @@
       </w:rPr>
     </w:lvl>
   </w:abstractNum>
-  <w:abstractNum w:abstractNumId="56" w15:restartNumberingAfterBreak="0">
+  <w:abstractNum w:abstractNumId="57" w15:restartNumberingAfterBreak="0">
     <w:nsid w:val="4C483602"/>
     <w:multiLevelType w:val="multilevel"/>
     <w:tmpl w:val="4E0465EC"/>
@@ -10770,7 +12316,156 @@
       </w:rPr>
     </w:lvl>
   </w:abstractNum>
-  <w:abstractNum w:abstractNumId="57" w15:restartNumberingAfterBreak="0">
+  <w:abstractNum w:abstractNumId="58" w15:restartNumberingAfterBreak="0">
+    <w:nsid w:val="4CF059BD"/>
+    <w:multiLevelType w:val="multilevel"/>
+    <w:tmpl w:val="BBC4C416"/>
+    <w:lvl w:ilvl="0">
+      <w:start w:val="1"/>
+      <w:numFmt w:val="bullet"/>
+      <w:lvlText w:val=""/>
+      <w:lvlJc w:val="left"/>
+      <w:pPr>
+        <w:tabs>
+          <w:tab w:val="num" w:pos="720"/>
+        </w:tabs>
+        <w:ind w:left="720" w:hanging="360"/>
+      </w:pPr>
+      <w:rPr>
+        <w:rFonts w:ascii="Symbol" w:hAnsi="Symbol" w:hint="default"/>
+        <w:sz w:val="20"/>
+      </w:rPr>
+    </w:lvl>
+    <w:lvl w:ilvl="1" w:tentative="1">
+      <w:start w:val="1"/>
+      <w:numFmt w:val="bullet"/>
+      <w:lvlText w:val="o"/>
+      <w:lvlJc w:val="left"/>
+      <w:pPr>
+        <w:tabs>
+          <w:tab w:val="num" w:pos="1440"/>
+        </w:tabs>
+        <w:ind w:left="1440" w:hanging="360"/>
+      </w:pPr>
+      <w:rPr>
+        <w:rFonts w:ascii="Courier New" w:hAnsi="Courier New" w:hint="default"/>
+        <w:sz w:val="20"/>
+      </w:rPr>
+    </w:lvl>
+    <w:lvl w:ilvl="2" w:tentative="1">
+      <w:start w:val="1"/>
+      <w:numFmt w:val="bullet"/>
+      <w:lvlText w:val=""/>
+      <w:lvlJc w:val="left"/>
+      <w:pPr>
+        <w:tabs>
+          <w:tab w:val="num" w:pos="2160"/>
+        </w:tabs>
+        <w:ind w:left="2160" w:hanging="360"/>
+      </w:pPr>
+      <w:rPr>
+        <w:rFonts w:ascii="Wingdings" w:hAnsi="Wingdings" w:hint="default"/>
+        <w:sz w:val="20"/>
+      </w:rPr>
+    </w:lvl>
+    <w:lvl w:ilvl="3" w:tentative="1">
+      <w:start w:val="1"/>
+      <w:numFmt w:val="bullet"/>
+      <w:lvlText w:val=""/>
+      <w:lvlJc w:val="left"/>
+      <w:pPr>
+        <w:tabs>
+          <w:tab w:val="num" w:pos="2880"/>
+        </w:tabs>
+        <w:ind w:left="2880" w:hanging="360"/>
+      </w:pPr>
+      <w:rPr>
+        <w:rFonts w:ascii="Wingdings" w:hAnsi="Wingdings" w:hint="default"/>
+        <w:sz w:val="20"/>
+      </w:rPr>
+    </w:lvl>
+    <w:lvl w:ilvl="4" w:tentative="1">
+      <w:start w:val="1"/>
+      <w:numFmt w:val="bullet"/>
+      <w:lvlText w:val=""/>
+      <w:lvlJc w:val="left"/>
+      <w:pPr>
+        <w:tabs>
+          <w:tab w:val="num" w:pos="3600"/>
+        </w:tabs>
+        <w:ind w:left="3600" w:hanging="360"/>
+      </w:pPr>
+      <w:rPr>
+        <w:rFonts w:ascii="Wingdings" w:hAnsi="Wingdings" w:hint="default"/>
+        <w:sz w:val="20"/>
+      </w:rPr>
+    </w:lvl>
+    <w:lvl w:ilvl="5" w:tentative="1">
+      <w:start w:val="1"/>
+      <w:numFmt w:val="bullet"/>
+      <w:lvlText w:val=""/>
+      <w:lvlJc w:val="left"/>
+      <w:pPr>
+        <w:tabs>
+          <w:tab w:val="num" w:pos="4320"/>
+        </w:tabs>
+        <w:ind w:left="4320" w:hanging="360"/>
+      </w:pPr>
+      <w:rPr>
+        <w:rFonts w:ascii="Wingdings" w:hAnsi="Wingdings" w:hint="default"/>
+        <w:sz w:val="20"/>
+      </w:rPr>
+    </w:lvl>
+    <w:lvl w:ilvl="6" w:tentative="1">
+      <w:start w:val="1"/>
+      <w:numFmt w:val="bullet"/>
+      <w:lvlText w:val=""/>
+      <w:lvlJc w:val="left"/>
+      <w:pPr>
+        <w:tabs>
+          <w:tab w:val="num" w:pos="5040"/>
+        </w:tabs>
+        <w:ind w:left="5040" w:hanging="360"/>
+      </w:pPr>
+      <w:rPr>
+        <w:rFonts w:ascii="Wingdings" w:hAnsi="Wingdings" w:hint="default"/>
+        <w:sz w:val="20"/>
+      </w:rPr>
+    </w:lvl>
+    <w:lvl w:ilvl="7" w:tentative="1">
+      <w:start w:val="1"/>
+      <w:numFmt w:val="bullet"/>
+      <w:lvlText w:val=""/>
+      <w:lvlJc w:val="left"/>
+      <w:pPr>
+        <w:tabs>
+          <w:tab w:val="num" w:pos="5760"/>
+        </w:tabs>
+        <w:ind w:left="5760" w:hanging="360"/>
+      </w:pPr>
+      <w:rPr>
+        <w:rFonts w:ascii="Wingdings" w:hAnsi="Wingdings" w:hint="default"/>
+        <w:sz w:val="20"/>
+      </w:rPr>
+    </w:lvl>
+    <w:lvl w:ilvl="8" w:tentative="1">
+      <w:start w:val="1"/>
+      <w:numFmt w:val="bullet"/>
+      <w:lvlText w:val=""/>
+      <w:lvlJc w:val="left"/>
+      <w:pPr>
+        <w:tabs>
+          <w:tab w:val="num" w:pos="6480"/>
+        </w:tabs>
+        <w:ind w:left="6480" w:hanging="360"/>
+      </w:pPr>
+      <w:rPr>
+        <w:rFonts w:ascii="Wingdings" w:hAnsi="Wingdings" w:hint="default"/>
+        <w:sz w:val="20"/>
+      </w:rPr>
+    </w:lvl>
+  </w:abstractNum>
+  <w:abstractNum w:abstractNumId="59" w15:restartNumberingAfterBreak="0">
     <w:nsid w:val="4D5168C1"/>
     <w:multiLevelType w:val="hybridMultilevel"/>
     <w:tmpl w:val="1CC05BB0"/>
@@ -10859,7 +12554,7 @@
       </w:pPr>
     </w:lvl>
   </w:abstractNum>
-  <w:abstractNum w:abstractNumId="58" w15:restartNumberingAfterBreak="0">
+  <w:abstractNum w:abstractNumId="60" w15:restartNumberingAfterBreak="0">
     <w:nsid w:val="4EC051B9"/>
     <w:multiLevelType w:val="multilevel"/>
     <w:tmpl w:val="FD7AFA18"/>
@@ -10972,7 +12667,7 @@
       </w:rPr>
     </w:lvl>
   </w:abstractNum>
-  <w:abstractNum w:abstractNumId="59" w15:restartNumberingAfterBreak="0">
+  <w:abstractNum w:abstractNumId="61" w15:restartNumberingAfterBreak="0">
     <w:nsid w:val="4F874405"/>
     <w:multiLevelType w:val="multilevel"/>
     <w:tmpl w:val="480C65A8"/>
@@ -11085,7 +12780,7 @@
       </w:rPr>
     </w:lvl>
   </w:abstractNum>
-  <w:abstractNum w:abstractNumId="60" w15:restartNumberingAfterBreak="0">
+  <w:abstractNum w:abstractNumId="62" w15:restartNumberingAfterBreak="0">
     <w:nsid w:val="51FA2F2B"/>
     <w:multiLevelType w:val="multilevel"/>
     <w:tmpl w:val="605AB292"/>
@@ -11198,7 +12893,156 @@
       </w:rPr>
     </w:lvl>
   </w:abstractNum>
-  <w:abstractNum w:abstractNumId="61" w15:restartNumberingAfterBreak="0">
+  <w:abstractNum w:abstractNumId="63" w15:restartNumberingAfterBreak="0">
+    <w:nsid w:val="5390717F"/>
+    <w:multiLevelType w:val="multilevel"/>
+    <w:tmpl w:val="A570366C"/>
+    <w:lvl w:ilvl="0">
+      <w:start w:val="1"/>
+      <w:numFmt w:val="bullet"/>
+      <w:lvlText w:val=""/>
+      <w:lvlJc w:val="left"/>
+      <w:pPr>
+        <w:tabs>
+          <w:tab w:val="num" w:pos="720"/>
+        </w:tabs>
+        <w:ind w:left="720" w:hanging="360"/>
+      </w:pPr>
+      <w:rPr>
+        <w:rFonts w:ascii="Symbol" w:hAnsi="Symbol" w:hint="default"/>
+        <w:sz w:val="20"/>
+      </w:rPr>
+    </w:lvl>
+    <w:lvl w:ilvl="1" w:tentative="1">
+      <w:start w:val="1"/>
+      <w:numFmt w:val="bullet"/>
+      <w:lvlText w:val="o"/>
+      <w:lvlJc w:val="left"/>
+      <w:pPr>
+        <w:tabs>
+          <w:tab w:val="num" w:pos="1440"/>
+        </w:tabs>
+        <w:ind w:left="1440" w:hanging="360"/>
+      </w:pPr>
+      <w:rPr>
+        <w:rFonts w:ascii="Courier New" w:hAnsi="Courier New" w:hint="default"/>
+        <w:sz w:val="20"/>
+      </w:rPr>
+    </w:lvl>
+    <w:lvl w:ilvl="2" w:tentative="1">
+      <w:start w:val="1"/>
+      <w:numFmt w:val="bullet"/>
+      <w:lvlText w:val=""/>
+      <w:lvlJc w:val="left"/>
+      <w:pPr>
+        <w:tabs>
+          <w:tab w:val="num" w:pos="2160"/>
+        </w:tabs>
+        <w:ind w:left="2160" w:hanging="360"/>
+      </w:pPr>
+      <w:rPr>
+        <w:rFonts w:ascii="Wingdings" w:hAnsi="Wingdings" w:hint="default"/>
+        <w:sz w:val="20"/>
+      </w:rPr>
+    </w:lvl>
+    <w:lvl w:ilvl="3" w:tentative="1">
+      <w:start w:val="1"/>
+      <w:numFmt w:val="bullet"/>
+      <w:lvlText w:val=""/>
+      <w:lvlJc w:val="left"/>
+      <w:pPr>
+        <w:tabs>
+          <w:tab w:val="num" w:pos="2880"/>
+        </w:tabs>
+        <w:ind w:left="2880" w:hanging="360"/>
+      </w:pPr>
+      <w:rPr>
+        <w:rFonts w:ascii="Wingdings" w:hAnsi="Wingdings" w:hint="default"/>
+        <w:sz w:val="20"/>
+      </w:rPr>
+    </w:lvl>
+    <w:lvl w:ilvl="4" w:tentative="1">
+      <w:start w:val="1"/>
+      <w:numFmt w:val="bullet"/>
+      <w:lvlText w:val=""/>
+      <w:lvlJc w:val="left"/>
+      <w:pPr>
+        <w:tabs>
+          <w:tab w:val="num" w:pos="3600"/>
+        </w:tabs>
+        <w:ind w:left="3600" w:hanging="360"/>
+      </w:pPr>
+      <w:rPr>
+        <w:rFonts w:ascii="Wingdings" w:hAnsi="Wingdings" w:hint="default"/>
+        <w:sz w:val="20"/>
+      </w:rPr>
+    </w:lvl>
+    <w:lvl w:ilvl="5" w:tentative="1">
+      <w:start w:val="1"/>
+      <w:numFmt w:val="bullet"/>
+      <w:lvlText w:val=""/>
+      <w:lvlJc w:val="left"/>
+      <w:pPr>
+        <w:tabs>
+          <w:tab w:val="num" w:pos="4320"/>
+        </w:tabs>
+        <w:ind w:left="4320" w:hanging="360"/>
+      </w:pPr>
+      <w:rPr>
+        <w:rFonts w:ascii="Wingdings" w:hAnsi="Wingdings" w:hint="default"/>
+        <w:sz w:val="20"/>
+      </w:rPr>
+    </w:lvl>
+    <w:lvl w:ilvl="6" w:tentative="1">
+      <w:start w:val="1"/>
+      <w:numFmt w:val="bullet"/>
+      <w:lvlText w:val=""/>
+      <w:lvlJc w:val="left"/>
+      <w:pPr>
+        <w:tabs>
+          <w:tab w:val="num" w:pos="5040"/>
+        </w:tabs>
+        <w:ind w:left="5040" w:hanging="360"/>
+      </w:pPr>
+      <w:rPr>
+        <w:rFonts w:ascii="Wingdings" w:hAnsi="Wingdings" w:hint="default"/>
+        <w:sz w:val="20"/>
+      </w:rPr>
+    </w:lvl>
+    <w:lvl w:ilvl="7" w:tentative="1">
+      <w:start w:val="1"/>
+      <w:numFmt w:val="bullet"/>
+      <w:lvlText w:val=""/>
+      <w:lvlJc w:val="left"/>
+      <w:pPr>
+        <w:tabs>
+          <w:tab w:val="num" w:pos="5760"/>
+        </w:tabs>
+        <w:ind w:left="5760" w:hanging="360"/>
+      </w:pPr>
+      <w:rPr>
+        <w:rFonts w:ascii="Wingdings" w:hAnsi="Wingdings" w:hint="default"/>
+        <w:sz w:val="20"/>
+      </w:rPr>
+    </w:lvl>
+    <w:lvl w:ilvl="8" w:tentative="1">
+      <w:start w:val="1"/>
+      <w:numFmt w:val="bullet"/>
+      <w:lvlText w:val=""/>
+      <w:lvlJc w:val="left"/>
+      <w:pPr>
+        <w:tabs>
+          <w:tab w:val="num" w:pos="6480"/>
+        </w:tabs>
+        <w:ind w:left="6480" w:hanging="360"/>
+      </w:pPr>
+      <w:rPr>
+        <w:rFonts w:ascii="Wingdings" w:hAnsi="Wingdings" w:hint="default"/>
+        <w:sz w:val="20"/>
+      </w:rPr>
+    </w:lvl>
+  </w:abstractNum>
+  <w:abstractNum w:abstractNumId="64" w15:restartNumberingAfterBreak="0">
     <w:nsid w:val="54F44F71"/>
     <w:multiLevelType w:val="multilevel"/>
     <w:tmpl w:val="B2E0D6F8"/>
@@ -11347,7 +13191,7 @@
       </w:rPr>
     </w:lvl>
   </w:abstractNum>
-  <w:abstractNum w:abstractNumId="62" w15:restartNumberingAfterBreak="0">
+  <w:abstractNum w:abstractNumId="65" w15:restartNumberingAfterBreak="0">
     <w:nsid w:val="553C2741"/>
     <w:multiLevelType w:val="multilevel"/>
     <w:tmpl w:val="313646EA"/>
@@ -11460,7 +13304,7 @@
       </w:rPr>
     </w:lvl>
   </w:abstractNum>
-  <w:abstractNum w:abstractNumId="63" w15:restartNumberingAfterBreak="0">
+  <w:abstractNum w:abstractNumId="66" w15:restartNumberingAfterBreak="0">
     <w:nsid w:val="56250CF0"/>
     <w:multiLevelType w:val="multilevel"/>
     <w:tmpl w:val="190E8460"/>
@@ -11605,7 +13449,7 @@
       </w:rPr>
     </w:lvl>
   </w:abstractNum>
-  <w:abstractNum w:abstractNumId="64" w15:restartNumberingAfterBreak="0">
+  <w:abstractNum w:abstractNumId="67" w15:restartNumberingAfterBreak="0">
     <w:nsid w:val="58753EDC"/>
     <w:multiLevelType w:val="multilevel"/>
     <w:tmpl w:val="764A8390"/>
@@ -11754,7 +13598,7 @@
       </w:rPr>
     </w:lvl>
   </w:abstractNum>
-  <w:abstractNum w:abstractNumId="65" w15:restartNumberingAfterBreak="0">
+  <w:abstractNum w:abstractNumId="68" w15:restartNumberingAfterBreak="0">
     <w:nsid w:val="5E537224"/>
     <w:multiLevelType w:val="multilevel"/>
     <w:tmpl w:val="1BC4A24A"/>
@@ -11903,7 +13747,7 @@
       </w:rPr>
     </w:lvl>
   </w:abstractNum>
-  <w:abstractNum w:abstractNumId="66" w15:restartNumberingAfterBreak="0">
+  <w:abstractNum w:abstractNumId="69" w15:restartNumberingAfterBreak="0">
     <w:nsid w:val="5EF241E9"/>
     <w:multiLevelType w:val="multilevel"/>
     <w:tmpl w:val="A9966C46"/>
@@ -12016,7 +13860,7 @@
       </w:rPr>
     </w:lvl>
   </w:abstractNum>
-  <w:abstractNum w:abstractNumId="67" w15:restartNumberingAfterBreak="0">
+  <w:abstractNum w:abstractNumId="70" w15:restartNumberingAfterBreak="0">
     <w:nsid w:val="61247C60"/>
     <w:multiLevelType w:val="multilevel"/>
     <w:tmpl w:val="85D84244"/>
@@ -12165,7 +14009,7 @@
       </w:rPr>
     </w:lvl>
   </w:abstractNum>
-  <w:abstractNum w:abstractNumId="68" w15:restartNumberingAfterBreak="0">
+  <w:abstractNum w:abstractNumId="71" w15:restartNumberingAfterBreak="0">
     <w:nsid w:val="6151371B"/>
     <w:multiLevelType w:val="hybridMultilevel"/>
     <w:tmpl w:val="DD3C0B62"/>
@@ -12254,7 +14098,7 @@
       </w:pPr>
     </w:lvl>
   </w:abstractNum>
-  <w:abstractNum w:abstractNumId="69" w15:restartNumberingAfterBreak="0">
+  <w:abstractNum w:abstractNumId="72" w15:restartNumberingAfterBreak="0">
     <w:nsid w:val="61DA4644"/>
     <w:multiLevelType w:val="multilevel"/>
     <w:tmpl w:val="BAEC8DC2"/>
@@ -12403,7 +14247,7 @@
       </w:rPr>
     </w:lvl>
   </w:abstractNum>
-  <w:abstractNum w:abstractNumId="70" w15:restartNumberingAfterBreak="0">
+  <w:abstractNum w:abstractNumId="73" w15:restartNumberingAfterBreak="0">
     <w:nsid w:val="61F83167"/>
     <w:multiLevelType w:val="multilevel"/>
     <w:tmpl w:val="FE98C800"/>
@@ -12552,7 +14396,7 @@
       </w:rPr>
     </w:lvl>
   </w:abstractNum>
-  <w:abstractNum w:abstractNumId="71" w15:restartNumberingAfterBreak="0">
+  <w:abstractNum w:abstractNumId="74" w15:restartNumberingAfterBreak="0">
     <w:nsid w:val="62A21C58"/>
     <w:multiLevelType w:val="multilevel"/>
     <w:tmpl w:val="0756E996"/>
@@ -12701,7 +14545,156 @@
       </w:rPr>
     </w:lvl>
   </w:abstractNum>
-  <w:abstractNum w:abstractNumId="72" w15:restartNumberingAfterBreak="0">
+  <w:abstractNum w:abstractNumId="75" w15:restartNumberingAfterBreak="0">
+    <w:nsid w:val="64E62946"/>
+    <w:multiLevelType w:val="multilevel"/>
+    <w:tmpl w:val="29A8781A"/>
+    <w:lvl w:ilvl="0">
+      <w:start w:val="1"/>
+      <w:numFmt w:val="bullet"/>
+      <w:lvlText w:val=""/>
+      <w:lvlJc w:val="left"/>
+      <w:pPr>
+        <w:tabs>
+          <w:tab w:val="num" w:pos="720"/>
+        </w:tabs>
+        <w:ind w:left="720" w:hanging="360"/>
+      </w:pPr>
+      <w:rPr>
+        <w:rFonts w:ascii="Symbol" w:hAnsi="Symbol" w:hint="default"/>
+        <w:sz w:val="20"/>
+      </w:rPr>
+    </w:lvl>
+    <w:lvl w:ilvl="1" w:tentative="1">
+      <w:start w:val="1"/>
+      <w:numFmt w:val="bullet"/>
+      <w:lvlText w:val="o"/>
+      <w:lvlJc w:val="left"/>
+      <w:pPr>
+        <w:tabs>
+          <w:tab w:val="num" w:pos="1440"/>
+        </w:tabs>
+        <w:ind w:left="1440" w:hanging="360"/>
+      </w:pPr>
+      <w:rPr>
+        <w:rFonts w:ascii="Courier New" w:hAnsi="Courier New" w:hint="default"/>
+        <w:sz w:val="20"/>
+      </w:rPr>
+    </w:lvl>
+    <w:lvl w:ilvl="2" w:tentative="1">
+      <w:start w:val="1"/>
+      <w:numFmt w:val="bullet"/>
+      <w:lvlText w:val=""/>
+      <w:lvlJc w:val="left"/>
+      <w:pPr>
+        <w:tabs>
+          <w:tab w:val="num" w:pos="2160"/>
+        </w:tabs>
+        <w:ind w:left="2160" w:hanging="360"/>
+      </w:pPr>
+      <w:rPr>
+        <w:rFonts w:ascii="Wingdings" w:hAnsi="Wingdings" w:hint="default"/>
+        <w:sz w:val="20"/>
+      </w:rPr>
+    </w:lvl>
+    <w:lvl w:ilvl="3" w:tentative="1">
+      <w:start w:val="1"/>
+      <w:numFmt w:val="bullet"/>
+      <w:lvlText w:val=""/>
+      <w:lvlJc w:val="left"/>
+      <w:pPr>
+        <w:tabs>
+          <w:tab w:val="num" w:pos="2880"/>
+        </w:tabs>
+        <w:ind w:left="2880" w:hanging="360"/>
+      </w:pPr>
+      <w:rPr>
+        <w:rFonts w:ascii="Wingdings" w:hAnsi="Wingdings" w:hint="default"/>
+        <w:sz w:val="20"/>
+      </w:rPr>
+    </w:lvl>
+    <w:lvl w:ilvl="4" w:tentative="1">
+      <w:start w:val="1"/>
+      <w:numFmt w:val="bullet"/>
+      <w:lvlText w:val=""/>
+      <w:lvlJc w:val="left"/>
+      <w:pPr>
+        <w:tabs>
+          <w:tab w:val="num" w:pos="3600"/>
+        </w:tabs>
+        <w:ind w:left="3600" w:hanging="360"/>
+      </w:pPr>
+      <w:rPr>
+        <w:rFonts w:ascii="Wingdings" w:hAnsi="Wingdings" w:hint="default"/>
+        <w:sz w:val="20"/>
+      </w:rPr>
+    </w:lvl>
+    <w:lvl w:ilvl="5" w:tentative="1">
+      <w:start w:val="1"/>
+      <w:numFmt w:val="bullet"/>
+      <w:lvlText w:val=""/>
+      <w:lvlJc w:val="left"/>
+      <w:pPr>
+        <w:tabs>
+          <w:tab w:val="num" w:pos="4320"/>
+        </w:tabs>
+        <w:ind w:left="4320" w:hanging="360"/>
+      </w:pPr>
+      <w:rPr>
+        <w:rFonts w:ascii="Wingdings" w:hAnsi="Wingdings" w:hint="default"/>
+        <w:sz w:val="20"/>
+      </w:rPr>
+    </w:lvl>
+    <w:lvl w:ilvl="6" w:tentative="1">
+      <w:start w:val="1"/>
+      <w:numFmt w:val="bullet"/>
+      <w:lvlText w:val=""/>
+      <w:lvlJc w:val="left"/>
+      <w:pPr>
+        <w:tabs>
+          <w:tab w:val="num" w:pos="5040"/>
+        </w:tabs>
+        <w:ind w:left="5040" w:hanging="360"/>
+      </w:pPr>
+      <w:rPr>
+        <w:rFonts w:ascii="Wingdings" w:hAnsi="Wingdings" w:hint="default"/>
+        <w:sz w:val="20"/>
+      </w:rPr>
+    </w:lvl>
+    <w:lvl w:ilvl="7" w:tentative="1">
+      <w:start w:val="1"/>
+      <w:numFmt w:val="bullet"/>
+      <w:lvlText w:val=""/>
+      <w:lvlJc w:val="left"/>
+      <w:pPr>
+        <w:tabs>
+          <w:tab w:val="num" w:pos="5760"/>
+        </w:tabs>
+        <w:ind w:left="5760" w:hanging="360"/>
+      </w:pPr>
+      <w:rPr>
+        <w:rFonts w:ascii="Wingdings" w:hAnsi="Wingdings" w:hint="default"/>
+        <w:sz w:val="20"/>
+      </w:rPr>
+    </w:lvl>
+    <w:lvl w:ilvl="8" w:tentative="1">
+      <w:start w:val="1"/>
+      <w:numFmt w:val="bullet"/>
+      <w:lvlText w:val=""/>
+      <w:lvlJc w:val="left"/>
+      <w:pPr>
+        <w:tabs>
+          <w:tab w:val="num" w:pos="6480"/>
+        </w:tabs>
+        <w:ind w:left="6480" w:hanging="360"/>
+      </w:pPr>
+      <w:rPr>
+        <w:rFonts w:ascii="Wingdings" w:hAnsi="Wingdings" w:hint="default"/>
+        <w:sz w:val="20"/>
+      </w:rPr>
+    </w:lvl>
+  </w:abstractNum>
+  <w:abstractNum w:abstractNumId="76" w15:restartNumberingAfterBreak="0">
     <w:nsid w:val="6A44007B"/>
     <w:multiLevelType w:val="multilevel"/>
     <w:tmpl w:val="569AAAC0"/>
@@ -12814,7 +14807,7 @@
       </w:rPr>
     </w:lvl>
   </w:abstractNum>
-  <w:abstractNum w:abstractNumId="73" w15:restartNumberingAfterBreak="0">
+  <w:abstractNum w:abstractNumId="77" w15:restartNumberingAfterBreak="0">
     <w:nsid w:val="6D4667EA"/>
     <w:multiLevelType w:val="multilevel"/>
     <w:tmpl w:val="8286BBFC"/>
@@ -12927,7 +14920,7 @@
       </w:rPr>
     </w:lvl>
   </w:abstractNum>
-  <w:abstractNum w:abstractNumId="74" w15:restartNumberingAfterBreak="0">
+  <w:abstractNum w:abstractNumId="78" w15:restartNumberingAfterBreak="0">
     <w:nsid w:val="6E5502FB"/>
     <w:multiLevelType w:val="hybridMultilevel"/>
     <w:tmpl w:val="307C9430"/>
@@ -13040,7 +15033,7 @@
       </w:rPr>
     </w:lvl>
   </w:abstractNum>
-  <w:abstractNum w:abstractNumId="75" w15:restartNumberingAfterBreak="0">
+  <w:abstractNum w:abstractNumId="79" w15:restartNumberingAfterBreak="0">
     <w:nsid w:val="6F780B73"/>
     <w:multiLevelType w:val="multilevel"/>
     <w:tmpl w:val="E9A287FE"/>
@@ -13189,7 +15182,7 @@
       </w:rPr>
     </w:lvl>
   </w:abstractNum>
-  <w:abstractNum w:abstractNumId="76" w15:restartNumberingAfterBreak="0">
+  <w:abstractNum w:abstractNumId="80" w15:restartNumberingAfterBreak="0">
     <w:nsid w:val="70E711C6"/>
     <w:multiLevelType w:val="multilevel"/>
     <w:tmpl w:val="2164484C"/>
@@ -13302,7 +15295,7 @@
       </w:rPr>
     </w:lvl>
   </w:abstractNum>
-  <w:abstractNum w:abstractNumId="77" w15:restartNumberingAfterBreak="0">
+  <w:abstractNum w:abstractNumId="81" w15:restartNumberingAfterBreak="0">
     <w:nsid w:val="71453F2F"/>
     <w:multiLevelType w:val="multilevel"/>
     <w:tmpl w:val="69EC0C96"/>
@@ -13451,7 +15444,120 @@
       </w:rPr>
     </w:lvl>
   </w:abstractNum>
-  <w:abstractNum w:abstractNumId="78" w15:restartNumberingAfterBreak="0">
+  <w:abstractNum w:abstractNumId="82" w15:restartNumberingAfterBreak="0">
+    <w:nsid w:val="78F1119F"/>
+    <w:multiLevelType w:val="multilevel"/>
+    <w:tmpl w:val="6688CB30"/>
+    <w:lvl w:ilvl="0">
+      <w:start w:val="1"/>
+      <w:numFmt w:val="decimal"/>
+      <w:lvlText w:val="%1."/>
+      <w:lvlJc w:val="left"/>
+      <w:pPr>
+        <w:tabs>
+          <w:tab w:val="num" w:pos="720"/>
+        </w:tabs>
+        <w:ind w:left="720" w:hanging="360"/>
+      </w:pPr>
+    </w:lvl>
+    <w:lvl w:ilvl="1" w:tentative="1">
+      <w:start w:val="1"/>
+      <w:numFmt w:val="decimal"/>
+      <w:lvlText w:val="%2."/>
+      <w:lvlJc w:val="left"/>
+      <w:pPr>
+        <w:tabs>
+          <w:tab w:val="num" w:pos="1440"/>
+        </w:tabs>
+        <w:ind w:left="1440" w:hanging="360"/>
+      </w:pPr>
+    </w:lvl>
+    <w:lvl w:ilvl="2" w:tentative="1">
+      <w:start w:val="1"/>
+      <w:numFmt w:val="decimal"/>
+      <w:lvlText w:val="%3."/>
+      <w:lvlJc w:val="left"/>
+      <w:pPr>
+        <w:tabs>
+          <w:tab w:val="num" w:pos="2160"/>
+        </w:tabs>
+        <w:ind w:left="2160" w:hanging="360"/>
+      </w:pPr>
+    </w:lvl>
+    <w:lvl w:ilvl="3" w:tentative="1">
+      <w:start w:val="1"/>
+      <w:numFmt w:val="decimal"/>
+      <w:lvlText w:val="%4."/>
+      <w:lvlJc w:val="left"/>
+      <w:pPr>
+        <w:tabs>
+          <w:tab w:val="num" w:pos="2880"/>
+        </w:tabs>
+        <w:ind w:left="2880" w:hanging="360"/>
+      </w:pPr>
+    </w:lvl>
+    <w:lvl w:ilvl="4" w:tentative="1">
+      <w:start w:val="1"/>
+      <w:numFmt w:val="decimal"/>
+      <w:lvlText w:val="%5."/>
+      <w:lvlJc w:val="left"/>
+      <w:pPr>
+        <w:tabs>
+          <w:tab w:val="num" w:pos="3600"/>
+        </w:tabs>
+        <w:ind w:left="3600" w:hanging="360"/>
+      </w:pPr>
+    </w:lvl>
+    <w:lvl w:ilvl="5" w:tentative="1">
+      <w:start w:val="1"/>
+      <w:numFmt w:val="decimal"/>
+      <w:lvlText w:val="%6."/>
+      <w:lvlJc w:val="left"/>
+      <w:pPr>
+        <w:tabs>
+          <w:tab w:val="num" w:pos="4320"/>
+        </w:tabs>
+        <w:ind w:left="4320" w:hanging="360"/>
+      </w:pPr>
+    </w:lvl>
+    <w:lvl w:ilvl="6" w:tentative="1">
+      <w:start w:val="1"/>
+      <w:numFmt w:val="decimal"/>
+      <w:lvlText w:val="%7."/>
+      <w:lvlJc w:val="left"/>
+      <w:pPr>
+        <w:tabs>
+          <w:tab w:val="num" w:pos="5040"/>
+        </w:tabs>
+        <w:ind w:left="5040" w:hanging="360"/>
+      </w:pPr>
+    </w:lvl>
+    <w:lvl w:ilvl="7" w:tentative="1">
+      <w:start w:val="1"/>
+      <w:numFmt w:val="decimal"/>
+      <w:lvlText w:val="%8."/>
+      <w:lvlJc w:val="left"/>
+      <w:pPr>
+        <w:tabs>
+          <w:tab w:val="num" w:pos="5760"/>
+        </w:tabs>
+        <w:ind w:left="5760" w:hanging="360"/>
+      </w:pPr>
+    </w:lvl>
+    <w:lvl w:ilvl="8" w:tentative="1">
+      <w:start w:val="1"/>
+      <w:numFmt w:val="decimal"/>
+      <w:lvlText w:val="%9."/>
+      <w:lvlJc w:val="left"/>
+      <w:pPr>
+        <w:tabs>
+          <w:tab w:val="num" w:pos="6480"/>
+        </w:tabs>
+        <w:ind w:left="6480" w:hanging="360"/>
+      </w:pPr>
+    </w:lvl>
+  </w:abstractNum>
+  <w:abstractNum w:abstractNumId="83" w15:restartNumberingAfterBreak="0">
     <w:nsid w:val="7C5B0B74"/>
     <w:multiLevelType w:val="multilevel"/>
     <w:tmpl w:val="476E9A9E"/>
@@ -13564,7 +15670,7 @@
       </w:rPr>
     </w:lvl>
   </w:abstractNum>
-  <w:abstractNum w:abstractNumId="79" w15:restartNumberingAfterBreak="0">
+  <w:abstractNum w:abstractNumId="84" w15:restartNumberingAfterBreak="0">
     <w:nsid w:val="7EC10415"/>
     <w:multiLevelType w:val="multilevel"/>
     <w:tmpl w:val="97C2610A"/>
@@ -13714,244 +15820,259 @@
     </w:lvl>
   </w:abstractNum>
   <w:num w:numId="1" w16cid:durableId="1161002362">
-    <w:abstractNumId w:val="57"/>
+    <w:abstractNumId w:val="59"/>
   </w:num>
   <w:num w:numId="2" w16cid:durableId="646665901">
-    <w:abstractNumId w:val="44"/>
+    <w:abstractNumId w:val="45"/>
   </w:num>
   <w:num w:numId="3" w16cid:durableId="579220518">
-    <w:abstractNumId w:val="68"/>
+    <w:abstractNumId w:val="71"/>
   </w:num>
   <w:num w:numId="4" w16cid:durableId="103500681">
-    <w:abstractNumId w:val="54"/>
+    <w:abstractNumId w:val="55"/>
   </w:num>
   <w:num w:numId="5" w16cid:durableId="617296083">
-    <w:abstractNumId w:val="36"/>
+    <w:abstractNumId w:val="37"/>
   </w:num>
   <w:num w:numId="6" w16cid:durableId="2052149824">
-    <w:abstractNumId w:val="17"/>
+    <w:abstractNumId w:val="18"/>
   </w:num>
   <w:num w:numId="7" w16cid:durableId="402222522">
-    <w:abstractNumId w:val="72"/>
+    <w:abstractNumId w:val="76"/>
   </w:num>
   <w:num w:numId="8" w16cid:durableId="1647200662">
     <w:abstractNumId w:val="6"/>
   </w:num>
   <w:num w:numId="9" w16cid:durableId="1682121071">
-    <w:abstractNumId w:val="78"/>
+    <w:abstractNumId w:val="83"/>
   </w:num>
   <w:num w:numId="10" w16cid:durableId="246695865">
+    <w:abstractNumId w:val="26"/>
+  </w:num>
+  <w:num w:numId="11" w16cid:durableId="2141993432">
+    <w:abstractNumId w:val="77"/>
+  </w:num>
+  <w:num w:numId="12" w16cid:durableId="641038559">
+    <w:abstractNumId w:val="41"/>
+  </w:num>
+  <w:num w:numId="13" w16cid:durableId="1611089610">
+    <w:abstractNumId w:val="20"/>
+  </w:num>
+  <w:num w:numId="14" w16cid:durableId="1505780277">
+    <w:abstractNumId w:val="42"/>
+  </w:num>
+  <w:num w:numId="15" w16cid:durableId="1285043431">
+    <w:abstractNumId w:val="69"/>
+  </w:num>
+  <w:num w:numId="16" w16cid:durableId="60640942">
+    <w:abstractNumId w:val="51"/>
+  </w:num>
+  <w:num w:numId="17" w16cid:durableId="1933391165">
+    <w:abstractNumId w:val="32"/>
+  </w:num>
+  <w:num w:numId="18" w16cid:durableId="493376280">
+    <w:abstractNumId w:val="34"/>
+  </w:num>
+  <w:num w:numId="19" w16cid:durableId="128474687">
     <w:abstractNumId w:val="25"/>
   </w:num>
-  <w:num w:numId="11" w16cid:durableId="2141993432">
-    <w:abstractNumId w:val="73"/>
-  </w:num>
-  <w:num w:numId="12" w16cid:durableId="641038559">
-    <w:abstractNumId w:val="40"/>
-  </w:num>
-  <w:num w:numId="13" w16cid:durableId="1611089610">
-    <w:abstractNumId w:val="19"/>
-  </w:num>
-  <w:num w:numId="14" w16cid:durableId="1505780277">
-    <w:abstractNumId w:val="41"/>
-  </w:num>
-  <w:num w:numId="15" w16cid:durableId="1285043431">
-    <w:abstractNumId w:val="66"/>
-  </w:num>
-  <w:num w:numId="16" w16cid:durableId="60640942">
-    <w:abstractNumId w:val="50"/>
-  </w:num>
-  <w:num w:numId="17" w16cid:durableId="1933391165">
-    <w:abstractNumId w:val="31"/>
-  </w:num>
-  <w:num w:numId="18" w16cid:durableId="493376280">
-    <w:abstractNumId w:val="33"/>
-  </w:num>
-  <w:num w:numId="19" w16cid:durableId="128474687">
-    <w:abstractNumId w:val="24"/>
-  </w:num>
   <w:num w:numId="20" w16cid:durableId="2080013416">
-    <w:abstractNumId w:val="76"/>
+    <w:abstractNumId w:val="80"/>
   </w:num>
   <w:num w:numId="21" w16cid:durableId="1864705951">
-    <w:abstractNumId w:val="28"/>
+    <w:abstractNumId w:val="29"/>
   </w:num>
   <w:num w:numId="22" w16cid:durableId="1466965471">
-    <w:abstractNumId w:val="58"/>
+    <w:abstractNumId w:val="60"/>
   </w:num>
   <w:num w:numId="23" w16cid:durableId="232741186">
-    <w:abstractNumId w:val="60"/>
+    <w:abstractNumId w:val="62"/>
   </w:num>
   <w:num w:numId="24" w16cid:durableId="1743454208">
-    <w:abstractNumId w:val="23"/>
+    <w:abstractNumId w:val="24"/>
   </w:num>
   <w:num w:numId="25" w16cid:durableId="249390905">
     <w:abstractNumId w:val="3"/>
   </w:num>
   <w:num w:numId="26" w16cid:durableId="1428041549">
-    <w:abstractNumId w:val="34"/>
+    <w:abstractNumId w:val="35"/>
   </w:num>
   <w:num w:numId="27" w16cid:durableId="1168205411">
-    <w:abstractNumId w:val="55"/>
+    <w:abstractNumId w:val="56"/>
   </w:num>
   <w:num w:numId="28" w16cid:durableId="847213060">
-    <w:abstractNumId w:val="59"/>
+    <w:abstractNumId w:val="61"/>
   </w:num>
   <w:num w:numId="29" w16cid:durableId="461116745">
-    <w:abstractNumId w:val="10"/>
+    <w:abstractNumId w:val="11"/>
   </w:num>
   <w:num w:numId="30" w16cid:durableId="780611823">
-    <w:abstractNumId w:val="38"/>
+    <w:abstractNumId w:val="39"/>
   </w:num>
   <w:num w:numId="31" w16cid:durableId="560598764">
-    <w:abstractNumId w:val="79"/>
+    <w:abstractNumId w:val="84"/>
   </w:num>
   <w:num w:numId="32" w16cid:durableId="1577281594">
-    <w:abstractNumId w:val="43"/>
+    <w:abstractNumId w:val="44"/>
   </w:num>
   <w:num w:numId="33" w16cid:durableId="219678338">
+    <w:abstractNumId w:val="53"/>
+  </w:num>
+  <w:num w:numId="34" w16cid:durableId="1347437688">
+    <w:abstractNumId w:val="28"/>
+  </w:num>
+  <w:num w:numId="35" w16cid:durableId="176117207">
+    <w:abstractNumId w:val="22"/>
+  </w:num>
+  <w:num w:numId="36" w16cid:durableId="60299312">
     <w:abstractNumId w:val="52"/>
   </w:num>
-  <w:num w:numId="34" w16cid:durableId="1347437688">
-    <w:abstractNumId w:val="27"/>
-  </w:num>
-  <w:num w:numId="35" w16cid:durableId="176117207">
-    <w:abstractNumId w:val="21"/>
-  </w:num>
-  <w:num w:numId="36" w16cid:durableId="60299312">
-    <w:abstractNumId w:val="51"/>
-  </w:num>
   <w:num w:numId="37" w16cid:durableId="132262369">
-    <w:abstractNumId w:val="16"/>
+    <w:abstractNumId w:val="17"/>
   </w:num>
   <w:num w:numId="38" w16cid:durableId="35011990">
     <w:abstractNumId w:val="1"/>
   </w:num>
   <w:num w:numId="39" w16cid:durableId="1096949523">
-    <w:abstractNumId w:val="15"/>
+    <w:abstractNumId w:val="16"/>
   </w:num>
   <w:num w:numId="40" w16cid:durableId="2057505569">
-    <w:abstractNumId w:val="32"/>
+    <w:abstractNumId w:val="33"/>
   </w:num>
   <w:num w:numId="41" w16cid:durableId="1611353309">
     <w:abstractNumId w:val="5"/>
   </w:num>
   <w:num w:numId="42" w16cid:durableId="258223712">
-    <w:abstractNumId w:val="26"/>
+    <w:abstractNumId w:val="27"/>
   </w:num>
   <w:num w:numId="43" w16cid:durableId="1978870285">
-    <w:abstractNumId w:val="62"/>
+    <w:abstractNumId w:val="65"/>
   </w:num>
   <w:num w:numId="44" w16cid:durableId="1362512055">
-    <w:abstractNumId w:val="13"/>
+    <w:abstractNumId w:val="14"/>
   </w:num>
   <w:num w:numId="45" w16cid:durableId="886255239">
-    <w:abstractNumId w:val="45"/>
+    <w:abstractNumId w:val="46"/>
   </w:num>
   <w:num w:numId="46" w16cid:durableId="1694376994">
-    <w:abstractNumId w:val="39"/>
+    <w:abstractNumId w:val="40"/>
   </w:num>
   <w:num w:numId="47" w16cid:durableId="1323896147">
-    <w:abstractNumId w:val="75"/>
+    <w:abstractNumId w:val="79"/>
   </w:num>
   <w:num w:numId="48" w16cid:durableId="1261139311">
     <w:abstractNumId w:val="4"/>
   </w:num>
   <w:num w:numId="49" w16cid:durableId="1263342825">
-    <w:abstractNumId w:val="74"/>
+    <w:abstractNumId w:val="78"/>
   </w:num>
   <w:num w:numId="50" w16cid:durableId="1554776844">
+    <w:abstractNumId w:val="13"/>
+  </w:num>
+  <w:num w:numId="51" w16cid:durableId="375279605">
+    <w:abstractNumId w:val="31"/>
+  </w:num>
+  <w:num w:numId="52" w16cid:durableId="1694380342">
+    <w:abstractNumId w:val="67"/>
+  </w:num>
+  <w:num w:numId="53" w16cid:durableId="191574157">
+    <w:abstractNumId w:val="15"/>
+  </w:num>
+  <w:num w:numId="54" w16cid:durableId="596593461">
+    <w:abstractNumId w:val="23"/>
+  </w:num>
+  <w:num w:numId="55" w16cid:durableId="1016537104">
+    <w:abstractNumId w:val="36"/>
+  </w:num>
+  <w:num w:numId="56" w16cid:durableId="1891841361">
+    <w:abstractNumId w:val="54"/>
+  </w:num>
+  <w:num w:numId="57" w16cid:durableId="638071837">
+    <w:abstractNumId w:val="8"/>
+  </w:num>
+  <w:num w:numId="58" w16cid:durableId="1619097120">
+    <w:abstractNumId w:val="72"/>
+  </w:num>
+  <w:num w:numId="59" w16cid:durableId="497843799">
+    <w:abstractNumId w:val="81"/>
+  </w:num>
+  <w:num w:numId="60" w16cid:durableId="178353195">
+    <w:abstractNumId w:val="21"/>
+  </w:num>
+  <w:num w:numId="61" w16cid:durableId="870847351">
+    <w:abstractNumId w:val="64"/>
+  </w:num>
+  <w:num w:numId="62" w16cid:durableId="362294161">
+    <w:abstractNumId w:val="73"/>
+  </w:num>
+  <w:num w:numId="63" w16cid:durableId="776367306">
     <w:abstractNumId w:val="12"/>
   </w:num>
-  <w:num w:numId="51" w16cid:durableId="375279605">
-    <w:abstractNumId w:val="30"/>
-  </w:num>
-  <w:num w:numId="52" w16cid:durableId="1694380342">
-    <w:abstractNumId w:val="64"/>
-  </w:num>
-  <w:num w:numId="53" w16cid:durableId="191574157">
-    <w:abstractNumId w:val="14"/>
-  </w:num>
-  <w:num w:numId="54" w16cid:durableId="596593461">
-    <w:abstractNumId w:val="22"/>
-  </w:num>
-  <w:num w:numId="55" w16cid:durableId="1016537104">
-    <w:abstractNumId w:val="35"/>
-  </w:num>
-  <w:num w:numId="56" w16cid:durableId="1891841361">
-    <w:abstractNumId w:val="53"/>
-  </w:num>
-  <w:num w:numId="57" w16cid:durableId="638071837">
-    <w:abstractNumId w:val="7"/>
-  </w:num>
-  <w:num w:numId="58" w16cid:durableId="1619097120">
-    <w:abstractNumId w:val="69"/>
-  </w:num>
-  <w:num w:numId="59" w16cid:durableId="497843799">
-    <w:abstractNumId w:val="77"/>
-  </w:num>
-  <w:num w:numId="60" w16cid:durableId="178353195">
-    <w:abstractNumId w:val="20"/>
-  </w:num>
-  <w:num w:numId="61" w16cid:durableId="870847351">
-    <w:abstractNumId w:val="61"/>
-  </w:num>
-  <w:num w:numId="62" w16cid:durableId="362294161">
+  <w:num w:numId="64" w16cid:durableId="1394356798">
     <w:abstractNumId w:val="70"/>
   </w:num>
-  <w:num w:numId="63" w16cid:durableId="776367306">
-    <w:abstractNumId w:val="11"/>
-  </w:num>
-  <w:num w:numId="64" w16cid:durableId="1394356798">
-    <w:abstractNumId w:val="67"/>
-  </w:num>
   <w:num w:numId="65" w16cid:durableId="1678802275">
-    <w:abstractNumId w:val="63"/>
+    <w:abstractNumId w:val="66"/>
   </w:num>
   <w:num w:numId="66" w16cid:durableId="1758404534">
-    <w:abstractNumId w:val="42"/>
+    <w:abstractNumId w:val="43"/>
   </w:num>
   <w:num w:numId="67" w16cid:durableId="1058624521">
-    <w:abstractNumId w:val="56"/>
+    <w:abstractNumId w:val="57"/>
   </w:num>
   <w:num w:numId="68" w16cid:durableId="1100297559">
-    <w:abstractNumId w:val="18"/>
+    <w:abstractNumId w:val="19"/>
   </w:num>
   <w:num w:numId="69" w16cid:durableId="1741977105">
     <w:abstractNumId w:val="2"/>
   </w:num>
   <w:num w:numId="70" w16cid:durableId="1786996468">
-    <w:abstractNumId w:val="49"/>
+    <w:abstractNumId w:val="50"/>
   </w:num>
   <w:num w:numId="71" w16cid:durableId="1329794356">
-    <w:abstractNumId w:val="65"/>
+    <w:abstractNumId w:val="68"/>
   </w:num>
   <w:num w:numId="72" w16cid:durableId="302931424">
+    <w:abstractNumId w:val="48"/>
+  </w:num>
+  <w:num w:numId="73" w16cid:durableId="1844468631">
+    <w:abstractNumId w:val="30"/>
+  </w:num>
+  <w:num w:numId="74" w16cid:durableId="1994675757">
+    <w:abstractNumId w:val="10"/>
+  </w:num>
+  <w:num w:numId="75" w16cid:durableId="561673372">
     <w:abstractNumId w:val="47"/>
   </w:num>
-  <w:num w:numId="73" w16cid:durableId="1844468631">
-    <w:abstractNumId w:val="29"/>
-  </w:num>
-  <w:num w:numId="74" w16cid:durableId="1994675757">
-    <w:abstractNumId w:val="9"/>
-  </w:num>
-  <w:num w:numId="75" w16cid:durableId="561673372">
-    <w:abstractNumId w:val="46"/>
-  </w:num>
   <w:num w:numId="76" w16cid:durableId="1462768234">
-    <w:abstractNumId w:val="71"/>
+    <w:abstractNumId w:val="74"/>
   </w:num>
   <w:num w:numId="77" w16cid:durableId="24332542">
-    <w:abstractNumId w:val="48"/>
+    <w:abstractNumId w:val="49"/>
   </w:num>
   <w:num w:numId="78" w16cid:durableId="821192668">
     <w:abstractNumId w:val="0"/>
   </w:num>
   <w:num w:numId="79" w16cid:durableId="263732538">
-    <w:abstractNumId w:val="37"/>
+    <w:abstractNumId w:val="38"/>
   </w:num>
   <w:num w:numId="80" w16cid:durableId="593051676">
-    <w:abstractNumId w:val="8"/>
+    <w:abstractNumId w:val="9"/>
+  </w:num>
+  <w:num w:numId="81" w16cid:durableId="655837665">
+    <w:abstractNumId w:val="63"/>
+  </w:num>
+  <w:num w:numId="82" w16cid:durableId="8456252">
+    <w:abstractNumId w:val="75"/>
+  </w:num>
+  <w:num w:numId="83" w16cid:durableId="913666641">
+    <w:abstractNumId w:val="7"/>
+  </w:num>
+  <w:num w:numId="84" w16cid:durableId="283930779">
+    <w:abstractNumId w:val="58"/>
+  </w:num>
+  <w:num w:numId="85" w16cid:durableId="895554658">
+    <w:abstractNumId w:val="82"/>
   </w:num>
 </w:numbering>
 </file>
@@ -14565,7 +16686,6 @@
   <w:style w:type="character" w:default="1" w:styleId="a0">
     <w:name w:val="Default Paragraph Font"/>
     <w:uiPriority w:val="1"/>
-    <w:semiHidden/>
     <w:unhideWhenUsed/>
   </w:style>
   <w:style w:type="table" w:default="1" w:styleId="a1">
